--- a/src/main/resources/templates/Vinfast/de-xuat-cap-bao-lanh-vinfast.docx
+++ b/src/main/resources/templates/Vinfast/de-xuat-cap-bao-lanh-vinfast.docx
@@ -208,6 +208,14 @@
           <w:szCs w:val="26"/>
         </w:rPr>
         <w:t xml:space="preserve">Tên khách hàng: CTY CP TM XNK HUY TIẾN </w:t>
+      </w:r>
+      <w:r>
+        <w:rPr>
+          <w:rFonts w:ascii="Times New Roman" w:hAnsi="Times New Roman" w:cs="Times New Roman"/>
+          <w:sz w:val="26"/>
+          <w:szCs w:val="26"/>
+        </w:rPr>
+        <w:t>DŨNG</w:t>
       </w:r>
     </w:p>
     <w:p>
@@ -308,7 +316,23 @@
           <w:sz w:val="26"/>
           <w:szCs w:val="26"/>
         </w:rPr>
-        <w:t>Hợp đồng tín dụng hạn mức: 01/2025/10987477/HĐTD, ngày 09/05/2025 (gọi tắt: Hợp đồng tín dụng hạn mức).</w:t>
+        <w:t>Hợp đồng tín dụng hạn mức</w:t>
+      </w:r>
+      <w:r>
+        <w:rPr>
+          <w:rFonts w:ascii="Times New Roman" w:hAnsi="Times New Roman" w:cs="Times New Roman"/>
+          <w:sz w:val="26"/>
+          <w:szCs w:val="26"/>
+        </w:rPr>
+        <w:t xml:space="preserve"> số:</w:t>
+      </w:r>
+      <w:r>
+        <w:rPr>
+          <w:rFonts w:ascii="Times New Roman" w:hAnsi="Times New Roman" w:cs="Times New Roman"/>
+          <w:sz w:val="26"/>
+          <w:szCs w:val="26"/>
+        </w:rPr>
+        <w:t xml:space="preserve"> 01/2025/10987477/HĐTD, ngày 09/05/2025 (gọi tắt: Hợp đồng tín dụng hạn mức).</w:t>
       </w:r>
     </w:p>
     <w:p>
@@ -332,7 +356,23 @@
           <w:sz w:val="26"/>
           <w:szCs w:val="26"/>
         </w:rPr>
-        <w:t>Thời hạn hợp đồng: Từ ngày 09/05/2025 đến hết ngày 09/05/2026.</w:t>
+        <w:t>Thời hạn hợp đồng</w:t>
+      </w:r>
+      <w:r>
+        <w:rPr>
+          <w:rFonts w:ascii="Times New Roman" w:hAnsi="Times New Roman" w:cs="Times New Roman"/>
+          <w:sz w:val="26"/>
+          <w:szCs w:val="26"/>
+        </w:rPr>
+        <w:t xml:space="preserve"> tín dụng hạn mức</w:t>
+      </w:r>
+      <w:r>
+        <w:rPr>
+          <w:rFonts w:ascii="Times New Roman" w:hAnsi="Times New Roman" w:cs="Times New Roman"/>
+          <w:sz w:val="26"/>
+          <w:szCs w:val="26"/>
+        </w:rPr>
+        <w:t>: Từ ngày 09/05/2025 đến hết ngày 09/05/2026.</w:t>
       </w:r>
     </w:p>
     <w:p>
@@ -361,14 +401,6 @@
     </w:p>
     <w:p>
       <w:pPr>
-        <w:pStyle w:val="ListParagraph"/>
-        <w:numPr>
-          <w:ilvl w:val="0"/>
-          <w:numId w:val="14"/>
-        </w:numPr>
-        <w:tabs>
-          <w:tab w:val="num" w:pos="720"/>
-        </w:tabs>
         <w:spacing w:line="240" w:lineRule="auto"/>
         <w:jc w:val="both"/>
         <w:rPr>
@@ -383,7 +415,7 @@
           <w:sz w:val="26"/>
           <w:szCs w:val="26"/>
         </w:rPr>
-        <w:t xml:space="preserve">Đối với nhu cầu vốn lưu động kinh doanh xe ô tô từ HTC-VN </w:t>
+        <w:t xml:space="preserve">(1) Đối với nhu cầu vốn lưu động kinh doanh xe ô tô từ HTC-VN </w:t>
       </w:r>
     </w:p>
     <w:p>
@@ -392,6 +424,7 @@
           <w:tab w:val="num" w:pos="720"/>
         </w:tabs>
         <w:spacing w:line="240" w:lineRule="auto"/>
+        <w:ind w:hanging="180"/>
         <w:jc w:val="both"/>
         <w:rPr>
           <w:rFonts w:ascii="Times New Roman" w:hAnsi="Times New Roman" w:cs="Times New Roman"/>
@@ -399,6 +432,14 @@
           <w:szCs w:val="26"/>
         </w:rPr>
       </w:pPr>
+      <w:r>
+        <w:rPr>
+          <w:rFonts w:ascii="Segoe UI Symbol" w:hAnsi="Segoe UI Symbol" w:cs="Segoe UI Symbol"/>
+          <w:sz w:val="26"/>
+          <w:szCs w:val="26"/>
+        </w:rPr>
+        <w:t xml:space="preserve">        </w:t>
+      </w:r>
       <w:r>
         <w:rPr>
           <w:rFonts w:ascii="Segoe UI Symbol" w:hAnsi="Segoe UI Symbol" w:cs="Segoe UI Symbol"/>
@@ -424,6 +465,7 @@
           <w:numId w:val="31"/>
         </w:numPr>
         <w:spacing w:line="240" w:lineRule="auto"/>
+        <w:ind w:hanging="270"/>
         <w:jc w:val="both"/>
         <w:rPr>
           <w:rFonts w:ascii="Times New Roman" w:hAnsi="Times New Roman" w:cs="Times New Roman"/>
@@ -448,6 +490,7 @@
           <w:numId w:val="31"/>
         </w:numPr>
         <w:spacing w:line="240" w:lineRule="auto"/>
+        <w:ind w:hanging="270"/>
         <w:jc w:val="both"/>
         <w:rPr>
           <w:rFonts w:ascii="Times New Roman" w:hAnsi="Times New Roman" w:cs="Times New Roman"/>
@@ -475,6 +518,7 @@
           <w:tab w:val="num" w:pos="720"/>
         </w:tabs>
         <w:spacing w:line="240" w:lineRule="auto"/>
+        <w:ind w:hanging="270"/>
         <w:jc w:val="both"/>
         <w:rPr>
           <w:rFonts w:ascii="Times New Roman" w:hAnsi="Times New Roman" w:cs="Times New Roman"/>
@@ -502,6 +546,7 @@
           <w:tab w:val="num" w:pos="720"/>
         </w:tabs>
         <w:spacing w:line="240" w:lineRule="auto"/>
+        <w:ind w:hanging="270"/>
         <w:jc w:val="both"/>
         <w:rPr>
           <w:rFonts w:ascii="Times New Roman" w:hAnsi="Times New Roman" w:cs="Times New Roman"/>
@@ -520,11 +565,6 @@
     </w:p>
     <w:p>
       <w:pPr>
-        <w:pStyle w:val="ListParagraph"/>
-        <w:numPr>
-          <w:ilvl w:val="0"/>
-          <w:numId w:val="14"/>
-        </w:numPr>
         <w:spacing w:line="240" w:lineRule="auto"/>
         <w:jc w:val="both"/>
         <w:rPr>
@@ -539,7 +579,7 @@
           <w:sz w:val="26"/>
           <w:szCs w:val="26"/>
         </w:rPr>
-        <w:t>Đối với nhu cầu vốn lưu động kinh doanh xe ô tô thương hiệu Vinfast:</w:t>
+        <w:t>(2) Đối với nhu cầu vốn lưu động kinh doanh xe ô tô thương hiệu Vinfast:</w:t>
       </w:r>
     </w:p>
     <w:p>
@@ -551,6 +591,14 @@
           <w:szCs w:val="26"/>
         </w:rPr>
       </w:pPr>
+      <w:r>
+        <w:rPr>
+          <w:rFonts w:ascii="Segoe UI Symbol" w:hAnsi="Segoe UI Symbol" w:cs="Segoe UI Symbol"/>
+          <w:sz w:val="26"/>
+          <w:szCs w:val="26"/>
+        </w:rPr>
+        <w:t xml:space="preserve">      </w:t>
+      </w:r>
       <w:r>
         <w:rPr>
           <w:rFonts w:ascii="Segoe UI Symbol" w:hAnsi="Segoe UI Symbol" w:cs="Segoe UI Symbol"/>
@@ -575,6 +623,7 @@
           <w:ilvl w:val="0"/>
           <w:numId w:val="34"/>
         </w:numPr>
+        <w:ind w:hanging="270"/>
         <w:jc w:val="both"/>
         <w:rPr>
           <w:rFonts w:ascii="Times New Roman" w:hAnsi="Times New Roman" w:cs="Times New Roman"/>
@@ -598,6 +647,7 @@
           <w:ilvl w:val="0"/>
           <w:numId w:val="34"/>
         </w:numPr>
+        <w:ind w:hanging="270"/>
         <w:jc w:val="both"/>
         <w:rPr>
           <w:rFonts w:ascii="Times New Roman" w:hAnsi="Times New Roman" w:cs="Times New Roman"/>
@@ -621,6 +671,7 @@
           <w:ilvl w:val="0"/>
           <w:numId w:val="35"/>
         </w:numPr>
+        <w:ind w:hanging="270"/>
         <w:jc w:val="both"/>
         <w:rPr>
           <w:rFonts w:ascii="Times New Roman" w:hAnsi="Times New Roman" w:cs="Times New Roman"/>
@@ -644,6 +695,7 @@
           <w:ilvl w:val="0"/>
           <w:numId w:val="35"/>
         </w:numPr>
+        <w:ind w:hanging="270"/>
         <w:jc w:val="both"/>
         <w:rPr>
           <w:rFonts w:ascii="Times New Roman" w:hAnsi="Times New Roman" w:cs="Times New Roman"/>
@@ -662,7 +714,7 @@
     </w:p>
     <w:p>
       <w:pPr>
-        <w:ind w:left="360"/>
+        <w:ind w:left="720" w:hanging="720"/>
         <w:jc w:val="both"/>
         <w:rPr>
           <w:rFonts w:ascii="Times New Roman" w:hAnsi="Times New Roman" w:cs="Times New Roman"/>
@@ -677,7 +729,31 @@
           <w:szCs w:val="26"/>
         </w:rPr>
         <w:lastRenderedPageBreak/>
-        <w:t xml:space="preserve">(3) Đối với nhu cầu vốn lưu động khác </w:t>
+        <w:t xml:space="preserve"> </w:t>
+      </w:r>
+      <w:r>
+        <w:rPr>
+          <w:rFonts w:ascii="Times New Roman" w:hAnsi="Times New Roman" w:cs="Times New Roman"/>
+          <w:sz w:val="26"/>
+          <w:szCs w:val="26"/>
+        </w:rPr>
+        <w:t>(3</w:t>
+      </w:r>
+      <w:r>
+        <w:rPr>
+          <w:rFonts w:ascii="Times New Roman" w:hAnsi="Times New Roman" w:cs="Times New Roman"/>
+          <w:sz w:val="26"/>
+          <w:szCs w:val="26"/>
+        </w:rPr>
+        <w:t xml:space="preserve">) </w:t>
+      </w:r>
+      <w:r>
+        <w:rPr>
+          <w:rFonts w:ascii="Times New Roman" w:hAnsi="Times New Roman" w:cs="Times New Roman"/>
+          <w:sz w:val="26"/>
+          <w:szCs w:val="26"/>
+        </w:rPr>
+        <w:t xml:space="preserve">Đối với nhu cầu vốn lưu động khác </w:t>
       </w:r>
       <w:r>
         <w:rPr>
@@ -698,7 +774,27 @@
           <w:sz w:val="26"/>
           <w:szCs w:val="26"/>
         </w:rPr>
-        <w:t>khác,…</w:t>
+        <w:t>khác</w:t>
+      </w:r>
+      <w:r>
+        <w:rPr>
+          <w:rFonts w:ascii="Times New Roman" w:hAnsi="Times New Roman" w:cs="Times New Roman"/>
+          <w:i/>
+          <w:iCs/>
+          <w:sz w:val="26"/>
+          <w:szCs w:val="26"/>
+        </w:rPr>
+        <w:t>,</w:t>
+      </w:r>
+      <w:r>
+        <w:rPr>
+          <w:rFonts w:ascii="Times New Roman" w:hAnsi="Times New Roman" w:cs="Times New Roman"/>
+          <w:i/>
+          <w:iCs/>
+          <w:sz w:val="26"/>
+          <w:szCs w:val="26"/>
+        </w:rPr>
+        <w:t>…</w:t>
       </w:r>
       <w:proofErr w:type="gramEnd"/>
       <w:r>
@@ -757,6 +853,7 @@
     </w:p>
     <w:p>
       <w:pPr>
+        <w:ind w:left="810" w:hanging="1080"/>
         <w:jc w:val="both"/>
         <w:rPr>
           <w:rFonts w:ascii="Times New Roman" w:hAnsi="Times New Roman" w:cs="Times New Roman"/>
@@ -778,7 +875,23 @@
           <w:sz w:val="26"/>
           <w:szCs w:val="26"/>
         </w:rPr>
-        <w:t>(4) Trong mọi trường hợp, tổng dư nợ được bảo đảm bằng bất động sản tại mọi thời điểm tối đa là 9 tỷ đồng.</w:t>
+        <w:t>(4)</w:t>
+      </w:r>
+      <w:r>
+        <w:rPr>
+          <w:rFonts w:ascii="Times New Roman" w:hAnsi="Times New Roman" w:cs="Times New Roman"/>
+          <w:sz w:val="26"/>
+          <w:szCs w:val="26"/>
+        </w:rPr>
+        <w:t xml:space="preserve"> </w:t>
+      </w:r>
+      <w:r>
+        <w:rPr>
+          <w:rFonts w:ascii="Times New Roman" w:hAnsi="Times New Roman" w:cs="Times New Roman"/>
+          <w:sz w:val="26"/>
+          <w:szCs w:val="26"/>
+        </w:rPr>
+        <w:t>Trong mọi trường hợp, tổng dư nợ được bảo đảm bằng bất động sản tại mọi thời điểm tối đa là 9 tỷ đồng.</w:t>
       </w:r>
     </w:p>
     <w:p>
@@ -1260,11 +1373,6 @@
     </w:p>
     <w:p>
       <w:pPr>
-        <w:pStyle w:val="ListParagraph"/>
-        <w:numPr>
-          <w:ilvl w:val="1"/>
-          <w:numId w:val="17"/>
-        </w:numPr>
         <w:spacing w:line="240" w:lineRule="auto"/>
         <w:rPr>
           <w:rFonts w:ascii="Times New Roman" w:hAnsi="Times New Roman" w:cs="Times New Roman"/>
@@ -1272,6 +1380,14 @@
           <w:szCs w:val="26"/>
         </w:rPr>
       </w:pPr>
+      <w:r>
+        <w:rPr>
+          <w:rFonts w:ascii="Times New Roman" w:hAnsi="Times New Roman" w:cs="Times New Roman"/>
+          <w:sz w:val="26"/>
+          <w:szCs w:val="26"/>
+        </w:rPr>
+        <w:t xml:space="preserve">2.1 </w:t>
+      </w:r>
       <w:r>
         <w:rPr>
           <w:rFonts w:ascii="Times New Roman" w:hAnsi="Times New Roman" w:cs="Times New Roman"/>
@@ -1283,11 +1399,6 @@
     </w:p>
     <w:p>
       <w:pPr>
-        <w:pStyle w:val="ListParagraph"/>
-        <w:numPr>
-          <w:ilvl w:val="1"/>
-          <w:numId w:val="17"/>
-        </w:numPr>
         <w:spacing w:line="240" w:lineRule="auto"/>
         <w:rPr>
           <w:rFonts w:ascii="Times New Roman" w:hAnsi="Times New Roman" w:cs="Times New Roman"/>
@@ -1295,6 +1406,14 @@
           <w:szCs w:val="26"/>
         </w:rPr>
       </w:pPr>
+      <w:r>
+        <w:rPr>
+          <w:rFonts w:ascii="Times New Roman" w:hAnsi="Times New Roman" w:cs="Times New Roman"/>
+          <w:sz w:val="26"/>
+          <w:szCs w:val="26"/>
+        </w:rPr>
+        <w:t xml:space="preserve">2.2 </w:t>
+      </w:r>
       <w:r>
         <w:rPr>
           <w:rFonts w:ascii="Times New Roman" w:hAnsi="Times New Roman" w:cs="Times New Roman"/>
@@ -1306,11 +1425,6 @@
     </w:p>
     <w:p>
       <w:pPr>
-        <w:pStyle w:val="ListParagraph"/>
-        <w:numPr>
-          <w:ilvl w:val="1"/>
-          <w:numId w:val="17"/>
-        </w:numPr>
         <w:spacing w:line="240" w:lineRule="auto"/>
         <w:rPr>
           <w:rFonts w:ascii="Times New Roman" w:hAnsi="Times New Roman" w:cs="Times New Roman"/>
@@ -1318,6 +1432,14 @@
           <w:szCs w:val="26"/>
         </w:rPr>
       </w:pPr>
+      <w:r>
+        <w:rPr>
+          <w:rFonts w:ascii="Times New Roman" w:hAnsi="Times New Roman" w:cs="Times New Roman"/>
+          <w:sz w:val="26"/>
+          <w:szCs w:val="26"/>
+        </w:rPr>
+        <w:t xml:space="preserve">2.3 </w:t>
+      </w:r>
       <w:r>
         <w:rPr>
           <w:rFonts w:ascii="Times New Roman" w:hAnsi="Times New Roman" w:cs="Times New Roman"/>
@@ -1329,16 +1451,13 @@
     </w:p>
     <w:p>
       <w:pPr>
-        <w:pStyle w:val="ListParagraph"/>
-        <w:numPr>
-          <w:ilvl w:val="1"/>
-          <w:numId w:val="17"/>
-        </w:numPr>
-        <w:spacing w:line="240" w:lineRule="auto"/>
-        <w:rPr>
-          <w:rFonts w:ascii="Times New Roman" w:hAnsi="Times New Roman" w:cs="Times New Roman"/>
-          <w:sz w:val="26"/>
-          <w:szCs w:val="26"/>
+        <w:rPr>
+          <w:rFonts w:ascii="Times New Roman" w:hAnsi="Times New Roman" w:cs="Times New Roman"/>
+          <w:b/>
+          <w:bCs/>
+          <w:color w:val="0070C0"/>
+          <w:sz w:val="20"/>
+          <w:szCs w:val="20"/>
         </w:rPr>
       </w:pPr>
       <w:r>
@@ -1347,7 +1466,42 @@
           <w:sz w:val="26"/>
           <w:szCs w:val="26"/>
         </w:rPr>
-        <w:t>Tình hình giao dịch tại BIDV Đồng Tháp: Đến ngày 28/01/2026 như mục 1</w:t>
+        <w:t xml:space="preserve">2.4 </w:t>
+      </w:r>
+      <w:r>
+        <w:rPr>
+          <w:rFonts w:ascii="Times New Roman" w:hAnsi="Times New Roman" w:cs="Times New Roman"/>
+          <w:sz w:val="26"/>
+          <w:szCs w:val="26"/>
+        </w:rPr>
+        <w:t xml:space="preserve">Tình hình giao dịch tại BIDV Đồng Tháp: Đến ngày </w:t>
+      </w:r>
+      <w:r>
+        <w:rPr>
+          <w:rFonts w:ascii="Times New Roman" w:hAnsi="Times New Roman" w:cs="Times New Roman"/>
+          <w:i/>
+          <w:color w:val="0070C0"/>
+        </w:rPr>
+        <w:t>{{GUARANTEE_DATE}}</w:t>
+      </w:r>
+      <w:r>
+        <w:rPr>
+          <w:rFonts w:ascii="Times New Roman" w:hAnsi="Times New Roman" w:cs="Times New Roman"/>
+          <w:b/>
+          <w:bCs/>
+          <w:color w:val="0070C0"/>
+          <w:sz w:val="20"/>
+          <w:szCs w:val="20"/>
+        </w:rPr>
+        <w:t xml:space="preserve"> </w:t>
+      </w:r>
+      <w:r>
+        <w:rPr>
+          <w:rFonts w:ascii="Times New Roman" w:hAnsi="Times New Roman" w:cs="Times New Roman"/>
+          <w:sz w:val="26"/>
+          <w:szCs w:val="26"/>
+        </w:rPr>
+        <w:t>như mục 1</w:t>
       </w:r>
     </w:p>
     <w:p>
@@ -1918,6 +2072,7 @@
                 <w:sz w:val="26"/>
                 <w:szCs w:val="26"/>
               </w:rPr>
+              <w:lastRenderedPageBreak/>
               <w:t>Tài sản ngắn hạn:</w:t>
             </w:r>
           </w:p>
@@ -2080,7 +2235,6 @@
                 <w:sz w:val="26"/>
                 <w:szCs w:val="26"/>
               </w:rPr>
-              <w:lastRenderedPageBreak/>
               <w:t xml:space="preserve">- </w:t>
             </w:r>
             <w:r>
@@ -2754,8 +2908,8 @@
     <w:tbl>
       <w:tblPr>
         <w:tblStyle w:val="TableGrid"/>
-        <w:tblW w:w="0" w:type="auto"/>
-        <w:tblInd w:w="265" w:type="dxa"/>
+        <w:tblW w:w="10200" w:type="dxa"/>
+        <w:tblInd w:w="-275" w:type="dxa"/>
         <w:tblBorders>
           <w:top w:val="none" w:sz="0" w:space="0" w:color="auto"/>
           <w:left w:val="none" w:sz="0" w:space="0" w:color="auto"/>
@@ -2767,22 +2921,19 @@
         <w:tblLook w:val="04A0" w:firstRow="1" w:lastRow="0" w:firstColumn="1" w:lastColumn="0" w:noHBand="0" w:noVBand="1"/>
       </w:tblPr>
       <w:tblGrid>
-        <w:gridCol w:w="2700"/>
-        <w:gridCol w:w="6385"/>
+        <w:gridCol w:w="3411"/>
+        <w:gridCol w:w="6789"/>
       </w:tblGrid>
       <w:tr>
+        <w:trPr>
+          <w:trHeight w:val="619"/>
+        </w:trPr>
         <w:tc>
           <w:tcPr>
-            <w:tcW w:w="2700" w:type="dxa"/>
+            <w:tcW w:w="3411" w:type="dxa"/>
           </w:tcPr>
           <w:p>
             <w:pPr>
-              <w:pStyle w:val="ListParagraph"/>
-              <w:numPr>
-                <w:ilvl w:val="0"/>
-                <w:numId w:val="23"/>
-              </w:numPr>
-              <w:ind w:left="348"/>
               <w:rPr>
                 <w:rFonts w:ascii="Times New Roman" w:hAnsi="Times New Roman" w:cs="Times New Roman"/>
                 <w:b/>
@@ -2791,6 +2942,14 @@
                 <w:szCs w:val="26"/>
               </w:rPr>
             </w:pPr>
+            <w:r>
+              <w:rPr>
+                <w:rFonts w:ascii="Times New Roman" w:hAnsi="Times New Roman" w:cs="Times New Roman"/>
+                <w:sz w:val="26"/>
+                <w:szCs w:val="26"/>
+              </w:rPr>
+              <w:t xml:space="preserve">- </w:t>
+            </w:r>
             <w:r>
               <w:rPr>
                 <w:rFonts w:ascii="Times New Roman" w:hAnsi="Times New Roman" w:cs="Times New Roman"/>
@@ -2803,7 +2962,7 @@
         </w:tc>
         <w:tc>
           <w:tcPr>
-            <w:tcW w:w="6385" w:type="dxa"/>
+            <w:tcW w:w="6789" w:type="dxa"/>
           </w:tcPr>
           <w:p>
             <w:pPr>
@@ -2845,12 +3004,16 @@
         </w:tc>
       </w:tr>
       <w:tr>
+        <w:trPr>
+          <w:trHeight w:val="916"/>
+        </w:trPr>
         <w:tc>
           <w:tcPr>
-            <w:tcW w:w="2700" w:type="dxa"/>
+            <w:tcW w:w="3411" w:type="dxa"/>
           </w:tcPr>
           <w:p>
             <w:pPr>
+              <w:ind w:left="255" w:hanging="360"/>
               <w:rPr>
                 <w:rFonts w:ascii="Times New Roman" w:hAnsi="Times New Roman" w:cs="Times New Roman"/>
                 <w:sz w:val="26"/>
@@ -2863,7 +3026,7 @@
                 <w:sz w:val="26"/>
                 <w:szCs w:val="26"/>
               </w:rPr>
-              <w:t xml:space="preserve">-    </w:t>
+              <w:t xml:space="preserve"> - </w:t>
             </w:r>
             <w:r>
               <w:rPr>
@@ -2877,7 +3040,7 @@
         </w:tc>
         <w:tc>
           <w:tcPr>
-            <w:tcW w:w="6385" w:type="dxa"/>
+            <w:tcW w:w="6789" w:type="dxa"/>
           </w:tcPr>
           <w:p>
             <w:pPr>
@@ -2963,11 +3126,6 @@
     </w:tbl>
     <w:p>
       <w:pPr>
-        <w:pStyle w:val="ListParagraph"/>
-        <w:numPr>
-          <w:ilvl w:val="0"/>
-          <w:numId w:val="23"/>
-        </w:numPr>
         <w:spacing w:line="240" w:lineRule="auto"/>
         <w:rPr>
           <w:rFonts w:ascii="Times New Roman" w:hAnsi="Times New Roman" w:cs="Times New Roman"/>
@@ -2988,21 +3146,26 @@
       <w:tblPr>
         <w:tblStyle w:val="TableGrid"/>
         <w:tblW w:w="0" w:type="auto"/>
-        <w:tblInd w:w="720" w:type="dxa"/>
+        <w:tblInd w:w="-275" w:type="dxa"/>
         <w:tblLook w:val="04A0" w:firstRow="1" w:lastRow="0" w:firstColumn="1" w:lastColumn="0" w:noHBand="0" w:noVBand="1"/>
       </w:tblPr>
       <w:tblGrid>
+        <w:gridCol w:w="995"/>
         <w:gridCol w:w="445"/>
         <w:gridCol w:w="1715"/>
         <w:gridCol w:w="355"/>
-        <w:gridCol w:w="1822"/>
+        <w:gridCol w:w="540"/>
+        <w:gridCol w:w="1282"/>
         <w:gridCol w:w="608"/>
         <w:gridCol w:w="1577"/>
         <w:gridCol w:w="583"/>
-        <w:gridCol w:w="1575"/>
+        <w:gridCol w:w="1525"/>
+        <w:gridCol w:w="50"/>
       </w:tblGrid>
       <w:tr>
         <w:trPr>
+          <w:gridBefore w:val="1"/>
+          <w:wBefore w:w="995" w:type="dxa"/>
           <w:trHeight w:val="377"/>
         </w:trPr>
         <w:tc>
@@ -3074,6 +3237,7 @@
         <w:tc>
           <w:tcPr>
             <w:tcW w:w="1822" w:type="dxa"/>
+            <w:gridSpan w:val="2"/>
             <w:tcBorders>
               <w:top w:val="nil"/>
               <w:left w:val="single" w:sz="4" w:space="0" w:color="auto"/>
@@ -3178,6 +3342,7 @@
         <w:tc>
           <w:tcPr>
             <w:tcW w:w="1575" w:type="dxa"/>
+            <w:gridSpan w:val="2"/>
             <w:tcBorders>
               <w:top w:val="nil"/>
               <w:left w:val="single" w:sz="4" w:space="0" w:color="auto"/>
@@ -3205,23 +3370,682 @@
           </w:p>
         </w:tc>
       </w:tr>
+      <w:tr>
+        <w:trPr>
+          <w:gridAfter w:val="1"/>
+          <w:wAfter w:w="50" w:type="dxa"/>
+        </w:trPr>
+        <w:tc>
+          <w:tcPr>
+            <w:tcW w:w="4050" w:type="dxa"/>
+            <w:gridSpan w:val="5"/>
+          </w:tcPr>
+          <w:p>
+            <w:pPr>
+              <w:rPr>
+                <w:rFonts w:ascii="Times New Roman" w:hAnsi="Times New Roman" w:cs="Times New Roman"/>
+                <w:sz w:val="26"/>
+                <w:szCs w:val="26"/>
+              </w:rPr>
+            </w:pPr>
+            <w:r>
+              <w:rPr>
+                <w:rFonts w:ascii="Times New Roman" w:hAnsi="Times New Roman" w:cs="Times New Roman"/>
+                <w:sz w:val="26"/>
+                <w:szCs w:val="26"/>
+              </w:rPr>
+              <w:t xml:space="preserve">- </w:t>
+            </w:r>
+            <w:r>
+              <w:rPr>
+                <w:rFonts w:ascii="Times New Roman" w:hAnsi="Times New Roman" w:cs="Times New Roman"/>
+                <w:sz w:val="26"/>
+                <w:szCs w:val="26"/>
+              </w:rPr>
+              <w:t>Mục đích:</w:t>
+            </w:r>
+          </w:p>
+        </w:tc>
+        <w:tc>
+          <w:tcPr>
+            <w:tcW w:w="5575" w:type="dxa"/>
+            <w:gridSpan w:val="5"/>
+          </w:tcPr>
+          <w:p>
+            <w:pPr>
+              <w:jc w:val="both"/>
+              <w:rPr>
+                <w:rFonts w:ascii="Times New Roman" w:hAnsi="Times New Roman" w:cs="Times New Roman"/>
+                <w:sz w:val="26"/>
+                <w:szCs w:val="26"/>
+              </w:rPr>
+            </w:pPr>
+            <w:r>
+              <w:rPr>
+                <w:rFonts w:ascii="Times New Roman" w:hAnsi="Times New Roman" w:cs="Times New Roman"/>
+                <w:sz w:val="26"/>
+                <w:szCs w:val="26"/>
+              </w:rPr>
+              <w:t xml:space="preserve">Bảo lãnh thanh toán 75% giá trị hợp đồng theo Hợp đồng đại lý phân phối xe điện Vinfast số VFT-OT-20250105 ngày 10/03/2025 giữa VINFAST và Bên được bảo lãnh, kèm Danh sách đơn hàng đề nghị BIDV Đồng Tháp bảo lãnh ngày </w:t>
+            </w:r>
+            <w:r>
+              <w:rPr>
+                <w:rFonts w:ascii="Times New Roman" w:hAnsi="Times New Roman" w:cs="Times New Roman"/>
+                <w:i/>
+                <w:color w:val="0070C0"/>
+              </w:rPr>
+              <w:t>{{GUARANTEE_DATE}}</w:t>
+            </w:r>
+          </w:p>
+        </w:tc>
+      </w:tr>
+      <w:tr>
+        <w:trPr>
+          <w:gridAfter w:val="1"/>
+          <w:wAfter w:w="50" w:type="dxa"/>
+        </w:trPr>
+        <w:tc>
+          <w:tcPr>
+            <w:tcW w:w="4050" w:type="dxa"/>
+            <w:gridSpan w:val="5"/>
+          </w:tcPr>
+          <w:p>
+            <w:pPr>
+              <w:rPr>
+                <w:rFonts w:ascii="Times New Roman" w:hAnsi="Times New Roman" w:cs="Times New Roman"/>
+                <w:sz w:val="26"/>
+                <w:szCs w:val="26"/>
+              </w:rPr>
+            </w:pPr>
+            <w:r>
+              <w:rPr>
+                <w:rFonts w:ascii="Times New Roman" w:hAnsi="Times New Roman" w:cs="Times New Roman"/>
+                <w:sz w:val="26"/>
+                <w:szCs w:val="26"/>
+              </w:rPr>
+              <w:t xml:space="preserve">- </w:t>
+            </w:r>
+            <w:r>
+              <w:rPr>
+                <w:rFonts w:ascii="Times New Roman" w:hAnsi="Times New Roman" w:cs="Times New Roman"/>
+                <w:sz w:val="26"/>
+                <w:szCs w:val="26"/>
+              </w:rPr>
+              <w:t>Đơn vị nhận bảo lãnh:</w:t>
+            </w:r>
+          </w:p>
+        </w:tc>
+        <w:tc>
+          <w:tcPr>
+            <w:tcW w:w="5575" w:type="dxa"/>
+            <w:gridSpan w:val="5"/>
+          </w:tcPr>
+          <w:p>
+            <w:pPr>
+              <w:jc w:val="both"/>
+              <w:rPr>
+                <w:rFonts w:ascii="Times New Roman" w:hAnsi="Times New Roman" w:cs="Times New Roman"/>
+                <w:sz w:val="26"/>
+                <w:szCs w:val="26"/>
+              </w:rPr>
+            </w:pPr>
+            <w:r>
+              <w:rPr>
+                <w:rFonts w:ascii="Times New Roman" w:hAnsi="Times New Roman" w:cs="Times New Roman"/>
+                <w:sz w:val="26"/>
+                <w:szCs w:val="26"/>
+              </w:rPr>
+              <w:t>Công ty TNHH Kinh doanh Thương mại và Dịch vụ Vinfast</w:t>
+            </w:r>
+          </w:p>
+        </w:tc>
+      </w:tr>
+      <w:tr>
+        <w:trPr>
+          <w:gridAfter w:val="1"/>
+          <w:wAfter w:w="50" w:type="dxa"/>
+        </w:trPr>
+        <w:tc>
+          <w:tcPr>
+            <w:tcW w:w="4050" w:type="dxa"/>
+            <w:gridSpan w:val="5"/>
+          </w:tcPr>
+          <w:p>
+            <w:pPr>
+              <w:rPr>
+                <w:rFonts w:ascii="Times New Roman" w:hAnsi="Times New Roman" w:cs="Times New Roman"/>
+                <w:sz w:val="26"/>
+                <w:szCs w:val="26"/>
+              </w:rPr>
+            </w:pPr>
+            <w:r>
+              <w:rPr>
+                <w:rFonts w:ascii="Times New Roman" w:hAnsi="Times New Roman" w:cs="Times New Roman"/>
+                <w:sz w:val="26"/>
+                <w:szCs w:val="26"/>
+              </w:rPr>
+              <w:t xml:space="preserve">- </w:t>
+            </w:r>
+            <w:r>
+              <w:rPr>
+                <w:rFonts w:ascii="Times New Roman" w:hAnsi="Times New Roman" w:cs="Times New Roman"/>
+                <w:sz w:val="26"/>
+                <w:szCs w:val="26"/>
+              </w:rPr>
+              <w:t>Địa chỉ</w:t>
+            </w:r>
+          </w:p>
+        </w:tc>
+        <w:tc>
+          <w:tcPr>
+            <w:tcW w:w="5575" w:type="dxa"/>
+            <w:gridSpan w:val="5"/>
+          </w:tcPr>
+          <w:p>
+            <w:pPr>
+              <w:jc w:val="both"/>
+              <w:rPr>
+                <w:rFonts w:ascii="Times New Roman" w:hAnsi="Times New Roman" w:cs="Times New Roman"/>
+                <w:sz w:val="26"/>
+                <w:szCs w:val="26"/>
+              </w:rPr>
+            </w:pPr>
+            <w:r>
+              <w:rPr>
+                <w:rFonts w:ascii="Times New Roman" w:hAnsi="Times New Roman" w:cs="Times New Roman"/>
+                <w:sz w:val="26"/>
+                <w:szCs w:val="26"/>
+              </w:rPr>
+              <w:t xml:space="preserve"> Số 7, Đường Bằng Lăng 1, Khu đô thị Vinhomes Riverside, Phường Việt Hưng, TP. Hà Nội, Việt Nam</w:t>
+            </w:r>
+          </w:p>
+        </w:tc>
+      </w:tr>
+      <w:tr>
+        <w:trPr>
+          <w:gridAfter w:val="1"/>
+          <w:wAfter w:w="50" w:type="dxa"/>
+        </w:trPr>
+        <w:tc>
+          <w:tcPr>
+            <w:tcW w:w="4050" w:type="dxa"/>
+            <w:gridSpan w:val="5"/>
+          </w:tcPr>
+          <w:p>
+            <w:pPr>
+              <w:rPr>
+                <w:rFonts w:ascii="Times New Roman" w:hAnsi="Times New Roman" w:cs="Times New Roman"/>
+                <w:sz w:val="26"/>
+                <w:szCs w:val="26"/>
+              </w:rPr>
+            </w:pPr>
+            <w:r>
+              <w:rPr>
+                <w:rFonts w:ascii="Times New Roman" w:hAnsi="Times New Roman" w:cs="Times New Roman"/>
+                <w:sz w:val="26"/>
+                <w:szCs w:val="26"/>
+              </w:rPr>
+              <w:lastRenderedPageBreak/>
+              <w:t xml:space="preserve">- </w:t>
+            </w:r>
+            <w:r>
+              <w:rPr>
+                <w:rFonts w:ascii="Times New Roman" w:hAnsi="Times New Roman" w:cs="Times New Roman"/>
+                <w:sz w:val="26"/>
+                <w:szCs w:val="26"/>
+              </w:rPr>
+              <w:t>Phí bảo lãnh:</w:t>
+            </w:r>
+          </w:p>
+        </w:tc>
+        <w:tc>
+          <w:tcPr>
+            <w:tcW w:w="5575" w:type="dxa"/>
+            <w:gridSpan w:val="5"/>
+          </w:tcPr>
+          <w:p>
+            <w:pPr>
+              <w:jc w:val="both"/>
+              <w:rPr>
+                <w:rFonts w:ascii="Times New Roman" w:hAnsi="Times New Roman" w:cs="Times New Roman"/>
+                <w:sz w:val="26"/>
+                <w:szCs w:val="26"/>
+              </w:rPr>
+            </w:pPr>
+            <w:r>
+              <w:rPr>
+                <w:rFonts w:ascii="Times New Roman" w:hAnsi="Times New Roman" w:cs="Times New Roman"/>
+                <w:sz w:val="26"/>
+                <w:szCs w:val="26"/>
+              </w:rPr>
+              <w:t>2,0%/năm</w:t>
+            </w:r>
+          </w:p>
+        </w:tc>
+      </w:tr>
+      <w:tr>
+        <w:trPr>
+          <w:gridAfter w:val="1"/>
+          <w:wAfter w:w="50" w:type="dxa"/>
+        </w:trPr>
+        <w:tc>
+          <w:tcPr>
+            <w:tcW w:w="4050" w:type="dxa"/>
+            <w:gridSpan w:val="5"/>
+          </w:tcPr>
+          <w:p>
+            <w:pPr>
+              <w:rPr>
+                <w:rFonts w:ascii="Times New Roman" w:hAnsi="Times New Roman" w:cs="Times New Roman"/>
+                <w:sz w:val="26"/>
+                <w:szCs w:val="26"/>
+              </w:rPr>
+            </w:pPr>
+            <w:r>
+              <w:rPr>
+                <w:rFonts w:ascii="Times New Roman" w:hAnsi="Times New Roman" w:cs="Times New Roman"/>
+                <w:sz w:val="26"/>
+                <w:szCs w:val="26"/>
+              </w:rPr>
+              <w:t xml:space="preserve">- </w:t>
+            </w:r>
+            <w:r>
+              <w:rPr>
+                <w:rFonts w:ascii="Times New Roman" w:hAnsi="Times New Roman" w:cs="Times New Roman"/>
+                <w:sz w:val="26"/>
+                <w:szCs w:val="26"/>
+              </w:rPr>
+              <w:t>Thời hạn bảo lãnh:</w:t>
+            </w:r>
+          </w:p>
+        </w:tc>
+        <w:tc>
+          <w:tcPr>
+            <w:tcW w:w="5575" w:type="dxa"/>
+            <w:gridSpan w:val="5"/>
+          </w:tcPr>
+          <w:p>
+            <w:pPr>
+              <w:jc w:val="both"/>
+              <w:rPr>
+                <w:rFonts w:ascii="Times New Roman" w:hAnsi="Times New Roman" w:cs="Times New Roman"/>
+                <w:sz w:val="26"/>
+                <w:szCs w:val="26"/>
+              </w:rPr>
+            </w:pPr>
+            <w:r>
+              <w:rPr>
+                <w:rFonts w:ascii="Times New Roman" w:hAnsi="Times New Roman" w:cs="Times New Roman"/>
+                <w:sz w:val="26"/>
+                <w:szCs w:val="26"/>
+              </w:rPr>
+              <w:t xml:space="preserve"> 03 ngày kể từ ngày Bên bảo lãnh nhận được Bộ hồ sơ xe trọng yếu từ Vinfast.</w:t>
+            </w:r>
+          </w:p>
+        </w:tc>
+      </w:tr>
+      <w:tr>
+        <w:trPr>
+          <w:gridAfter w:val="1"/>
+          <w:wAfter w:w="50" w:type="dxa"/>
+        </w:trPr>
+        <w:tc>
+          <w:tcPr>
+            <w:tcW w:w="4050" w:type="dxa"/>
+            <w:gridSpan w:val="5"/>
+          </w:tcPr>
+          <w:p>
+            <w:pPr>
+              <w:rPr>
+                <w:rFonts w:ascii="Times New Roman" w:hAnsi="Times New Roman" w:cs="Times New Roman"/>
+                <w:sz w:val="26"/>
+                <w:szCs w:val="26"/>
+              </w:rPr>
+            </w:pPr>
+            <w:r>
+              <w:rPr>
+                <w:rFonts w:ascii="Times New Roman" w:hAnsi="Times New Roman" w:cs="Times New Roman"/>
+                <w:sz w:val="26"/>
+                <w:szCs w:val="26"/>
+              </w:rPr>
+              <w:t xml:space="preserve">- </w:t>
+            </w:r>
+            <w:r>
+              <w:rPr>
+                <w:rFonts w:ascii="Times New Roman" w:hAnsi="Times New Roman" w:cs="Times New Roman"/>
+                <w:sz w:val="26"/>
+                <w:szCs w:val="26"/>
+              </w:rPr>
+              <w:t>Thời hạn hiệu lực bảo lãnh:</w:t>
+            </w:r>
+          </w:p>
+        </w:tc>
+        <w:tc>
+          <w:tcPr>
+            <w:tcW w:w="5575" w:type="dxa"/>
+            <w:gridSpan w:val="5"/>
+          </w:tcPr>
+          <w:p>
+            <w:pPr>
+              <w:jc w:val="both"/>
+              <w:rPr>
+                <w:rFonts w:ascii="Times New Roman" w:hAnsi="Times New Roman" w:cs="Times New Roman"/>
+                <w:sz w:val="26"/>
+                <w:szCs w:val="26"/>
+              </w:rPr>
+            </w:pPr>
+            <w:r>
+              <w:rPr>
+                <w:rFonts w:ascii="Times New Roman" w:hAnsi="Times New Roman" w:cs="Times New Roman"/>
+                <w:sz w:val="26"/>
+                <w:szCs w:val="26"/>
+              </w:rPr>
+              <w:t>Có hiệu lực từ ngày phát hành thư bảo lãnh, thời hạn 29 ngày kể từ thời điểm có hiệu lực</w:t>
+            </w:r>
+            <w:r>
+              <w:rPr>
+                <w:rFonts w:ascii="Times New Roman" w:hAnsi="Times New Roman" w:cs="Times New Roman"/>
+                <w:sz w:val="26"/>
+                <w:szCs w:val="26"/>
+              </w:rPr>
+              <w:t xml:space="preserve"> nêu trên</w:t>
+            </w:r>
+          </w:p>
+        </w:tc>
+      </w:tr>
+      <w:tr>
+        <w:trPr>
+          <w:gridAfter w:val="1"/>
+          <w:wAfter w:w="50" w:type="dxa"/>
+        </w:trPr>
+        <w:tc>
+          <w:tcPr>
+            <w:tcW w:w="4050" w:type="dxa"/>
+            <w:gridSpan w:val="5"/>
+          </w:tcPr>
+          <w:p>
+            <w:pPr>
+              <w:rPr>
+                <w:rFonts w:ascii="Times New Roman" w:hAnsi="Times New Roman" w:cs="Times New Roman"/>
+                <w:sz w:val="26"/>
+                <w:szCs w:val="26"/>
+              </w:rPr>
+            </w:pPr>
+            <w:r>
+              <w:rPr>
+                <w:rFonts w:ascii="Times New Roman" w:hAnsi="Times New Roman" w:cs="Times New Roman"/>
+                <w:sz w:val="26"/>
+                <w:szCs w:val="26"/>
+              </w:rPr>
+              <w:t xml:space="preserve">- </w:t>
+            </w:r>
+            <w:r>
+              <w:rPr>
+                <w:rFonts w:ascii="Times New Roman" w:hAnsi="Times New Roman" w:cs="Times New Roman"/>
+                <w:sz w:val="26"/>
+                <w:szCs w:val="26"/>
+              </w:rPr>
+              <w:t>Tài sản bảo đảm:</w:t>
+            </w:r>
+          </w:p>
+        </w:tc>
+        <w:tc>
+          <w:tcPr>
+            <w:tcW w:w="5575" w:type="dxa"/>
+            <w:gridSpan w:val="5"/>
+          </w:tcPr>
+          <w:p>
+            <w:pPr>
+              <w:jc w:val="both"/>
+              <w:rPr>
+                <w:rFonts w:ascii="Times New Roman" w:hAnsi="Times New Roman" w:cs="Times New Roman"/>
+                <w:sz w:val="26"/>
+                <w:szCs w:val="26"/>
+              </w:rPr>
+            </w:pPr>
+            <w:r>
+              <w:rPr>
+                <w:rFonts w:ascii="Times New Roman" w:hAnsi="Times New Roman" w:cs="Times New Roman"/>
+                <w:sz w:val="26"/>
+                <w:szCs w:val="26"/>
+              </w:rPr>
+              <w:t>TSBĐ là tài sản hình thành từ nguồn tài trợ của BIDV Đồng Tháp</w:t>
+            </w:r>
+            <w:r>
+              <w:rPr>
+                <w:rFonts w:ascii="Times New Roman" w:hAnsi="Times New Roman" w:cs="Times New Roman"/>
+                <w:sz w:val="26"/>
+                <w:szCs w:val="26"/>
+              </w:rPr>
+              <w:t xml:space="preserve"> là c</w:t>
+            </w:r>
+            <w:r>
+              <w:rPr>
+                <w:rFonts w:ascii="Times New Roman" w:hAnsi="Times New Roman" w:cs="Times New Roman"/>
+                <w:sz w:val="26"/>
+                <w:szCs w:val="26"/>
+              </w:rPr>
+              <w:t xml:space="preserve">ác xe ô tô mới 100% của Khách </w:t>
+            </w:r>
+            <w:r>
+              <w:rPr>
+                <w:rFonts w:ascii="Times New Roman" w:hAnsi="Times New Roman" w:cs="Times New Roman"/>
+                <w:sz w:val="26"/>
+                <w:szCs w:val="26"/>
+              </w:rPr>
+              <w:t>hàng</w:t>
+            </w:r>
+            <w:r>
+              <w:rPr>
+                <w:rFonts w:ascii="Times New Roman" w:hAnsi="Times New Roman" w:cs="Times New Roman"/>
+                <w:sz w:val="26"/>
+                <w:szCs w:val="26"/>
+              </w:rPr>
+              <w:t xml:space="preserve"> theo Hợp đồng thế chấp tài sản hình thành trong tương lai số 02/2025/10984777/HĐBĐ ngày 09/05/2025</w:t>
+            </w:r>
+            <w:r>
+              <w:rPr>
+                <w:rFonts w:ascii="Times New Roman" w:hAnsi="Times New Roman" w:cs="Times New Roman"/>
+                <w:sz w:val="26"/>
+                <w:szCs w:val="26"/>
+              </w:rPr>
+              <w:t>,</w:t>
+            </w:r>
+            <w:r>
+              <w:rPr>
+                <w:rFonts w:ascii="Times New Roman" w:hAnsi="Times New Roman" w:cs="Times New Roman"/>
+                <w:sz w:val="26"/>
+                <w:szCs w:val="26"/>
+              </w:rPr>
+              <w:t xml:space="preserve"> và</w:t>
+            </w:r>
+            <w:r>
+              <w:rPr>
+                <w:rFonts w:ascii="Times New Roman" w:hAnsi="Times New Roman" w:cs="Times New Roman"/>
+                <w:sz w:val="26"/>
+                <w:szCs w:val="26"/>
+              </w:rPr>
+              <w:t xml:space="preserve"> các</w:t>
+            </w:r>
+            <w:r>
+              <w:rPr>
+                <w:rFonts w:ascii="Times New Roman" w:hAnsi="Times New Roman" w:cs="Times New Roman"/>
+                <w:sz w:val="26"/>
+                <w:szCs w:val="26"/>
+              </w:rPr>
+              <w:t xml:space="preserve"> văn bản sửa đổi đính kèm</w:t>
+            </w:r>
+            <w:r>
+              <w:rPr>
+                <w:rFonts w:ascii="Times New Roman" w:hAnsi="Times New Roman" w:cs="Times New Roman"/>
+                <w:sz w:val="26"/>
+                <w:szCs w:val="26"/>
+              </w:rPr>
+              <w:t xml:space="preserve">. </w:t>
+            </w:r>
+            <w:r>
+              <w:rPr>
+                <w:rFonts w:ascii="Times New Roman" w:hAnsi="Times New Roman" w:cs="Times New Roman"/>
+                <w:sz w:val="26"/>
+                <w:szCs w:val="26"/>
+              </w:rPr>
+              <w:t>Hợp đồng đại lý phân phối xe điện Vinfast số VFT-OT-20250105 ngày 10/03/2025</w:t>
+            </w:r>
+            <w:r>
+              <w:rPr>
+                <w:rFonts w:ascii="Times New Roman" w:hAnsi="Times New Roman" w:cs="Times New Roman"/>
+                <w:sz w:val="26"/>
+                <w:szCs w:val="26"/>
+              </w:rPr>
+              <w:t xml:space="preserve">. </w:t>
+            </w:r>
+            <w:r>
+              <w:rPr>
+                <w:rFonts w:ascii="Times New Roman" w:hAnsi="Times New Roman" w:cs="Times New Roman"/>
+                <w:sz w:val="26"/>
+                <w:szCs w:val="26"/>
+              </w:rPr>
+              <w:t xml:space="preserve">Danh sách đơn hàng đề nghị bảo lãnh ngày </w:t>
+            </w:r>
+            <w:r>
+              <w:rPr>
+                <w:rFonts w:ascii="Times New Roman" w:hAnsi="Times New Roman" w:cs="Times New Roman"/>
+                <w:i/>
+                <w:color w:val="0070C0"/>
+              </w:rPr>
+              <w:t>{{GUARANTEE_DATE}}</w:t>
+            </w:r>
+            <w:r>
+              <w:rPr>
+                <w:rFonts w:ascii="Times New Roman" w:hAnsi="Times New Roman" w:cs="Times New Roman"/>
+                <w:sz w:val="26"/>
+                <w:szCs w:val="26"/>
+              </w:rPr>
+              <w:t>.</w:t>
+            </w:r>
+          </w:p>
+        </w:tc>
+      </w:tr>
+      <w:tr>
+        <w:trPr>
+          <w:gridAfter w:val="1"/>
+          <w:wAfter w:w="50" w:type="dxa"/>
+        </w:trPr>
+        <w:tc>
+          <w:tcPr>
+            <w:tcW w:w="4050" w:type="dxa"/>
+            <w:gridSpan w:val="5"/>
+          </w:tcPr>
+          <w:p>
+            <w:pPr>
+              <w:jc w:val="both"/>
+              <w:rPr>
+                <w:rFonts w:ascii="Times New Roman" w:hAnsi="Times New Roman" w:cs="Times New Roman"/>
+                <w:sz w:val="26"/>
+                <w:szCs w:val="26"/>
+              </w:rPr>
+            </w:pPr>
+            <w:r>
+              <w:rPr>
+                <w:rFonts w:ascii="Times New Roman" w:hAnsi="Times New Roman" w:cs="Times New Roman"/>
+                <w:sz w:val="26"/>
+                <w:szCs w:val="26"/>
+              </w:rPr>
+              <w:t xml:space="preserve">- </w:t>
+            </w:r>
+            <w:r>
+              <w:rPr>
+                <w:rFonts w:ascii="Times New Roman" w:hAnsi="Times New Roman" w:cs="Times New Roman"/>
+                <w:sz w:val="26"/>
+                <w:szCs w:val="26"/>
+              </w:rPr>
+              <w:t>Mẫu thư bảo lãnh:</w:t>
+            </w:r>
+          </w:p>
+        </w:tc>
+        <w:tc>
+          <w:tcPr>
+            <w:tcW w:w="5575" w:type="dxa"/>
+            <w:gridSpan w:val="5"/>
+          </w:tcPr>
+          <w:p>
+            <w:pPr>
+              <w:jc w:val="both"/>
+              <w:rPr>
+                <w:rFonts w:ascii="Times New Roman" w:hAnsi="Times New Roman" w:cs="Times New Roman"/>
+                <w:sz w:val="26"/>
+                <w:szCs w:val="26"/>
+              </w:rPr>
+            </w:pPr>
+            <w:r>
+              <w:rPr>
+                <w:rFonts w:ascii="Times New Roman" w:hAnsi="Times New Roman" w:cs="Times New Roman"/>
+                <w:sz w:val="26"/>
+                <w:szCs w:val="26"/>
+              </w:rPr>
+              <w:t>Theo mẫu của Vinfast</w:t>
+            </w:r>
+          </w:p>
+        </w:tc>
+      </w:tr>
     </w:tbl>
     <w:p>
       <w:pPr>
         <w:spacing w:line="240" w:lineRule="auto"/>
-        <w:ind w:left="720"/>
-        <w:rPr>
-          <w:rFonts w:ascii="Times New Roman" w:hAnsi="Times New Roman" w:cs="Times New Roman"/>
-          <w:sz w:val="26"/>
-          <w:szCs w:val="26"/>
-        </w:rPr>
-      </w:pPr>
+        <w:rPr>
+          <w:rFonts w:ascii="Times New Roman" w:hAnsi="Times New Roman" w:cs="Times New Roman"/>
+          <w:b/>
+          <w:bCs/>
+          <w:sz w:val="28"/>
+          <w:szCs w:val="28"/>
+        </w:rPr>
+      </w:pPr>
+    </w:p>
+    <w:p>
+      <w:pPr>
+        <w:spacing w:line="240" w:lineRule="auto"/>
+        <w:rPr>
+          <w:rFonts w:ascii="Times New Roman" w:hAnsi="Times New Roman" w:cs="Times New Roman"/>
+          <w:b/>
+          <w:bCs/>
+          <w:sz w:val="28"/>
+          <w:szCs w:val="28"/>
+        </w:rPr>
+      </w:pPr>
+      <w:r>
+        <w:rPr>
+          <w:rFonts w:ascii="Times New Roman" w:hAnsi="Times New Roman" w:cs="Times New Roman"/>
+          <w:b/>
+          <w:bCs/>
+          <w:sz w:val="28"/>
+          <w:szCs w:val="28"/>
+        </w:rPr>
+        <w:t>III. Ý KIẾN CỦA PHÒNG KHÁCH HÀNG DOANH NGHIỆP</w:t>
+      </w:r>
+    </w:p>
+    <w:p>
+      <w:pPr>
+        <w:spacing w:line="240" w:lineRule="auto"/>
+        <w:rPr>
+          <w:rFonts w:ascii="Times New Roman" w:hAnsi="Times New Roman" w:cs="Times New Roman"/>
+          <w:sz w:val="28"/>
+          <w:szCs w:val="28"/>
+        </w:rPr>
+      </w:pPr>
+      <w:r>
+        <w:rPr>
+          <w:rFonts w:ascii="Times New Roman" w:hAnsi="Times New Roman" w:cs="Times New Roman"/>
+          <w:sz w:val="28"/>
+          <w:szCs w:val="28"/>
+        </w:rPr>
+        <w:t>Phòng KHDN đồng ý và kính trình Ban lãnh đạo nội dung sau:</w:t>
+      </w:r>
     </w:p>
     <w:tbl>
       <w:tblPr>
         <w:tblStyle w:val="TableGrid"/>
-        <w:tblW w:w="0" w:type="auto"/>
-        <w:tblInd w:w="265" w:type="dxa"/>
+        <w:tblW w:w="9995" w:type="dxa"/>
+        <w:tblInd w:w="-455" w:type="dxa"/>
         <w:tblBorders>
           <w:top w:val="none" w:sz="0" w:space="0" w:color="auto"/>
           <w:left w:val="none" w:sz="0" w:space="0" w:color="auto"/>
@@ -3233,506 +4057,16 @@
         <w:tblLook w:val="04A0" w:firstRow="1" w:lastRow="0" w:firstColumn="1" w:lastColumn="0" w:noHBand="0" w:noVBand="1"/>
       </w:tblPr>
       <w:tblGrid>
-        <w:gridCol w:w="3510"/>
-        <w:gridCol w:w="5575"/>
-      </w:tblGrid>
-      <w:tr>
-        <w:tc>
-          <w:tcPr>
-            <w:tcW w:w="3510" w:type="dxa"/>
-          </w:tcPr>
-          <w:p>
-            <w:pPr>
-              <w:pStyle w:val="ListParagraph"/>
-              <w:numPr>
-                <w:ilvl w:val="0"/>
-                <w:numId w:val="25"/>
-              </w:numPr>
-              <w:ind w:hanging="736"/>
-              <w:jc w:val="both"/>
-              <w:rPr>
-                <w:rFonts w:ascii="Times New Roman" w:hAnsi="Times New Roman" w:cs="Times New Roman"/>
-                <w:sz w:val="26"/>
-                <w:szCs w:val="26"/>
-              </w:rPr>
-            </w:pPr>
-            <w:r>
-              <w:rPr>
-                <w:rFonts w:ascii="Times New Roman" w:hAnsi="Times New Roman" w:cs="Times New Roman"/>
-                <w:sz w:val="26"/>
-                <w:szCs w:val="26"/>
-              </w:rPr>
-              <w:t>Mục đích:</w:t>
-            </w:r>
-          </w:p>
-        </w:tc>
-        <w:tc>
-          <w:tcPr>
-            <w:tcW w:w="5575" w:type="dxa"/>
-          </w:tcPr>
-          <w:p>
-            <w:pPr>
-              <w:jc w:val="both"/>
-              <w:rPr>
-                <w:rFonts w:ascii="Times New Roman" w:hAnsi="Times New Roman" w:cs="Times New Roman"/>
-                <w:sz w:val="26"/>
-                <w:szCs w:val="26"/>
-              </w:rPr>
-            </w:pPr>
-            <w:r>
-              <w:rPr>
-                <w:rFonts w:ascii="Times New Roman" w:hAnsi="Times New Roman" w:cs="Times New Roman"/>
-                <w:sz w:val="26"/>
-                <w:szCs w:val="26"/>
-              </w:rPr>
-              <w:t>Bảo lãnh thanh toán 75% giá trị hợp đồng theo Hợp đồng đại lý phân phối xe điện Vinfast số VFT-OT-20250105 ngày 10/03/2025 giữa VINFAST và Bên được bảo lãnh, kèm Danh sách đơn hàng đề nghị BIDV Đồng Tháp bảo lãnh ngày 28/01/2026.</w:t>
-            </w:r>
-          </w:p>
-        </w:tc>
-      </w:tr>
-      <w:tr>
-        <w:tc>
-          <w:tcPr>
-            <w:tcW w:w="3510" w:type="dxa"/>
-          </w:tcPr>
-          <w:p>
-            <w:pPr>
-              <w:pStyle w:val="ListParagraph"/>
-              <w:numPr>
-                <w:ilvl w:val="0"/>
-                <w:numId w:val="25"/>
-              </w:numPr>
-              <w:ind w:hanging="736"/>
-              <w:jc w:val="both"/>
-              <w:rPr>
-                <w:rFonts w:ascii="Times New Roman" w:hAnsi="Times New Roman" w:cs="Times New Roman"/>
-                <w:sz w:val="26"/>
-                <w:szCs w:val="26"/>
-              </w:rPr>
-            </w:pPr>
-            <w:r>
-              <w:rPr>
-                <w:rFonts w:ascii="Times New Roman" w:hAnsi="Times New Roman" w:cs="Times New Roman"/>
-                <w:sz w:val="26"/>
-                <w:szCs w:val="26"/>
-              </w:rPr>
-              <w:t>Đơn vị nhận bảo lãnh:</w:t>
-            </w:r>
-          </w:p>
-        </w:tc>
-        <w:tc>
-          <w:tcPr>
-            <w:tcW w:w="5575" w:type="dxa"/>
-          </w:tcPr>
-          <w:p>
-            <w:pPr>
-              <w:jc w:val="both"/>
-              <w:rPr>
-                <w:rFonts w:ascii="Times New Roman" w:hAnsi="Times New Roman" w:cs="Times New Roman"/>
-                <w:sz w:val="26"/>
-                <w:szCs w:val="26"/>
-              </w:rPr>
-            </w:pPr>
-            <w:r>
-              <w:rPr>
-                <w:rFonts w:ascii="Times New Roman" w:hAnsi="Times New Roman" w:cs="Times New Roman"/>
-                <w:sz w:val="26"/>
-                <w:szCs w:val="26"/>
-              </w:rPr>
-              <w:t>Công ty TNHH Kinh doanh Thương mại và Dịch vụ Vinfast</w:t>
-            </w:r>
-          </w:p>
-        </w:tc>
-      </w:tr>
-      <w:tr>
-        <w:tc>
-          <w:tcPr>
-            <w:tcW w:w="3510" w:type="dxa"/>
-          </w:tcPr>
-          <w:p>
-            <w:pPr>
-              <w:pStyle w:val="ListParagraph"/>
-              <w:numPr>
-                <w:ilvl w:val="0"/>
-                <w:numId w:val="25"/>
-              </w:numPr>
-              <w:ind w:hanging="736"/>
-              <w:jc w:val="both"/>
-              <w:rPr>
-                <w:rFonts w:ascii="Times New Roman" w:hAnsi="Times New Roman" w:cs="Times New Roman"/>
-                <w:sz w:val="26"/>
-                <w:szCs w:val="26"/>
-              </w:rPr>
-            </w:pPr>
-            <w:r>
-              <w:rPr>
-                <w:rFonts w:ascii="Times New Roman" w:hAnsi="Times New Roman" w:cs="Times New Roman"/>
-                <w:sz w:val="26"/>
-                <w:szCs w:val="26"/>
-              </w:rPr>
-              <w:t>Địa chỉ</w:t>
-            </w:r>
-          </w:p>
-        </w:tc>
-        <w:tc>
-          <w:tcPr>
-            <w:tcW w:w="5575" w:type="dxa"/>
-          </w:tcPr>
-          <w:p>
-            <w:pPr>
-              <w:jc w:val="both"/>
-              <w:rPr>
-                <w:rFonts w:ascii="Times New Roman" w:hAnsi="Times New Roman" w:cs="Times New Roman"/>
-                <w:sz w:val="26"/>
-                <w:szCs w:val="26"/>
-              </w:rPr>
-            </w:pPr>
-            <w:r>
-              <w:rPr>
-                <w:rFonts w:ascii="Times New Roman" w:hAnsi="Times New Roman" w:cs="Times New Roman"/>
-                <w:sz w:val="26"/>
-                <w:szCs w:val="26"/>
-              </w:rPr>
-              <w:t xml:space="preserve"> Số 7, Đường Bằng Lăng 1, Khu đô thị Vinhomes Riverside, Phường Việt Hưng, TP. Hà Nội, Việt Nam</w:t>
-            </w:r>
-          </w:p>
-        </w:tc>
-      </w:tr>
-      <w:tr>
-        <w:tc>
-          <w:tcPr>
-            <w:tcW w:w="3510" w:type="dxa"/>
-          </w:tcPr>
-          <w:p>
-            <w:pPr>
-              <w:pStyle w:val="ListParagraph"/>
-              <w:numPr>
-                <w:ilvl w:val="0"/>
-                <w:numId w:val="25"/>
-              </w:numPr>
-              <w:ind w:hanging="736"/>
-              <w:jc w:val="both"/>
-              <w:rPr>
-                <w:rFonts w:ascii="Times New Roman" w:hAnsi="Times New Roman" w:cs="Times New Roman"/>
-                <w:sz w:val="26"/>
-                <w:szCs w:val="26"/>
-              </w:rPr>
-            </w:pPr>
-            <w:r>
-              <w:rPr>
-                <w:rFonts w:ascii="Times New Roman" w:hAnsi="Times New Roman" w:cs="Times New Roman"/>
-                <w:sz w:val="26"/>
-                <w:szCs w:val="26"/>
-              </w:rPr>
-              <w:t>Phí bảo lãnh:</w:t>
-            </w:r>
-          </w:p>
-        </w:tc>
-        <w:tc>
-          <w:tcPr>
-            <w:tcW w:w="5575" w:type="dxa"/>
-          </w:tcPr>
-          <w:p>
-            <w:pPr>
-              <w:jc w:val="both"/>
-              <w:rPr>
-                <w:rFonts w:ascii="Times New Roman" w:hAnsi="Times New Roman" w:cs="Times New Roman"/>
-                <w:sz w:val="26"/>
-                <w:szCs w:val="26"/>
-              </w:rPr>
-            </w:pPr>
-            <w:r>
-              <w:rPr>
-                <w:rFonts w:ascii="Times New Roman" w:hAnsi="Times New Roman" w:cs="Times New Roman"/>
-                <w:sz w:val="26"/>
-                <w:szCs w:val="26"/>
-              </w:rPr>
-              <w:t>2,0%/năm</w:t>
-            </w:r>
-          </w:p>
-        </w:tc>
-      </w:tr>
-      <w:tr>
-        <w:tc>
-          <w:tcPr>
-            <w:tcW w:w="3510" w:type="dxa"/>
-          </w:tcPr>
-          <w:p>
-            <w:pPr>
-              <w:pStyle w:val="ListParagraph"/>
-              <w:numPr>
-                <w:ilvl w:val="0"/>
-                <w:numId w:val="25"/>
-              </w:numPr>
-              <w:ind w:hanging="736"/>
-              <w:jc w:val="both"/>
-              <w:rPr>
-                <w:rFonts w:ascii="Times New Roman" w:hAnsi="Times New Roman" w:cs="Times New Roman"/>
-                <w:sz w:val="26"/>
-                <w:szCs w:val="26"/>
-              </w:rPr>
-            </w:pPr>
-            <w:r>
-              <w:rPr>
-                <w:rFonts w:ascii="Times New Roman" w:hAnsi="Times New Roman" w:cs="Times New Roman"/>
-                <w:sz w:val="26"/>
-                <w:szCs w:val="26"/>
-              </w:rPr>
-              <w:t>Thời hạn bảo lãnh:</w:t>
-            </w:r>
-          </w:p>
-        </w:tc>
-        <w:tc>
-          <w:tcPr>
-            <w:tcW w:w="5575" w:type="dxa"/>
-          </w:tcPr>
-          <w:p>
-            <w:pPr>
-              <w:jc w:val="both"/>
-              <w:rPr>
-                <w:rFonts w:ascii="Times New Roman" w:hAnsi="Times New Roman" w:cs="Times New Roman"/>
-                <w:sz w:val="26"/>
-                <w:szCs w:val="26"/>
-              </w:rPr>
-            </w:pPr>
-            <w:r>
-              <w:rPr>
-                <w:rFonts w:ascii="Times New Roman" w:hAnsi="Times New Roman" w:cs="Times New Roman"/>
-                <w:sz w:val="26"/>
-                <w:szCs w:val="26"/>
-              </w:rPr>
-              <w:t xml:space="preserve"> 03 ngày kể từ ngày Bên bảo lãnh nhận được Bộ hồ sơ xe trọng yếu từ Vinfast.</w:t>
-            </w:r>
-          </w:p>
-        </w:tc>
-      </w:tr>
-      <w:tr>
-        <w:tc>
-          <w:tcPr>
-            <w:tcW w:w="3510" w:type="dxa"/>
-          </w:tcPr>
-          <w:p>
-            <w:pPr>
-              <w:pStyle w:val="ListParagraph"/>
-              <w:numPr>
-                <w:ilvl w:val="0"/>
-                <w:numId w:val="25"/>
-              </w:numPr>
-              <w:ind w:hanging="736"/>
-              <w:jc w:val="both"/>
-              <w:rPr>
-                <w:rFonts w:ascii="Times New Roman" w:hAnsi="Times New Roman" w:cs="Times New Roman"/>
-                <w:sz w:val="26"/>
-                <w:szCs w:val="26"/>
-              </w:rPr>
-            </w:pPr>
-            <w:r>
-              <w:rPr>
-                <w:rFonts w:ascii="Times New Roman" w:hAnsi="Times New Roman" w:cs="Times New Roman"/>
-                <w:sz w:val="26"/>
-                <w:szCs w:val="26"/>
-              </w:rPr>
-              <w:lastRenderedPageBreak/>
-              <w:t>Thời hạn hiệu lực bảo lãnh:</w:t>
-            </w:r>
-          </w:p>
-        </w:tc>
-        <w:tc>
-          <w:tcPr>
-            <w:tcW w:w="5575" w:type="dxa"/>
-          </w:tcPr>
-          <w:p>
-            <w:pPr>
-              <w:jc w:val="both"/>
-              <w:rPr>
-                <w:rFonts w:ascii="Times New Roman" w:hAnsi="Times New Roman" w:cs="Times New Roman"/>
-                <w:sz w:val="26"/>
-                <w:szCs w:val="26"/>
-              </w:rPr>
-            </w:pPr>
-            <w:r>
-              <w:rPr>
-                <w:rFonts w:ascii="Times New Roman" w:hAnsi="Times New Roman" w:cs="Times New Roman"/>
-                <w:sz w:val="26"/>
-                <w:szCs w:val="26"/>
-              </w:rPr>
-              <w:t>: Có hiệu lực từ ngày phát hành thư bảo lãnh, thời hạn 29 ngày kể từ thời điểm có hiệu lực.</w:t>
-            </w:r>
-          </w:p>
-        </w:tc>
-      </w:tr>
-      <w:tr>
-        <w:tc>
-          <w:tcPr>
-            <w:tcW w:w="3510" w:type="dxa"/>
-          </w:tcPr>
-          <w:p>
-            <w:pPr>
-              <w:numPr>
-                <w:ilvl w:val="0"/>
-                <w:numId w:val="25"/>
-              </w:numPr>
-              <w:ind w:hanging="736"/>
-              <w:jc w:val="both"/>
-              <w:rPr>
-                <w:rFonts w:ascii="Times New Roman" w:hAnsi="Times New Roman" w:cs="Times New Roman"/>
-                <w:sz w:val="26"/>
-                <w:szCs w:val="26"/>
-              </w:rPr>
-            </w:pPr>
-            <w:r>
-              <w:rPr>
-                <w:rFonts w:ascii="Times New Roman" w:hAnsi="Times New Roman" w:cs="Times New Roman"/>
-                <w:sz w:val="26"/>
-                <w:szCs w:val="26"/>
-              </w:rPr>
-              <w:t>Tài sản bảo đảm:</w:t>
-            </w:r>
-          </w:p>
-        </w:tc>
-        <w:tc>
-          <w:tcPr>
-            <w:tcW w:w="5575" w:type="dxa"/>
-          </w:tcPr>
-          <w:p>
-            <w:pPr>
-              <w:jc w:val="both"/>
-              <w:rPr>
-                <w:rFonts w:ascii="Times New Roman" w:hAnsi="Times New Roman" w:cs="Times New Roman"/>
-                <w:sz w:val="26"/>
-                <w:szCs w:val="26"/>
-              </w:rPr>
-            </w:pPr>
-            <w:r>
-              <w:rPr>
-                <w:rFonts w:ascii="Times New Roman" w:hAnsi="Times New Roman" w:cs="Times New Roman"/>
-                <w:sz w:val="26"/>
-                <w:szCs w:val="26"/>
-              </w:rPr>
-              <w:t>TSBĐ là tài sản hình thành từ nguồn tài trợ của BIDV Đồng Tháp: Các xe ô tô mới 100% của Khách tăng theo Hợp đồng thế chấp tài sản hình thành trong tương lai số 02/2025/10984777/HĐBĐ ngày 09/05/2025 và văn bản sửa đổi đính kèm; Hợp đồng đại lý phân phối xe điện Vinfast số VFT-OT-20250105 ngày 10/03/2025; Danh sách đơn hàng đề nghị bảo lãnh ngày 28/01/2026.</w:t>
-            </w:r>
-          </w:p>
-        </w:tc>
-      </w:tr>
-      <w:tr>
-        <w:tc>
-          <w:tcPr>
-            <w:tcW w:w="3510" w:type="dxa"/>
-          </w:tcPr>
-          <w:p>
-            <w:pPr>
-              <w:numPr>
-                <w:ilvl w:val="0"/>
-                <w:numId w:val="25"/>
-              </w:numPr>
-              <w:ind w:hanging="736"/>
-              <w:jc w:val="both"/>
-              <w:rPr>
-                <w:rFonts w:ascii="Times New Roman" w:hAnsi="Times New Roman" w:cs="Times New Roman"/>
-                <w:sz w:val="26"/>
-                <w:szCs w:val="26"/>
-              </w:rPr>
-            </w:pPr>
-            <w:r>
-              <w:rPr>
-                <w:rFonts w:ascii="Times New Roman" w:hAnsi="Times New Roman" w:cs="Times New Roman"/>
-                <w:sz w:val="26"/>
-                <w:szCs w:val="26"/>
-              </w:rPr>
-              <w:t>Mẫu thư bảo lãnh:</w:t>
-            </w:r>
-          </w:p>
-        </w:tc>
-        <w:tc>
-          <w:tcPr>
-            <w:tcW w:w="5575" w:type="dxa"/>
-          </w:tcPr>
-          <w:p>
-            <w:pPr>
-              <w:jc w:val="both"/>
-              <w:rPr>
-                <w:rFonts w:ascii="Times New Roman" w:hAnsi="Times New Roman" w:cs="Times New Roman"/>
-                <w:sz w:val="26"/>
-                <w:szCs w:val="26"/>
-              </w:rPr>
-            </w:pPr>
-            <w:r>
-              <w:rPr>
-                <w:rFonts w:ascii="Times New Roman" w:hAnsi="Times New Roman" w:cs="Times New Roman"/>
-                <w:sz w:val="26"/>
-                <w:szCs w:val="26"/>
-              </w:rPr>
-              <w:t>Theo mẫu của Vinfast</w:t>
-            </w:r>
-          </w:p>
-        </w:tc>
-      </w:tr>
-    </w:tbl>
-    <w:p>
-      <w:pPr>
-        <w:spacing w:line="240" w:lineRule="auto"/>
-        <w:rPr>
-          <w:rFonts w:ascii="Times New Roman" w:hAnsi="Times New Roman" w:cs="Times New Roman"/>
-          <w:b/>
-          <w:bCs/>
-          <w:sz w:val="20"/>
-          <w:szCs w:val="20"/>
-        </w:rPr>
-      </w:pPr>
-    </w:p>
-    <w:p>
-      <w:pPr>
-        <w:spacing w:line="240" w:lineRule="auto"/>
-        <w:rPr>
-          <w:rFonts w:ascii="Times New Roman" w:hAnsi="Times New Roman" w:cs="Times New Roman"/>
-          <w:b/>
-          <w:bCs/>
-          <w:sz w:val="28"/>
-          <w:szCs w:val="28"/>
-        </w:rPr>
-      </w:pPr>
-      <w:r>
-        <w:rPr>
-          <w:rFonts w:ascii="Times New Roman" w:hAnsi="Times New Roman" w:cs="Times New Roman"/>
-          <w:b/>
-          <w:bCs/>
-          <w:sz w:val="28"/>
-          <w:szCs w:val="28"/>
-        </w:rPr>
-        <w:t>III. Ý KIẾN CỦA PHÒNG KHÁCH HÀNG DOANH NGHIỆP</w:t>
-      </w:r>
-    </w:p>
-    <w:tbl>
-      <w:tblPr>
-        <w:tblStyle w:val="TableGrid"/>
-        <w:tblW w:w="9540" w:type="dxa"/>
-        <w:tblBorders>
-          <w:top w:val="none" w:sz="0" w:space="0" w:color="auto"/>
-          <w:left w:val="none" w:sz="0" w:space="0" w:color="auto"/>
-          <w:bottom w:val="none" w:sz="0" w:space="0" w:color="auto"/>
-          <w:right w:val="none" w:sz="0" w:space="0" w:color="auto"/>
-          <w:insideH w:val="none" w:sz="0" w:space="0" w:color="auto"/>
-          <w:insideV w:val="none" w:sz="0" w:space="0" w:color="auto"/>
-        </w:tblBorders>
-        <w:tblLook w:val="04A0" w:firstRow="1" w:lastRow="0" w:firstColumn="1" w:lastColumn="0" w:noHBand="0" w:noVBand="1"/>
-      </w:tblPr>
-      <w:tblGrid>
-        <w:gridCol w:w="3150"/>
+        <w:gridCol w:w="3605"/>
         <w:gridCol w:w="6390"/>
       </w:tblGrid>
       <w:tr>
         <w:tc>
           <w:tcPr>
-            <w:tcW w:w="3150" w:type="dxa"/>
+            <w:tcW w:w="3605" w:type="dxa"/>
           </w:tcPr>
           <w:p>
             <w:pPr>
-              <w:pStyle w:val="ListParagraph"/>
-              <w:numPr>
-                <w:ilvl w:val="0"/>
-                <w:numId w:val="26"/>
-              </w:numPr>
-              <w:ind w:hanging="473"/>
               <w:jc w:val="both"/>
               <w:rPr>
                 <w:rFonts w:ascii="Times New Roman" w:hAnsi="Times New Roman" w:cs="Times New Roman"/>
@@ -3740,6 +4074,14 @@
                 <w:szCs w:val="26"/>
               </w:rPr>
             </w:pPr>
+            <w:r>
+              <w:rPr>
+                <w:rFonts w:ascii="Times New Roman" w:hAnsi="Times New Roman" w:cs="Times New Roman"/>
+                <w:sz w:val="26"/>
+                <w:szCs w:val="26"/>
+              </w:rPr>
+              <w:t xml:space="preserve">- </w:t>
+            </w:r>
             <w:r>
               <w:rPr>
                 <w:rFonts w:ascii="Times New Roman" w:hAnsi="Times New Roman" w:cs="Times New Roman"/>
@@ -3829,16 +4171,10 @@
       <w:tr>
         <w:tc>
           <w:tcPr>
-            <w:tcW w:w="3150" w:type="dxa"/>
+            <w:tcW w:w="3605" w:type="dxa"/>
           </w:tcPr>
           <w:p>
             <w:pPr>
-              <w:pStyle w:val="ListParagraph"/>
-              <w:numPr>
-                <w:ilvl w:val="0"/>
-                <w:numId w:val="26"/>
-              </w:numPr>
-              <w:ind w:hanging="473"/>
               <w:jc w:val="both"/>
               <w:rPr>
                 <w:rFonts w:ascii="Times New Roman" w:hAnsi="Times New Roman" w:cs="Times New Roman"/>
@@ -3846,6 +4182,16 @@
                 <w:szCs w:val="26"/>
               </w:rPr>
             </w:pPr>
+            <w:r>
+              <w:rPr>
+                <w:rFonts w:ascii="Times New Roman" w:eastAsia="Times New Roman" w:hAnsi="Times New Roman" w:cs="Times New Roman"/>
+                <w:kern w:val="0"/>
+                <w:sz w:val="26"/>
+                <w:szCs w:val="26"/>
+                <w14:ligatures w14:val="none"/>
+              </w:rPr>
+              <w:t xml:space="preserve">- </w:t>
+            </w:r>
             <w:r>
               <w:rPr>
                 <w:rFonts w:ascii="Times New Roman" w:eastAsia="Times New Roman" w:hAnsi="Times New Roman" w:cs="Times New Roman"/>
@@ -3879,7 +4225,43 @@
                 <w:szCs w:val="26"/>
                 <w14:ligatures w14:val="none"/>
               </w:rPr>
-              <w:t>Bảo lãnh thanh toán 75% giá trị hợp đồng theo Hợp đồng đại lý phân phối xe điện Vinfast số VFT-OT-2025105 ngày 10/10/2025 ký kết giữa VINFAST và Bên được bảo lãnh và Danh sách đơn hàng đề nghị BIDV Đồng Tháp bảo lãnh ngày 28/01/2026.</w:t>
+              <w:t>Bảo lãnh thanh toán 75% giá trị hợp đồng theo Hợp đồng đại lý phân phối xe điện Vinfast số VFT-OT-2025105 ngày 10/0</w:t>
+            </w:r>
+            <w:r>
+              <w:rPr>
+                <w:rFonts w:ascii="Times New Roman" w:eastAsia="Times New Roman" w:hAnsi="Times New Roman" w:cs="Times New Roman"/>
+                <w:kern w:val="0"/>
+                <w:sz w:val="26"/>
+                <w:szCs w:val="26"/>
+                <w14:ligatures w14:val="none"/>
+              </w:rPr>
+              <w:t>3</w:t>
+            </w:r>
+            <w:r>
+              <w:rPr>
+                <w:rFonts w:ascii="Times New Roman" w:eastAsia="Times New Roman" w:hAnsi="Times New Roman" w:cs="Times New Roman"/>
+                <w:kern w:val="0"/>
+                <w:sz w:val="26"/>
+                <w:szCs w:val="26"/>
+                <w14:ligatures w14:val="none"/>
+              </w:rPr>
+              <w:t xml:space="preserve">/2025 ký kết giữa VINFAST và Bên được bảo lãnh và Danh sách đơn hàng đề nghị BIDV Đồng Tháp bảo lãnh ngày </w:t>
+            </w:r>
+            <w:r>
+              <w:rPr>
+                <w:rFonts w:ascii="Times New Roman" w:hAnsi="Times New Roman" w:cs="Times New Roman"/>
+                <w:i/>
+                <w:color w:val="0070C0"/>
+              </w:rPr>
+              <w:t>{{GUARANTEE_DATE}}</w:t>
+            </w:r>
+            <w:r>
+              <w:rPr>
+                <w:rFonts w:ascii="Times New Roman" w:hAnsi="Times New Roman" w:cs="Times New Roman"/>
+                <w:sz w:val="26"/>
+                <w:szCs w:val="26"/>
+              </w:rPr>
+              <w:t>.</w:t>
             </w:r>
           </w:p>
         </w:tc>
@@ -3887,16 +4269,10 @@
       <w:tr>
         <w:tc>
           <w:tcPr>
-            <w:tcW w:w="3150" w:type="dxa"/>
+            <w:tcW w:w="3605" w:type="dxa"/>
           </w:tcPr>
           <w:p>
             <w:pPr>
-              <w:pStyle w:val="ListParagraph"/>
-              <w:numPr>
-                <w:ilvl w:val="0"/>
-                <w:numId w:val="26"/>
-              </w:numPr>
-              <w:ind w:hanging="473"/>
               <w:jc w:val="both"/>
               <w:rPr>
                 <w:rFonts w:ascii="Times New Roman" w:eastAsia="Times New Roman" w:hAnsi="Times New Roman" w:cs="Times New Roman"/>
@@ -3906,6 +4282,16 @@
                 <w14:ligatures w14:val="none"/>
               </w:rPr>
             </w:pPr>
+            <w:r>
+              <w:rPr>
+                <w:rFonts w:ascii="Times New Roman" w:eastAsia="Times New Roman" w:hAnsi="Times New Roman" w:cs="Times New Roman"/>
+                <w:kern w:val="0"/>
+                <w:sz w:val="26"/>
+                <w:szCs w:val="26"/>
+                <w14:ligatures w14:val="none"/>
+              </w:rPr>
+              <w:t xml:space="preserve">- </w:t>
+            </w:r>
             <w:r>
               <w:rPr>
                 <w:rFonts w:ascii="Times New Roman" w:eastAsia="Times New Roman" w:hAnsi="Times New Roman" w:cs="Times New Roman"/>
@@ -3949,16 +4335,10 @@
       <w:tr>
         <w:tc>
           <w:tcPr>
-            <w:tcW w:w="3150" w:type="dxa"/>
+            <w:tcW w:w="3605" w:type="dxa"/>
           </w:tcPr>
           <w:p>
             <w:pPr>
-              <w:pStyle w:val="ListParagraph"/>
-              <w:numPr>
-                <w:ilvl w:val="0"/>
-                <w:numId w:val="26"/>
-              </w:numPr>
-              <w:ind w:hanging="473"/>
               <w:jc w:val="both"/>
               <w:rPr>
                 <w:rFonts w:ascii="Times New Roman" w:eastAsia="Times New Roman" w:hAnsi="Times New Roman" w:cs="Times New Roman"/>
@@ -3968,6 +4348,16 @@
                 <w14:ligatures w14:val="none"/>
               </w:rPr>
             </w:pPr>
+            <w:r>
+              <w:rPr>
+                <w:rFonts w:ascii="Times New Roman" w:eastAsia="Times New Roman" w:hAnsi="Times New Roman" w:cs="Times New Roman"/>
+                <w:kern w:val="0"/>
+                <w:sz w:val="26"/>
+                <w:szCs w:val="26"/>
+                <w14:ligatures w14:val="none"/>
+              </w:rPr>
+              <w:t xml:space="preserve">- </w:t>
+            </w:r>
             <w:r>
               <w:rPr>
                 <w:rFonts w:ascii="Times New Roman" w:eastAsia="Times New Roman" w:hAnsi="Times New Roman" w:cs="Times New Roman"/>
@@ -4011,16 +4401,10 @@
       <w:tr>
         <w:tc>
           <w:tcPr>
-            <w:tcW w:w="3150" w:type="dxa"/>
+            <w:tcW w:w="3605" w:type="dxa"/>
           </w:tcPr>
           <w:p>
             <w:pPr>
-              <w:pStyle w:val="ListParagraph"/>
-              <w:numPr>
-                <w:ilvl w:val="0"/>
-                <w:numId w:val="26"/>
-              </w:numPr>
-              <w:ind w:hanging="473"/>
               <w:jc w:val="both"/>
               <w:rPr>
                 <w:rFonts w:ascii="Times New Roman" w:eastAsia="Times New Roman" w:hAnsi="Times New Roman" w:cs="Times New Roman"/>
@@ -4030,6 +4414,16 @@
                 <w14:ligatures w14:val="none"/>
               </w:rPr>
             </w:pPr>
+            <w:r>
+              <w:rPr>
+                <w:rFonts w:ascii="Times New Roman" w:eastAsia="Times New Roman" w:hAnsi="Times New Roman" w:cs="Times New Roman"/>
+                <w:kern w:val="0"/>
+                <w:sz w:val="26"/>
+                <w:szCs w:val="26"/>
+                <w14:ligatures w14:val="none"/>
+              </w:rPr>
+              <w:t xml:space="preserve">- </w:t>
+            </w:r>
             <w:r>
               <w:rPr>
                 <w:rFonts w:ascii="Times New Roman" w:eastAsia="Times New Roman" w:hAnsi="Times New Roman" w:cs="Times New Roman"/>
@@ -4073,16 +4467,10 @@
       <w:tr>
         <w:tc>
           <w:tcPr>
-            <w:tcW w:w="3150" w:type="dxa"/>
+            <w:tcW w:w="3605" w:type="dxa"/>
           </w:tcPr>
           <w:p>
             <w:pPr>
-              <w:pStyle w:val="ListParagraph"/>
-              <w:numPr>
-                <w:ilvl w:val="0"/>
-                <w:numId w:val="26"/>
-              </w:numPr>
-              <w:ind w:hanging="473"/>
               <w:jc w:val="both"/>
               <w:rPr>
                 <w:rFonts w:ascii="Times New Roman" w:eastAsia="Times New Roman" w:hAnsi="Times New Roman" w:cs="Times New Roman"/>
@@ -4092,6 +4480,16 @@
                 <w14:ligatures w14:val="none"/>
               </w:rPr>
             </w:pPr>
+            <w:r>
+              <w:rPr>
+                <w:rFonts w:ascii="Times New Roman" w:eastAsia="Times New Roman" w:hAnsi="Times New Roman" w:cs="Times New Roman"/>
+                <w:kern w:val="0"/>
+                <w:sz w:val="26"/>
+                <w:szCs w:val="26"/>
+                <w14:ligatures w14:val="none"/>
+              </w:rPr>
+              <w:t xml:space="preserve">- </w:t>
+            </w:r>
             <w:r>
               <w:rPr>
                 <w:rFonts w:ascii="Times New Roman" w:eastAsia="Times New Roman" w:hAnsi="Times New Roman" w:cs="Times New Roman"/>
@@ -4137,16 +4535,10 @@
       <w:tr>
         <w:tc>
           <w:tcPr>
-            <w:tcW w:w="3150" w:type="dxa"/>
+            <w:tcW w:w="3605" w:type="dxa"/>
           </w:tcPr>
           <w:p>
             <w:pPr>
-              <w:pStyle w:val="ListParagraph"/>
-              <w:numPr>
-                <w:ilvl w:val="0"/>
-                <w:numId w:val="26"/>
-              </w:numPr>
-              <w:ind w:hanging="473"/>
               <w:jc w:val="both"/>
               <w:rPr>
                 <w:rFonts w:ascii="Times New Roman" w:eastAsia="Times New Roman" w:hAnsi="Times New Roman" w:cs="Times New Roman"/>
@@ -4156,6 +4548,16 @@
                 <w14:ligatures w14:val="none"/>
               </w:rPr>
             </w:pPr>
+            <w:r>
+              <w:rPr>
+                <w:rFonts w:ascii="Times New Roman" w:eastAsia="Times New Roman" w:hAnsi="Times New Roman" w:cs="Times New Roman"/>
+                <w:kern w:val="0"/>
+                <w:sz w:val="26"/>
+                <w:szCs w:val="26"/>
+                <w14:ligatures w14:val="none"/>
+              </w:rPr>
+              <w:t xml:space="preserve">- </w:t>
+            </w:r>
             <w:r>
               <w:rPr>
                 <w:rFonts w:ascii="Times New Roman" w:eastAsia="Times New Roman" w:hAnsi="Times New Roman" w:cs="Times New Roman"/>
@@ -4201,16 +4603,10 @@
       <w:tr>
         <w:tc>
           <w:tcPr>
-            <w:tcW w:w="3150" w:type="dxa"/>
+            <w:tcW w:w="3605" w:type="dxa"/>
           </w:tcPr>
           <w:p>
             <w:pPr>
-              <w:pStyle w:val="ListParagraph"/>
-              <w:numPr>
-                <w:ilvl w:val="0"/>
-                <w:numId w:val="26"/>
-              </w:numPr>
-              <w:ind w:hanging="473"/>
               <w:jc w:val="both"/>
               <w:rPr>
                 <w:rFonts w:ascii="Times New Roman" w:eastAsia="Times New Roman" w:hAnsi="Times New Roman" w:cs="Times New Roman"/>
@@ -4220,6 +4616,16 @@
                 <w14:ligatures w14:val="none"/>
               </w:rPr>
             </w:pPr>
+            <w:r>
+              <w:rPr>
+                <w:rFonts w:ascii="Times New Roman" w:eastAsia="Times New Roman" w:hAnsi="Times New Roman" w:cs="Times New Roman"/>
+                <w:kern w:val="0"/>
+                <w:sz w:val="26"/>
+                <w:szCs w:val="26"/>
+                <w14:ligatures w14:val="none"/>
+              </w:rPr>
+              <w:t xml:space="preserve">- </w:t>
+            </w:r>
             <w:r>
               <w:rPr>
                 <w:rFonts w:ascii="Times New Roman" w:eastAsia="Times New Roman" w:hAnsi="Times New Roman" w:cs="Times New Roman"/>
@@ -4257,7 +4663,47 @@
                 <w:szCs w:val="26"/>
                 <w14:ligatures w14:val="none"/>
               </w:rPr>
-              <w:t>: 2%/name, tối thiểu 800.000 đông, cụ thể:</w:t>
+              <w:t>2%/</w:t>
+            </w:r>
+            <w:r>
+              <w:rPr>
+                <w:rFonts w:ascii="Times New Roman" w:eastAsia="Times New Roman" w:hAnsi="Times New Roman" w:cs="Times New Roman"/>
+                <w:kern w:val="0"/>
+                <w:sz w:val="26"/>
+                <w:szCs w:val="26"/>
+                <w14:ligatures w14:val="none"/>
+              </w:rPr>
+              <w:t>năm</w:t>
+            </w:r>
+            <w:r>
+              <w:rPr>
+                <w:rFonts w:ascii="Times New Roman" w:eastAsia="Times New Roman" w:hAnsi="Times New Roman" w:cs="Times New Roman"/>
+                <w:kern w:val="0"/>
+                <w:sz w:val="26"/>
+                <w:szCs w:val="26"/>
+                <w14:ligatures w14:val="none"/>
+              </w:rPr>
+              <w:t xml:space="preserve">, tối thiểu 800.000 </w:t>
+            </w:r>
+            <w:r>
+              <w:rPr>
+                <w:rFonts w:ascii="Times New Roman" w:eastAsia="Times New Roman" w:hAnsi="Times New Roman" w:cs="Times New Roman"/>
+                <w:kern w:val="0"/>
+                <w:sz w:val="26"/>
+                <w:szCs w:val="26"/>
+                <w14:ligatures w14:val="none"/>
+              </w:rPr>
+              <w:t>đồng,</w:t>
+            </w:r>
+            <w:r>
+              <w:rPr>
+                <w:rFonts w:ascii="Times New Roman" w:eastAsia="Times New Roman" w:hAnsi="Times New Roman" w:cs="Times New Roman"/>
+                <w:kern w:val="0"/>
+                <w:sz w:val="26"/>
+                <w:szCs w:val="26"/>
+                <w14:ligatures w14:val="none"/>
+              </w:rPr>
+              <w:t xml:space="preserve"> cụ thể:</w:t>
             </w:r>
           </w:p>
         </w:tc>
@@ -4265,7 +4711,56 @@
       <w:tr>
         <w:tc>
           <w:tcPr>
-            <w:tcW w:w="9540" w:type="dxa"/>
+            <w:tcW w:w="9995" w:type="dxa"/>
+            <w:gridSpan w:val="2"/>
+          </w:tcPr>
+          <w:p>
+            <w:pPr>
+              <w:tabs>
+                <w:tab w:val="left" w:pos="2796"/>
+              </w:tabs>
+              <w:spacing w:before="100" w:beforeAutospacing="1" w:after="100" w:afterAutospacing="1"/>
+              <w:ind w:hanging="203"/>
+              <w:jc w:val="both"/>
+              <w:outlineLvl w:val="2"/>
+              <w:rPr>
+                <w:rFonts w:ascii="Times New Roman" w:eastAsia="Times New Roman" w:hAnsi="Times New Roman" w:cs="Times New Roman"/>
+                <w:color w:val="0070C0"/>
+                <w:kern w:val="0"/>
+                <w:sz w:val="26"/>
+                <w:szCs w:val="26"/>
+                <w14:ligatures w14:val="none"/>
+              </w:rPr>
+            </w:pPr>
+            <w:r>
+              <w:rPr>
+                <w:rFonts w:ascii="Times New Roman" w:eastAsia="Times New Roman" w:hAnsi="Times New Roman" w:cs="Times New Roman"/>
+                <w:color w:val="0070C0"/>
+                <w:kern w:val="0"/>
+                <w:sz w:val="26"/>
+                <w:szCs w:val="26"/>
+                <w14:ligatures w14:val="none"/>
+              </w:rPr>
+              <w:t xml:space="preserve">   </w:t>
+            </w:r>
+            <w:r>
+              <w:rPr>
+                <w:rFonts w:ascii="Times New Roman" w:eastAsia="Times New Roman" w:hAnsi="Times New Roman" w:cs="Times New Roman"/>
+                <w:color w:val="0070C0"/>
+                <w:kern w:val="0"/>
+                <w:sz w:val="26"/>
+                <w:szCs w:val="26"/>
+                <w14:ligatures w14:val="none"/>
+              </w:rPr>
+              <w:t>+ Phí phát hành:  thu phí phát hành thư bảo lãnh mới theo mức tối thiểu hiện nay là 800.000 đồng / lần</w:t>
+            </w:r>
+          </w:p>
+        </w:tc>
+      </w:tr>
+      <w:tr>
+        <w:tc>
+          <w:tcPr>
+            <w:tcW w:w="9995" w:type="dxa"/>
             <w:gridSpan w:val="2"/>
           </w:tcPr>
           <w:p>
@@ -4292,7 +4787,7 @@
                 <w:szCs w:val="26"/>
                 <w14:ligatures w14:val="none"/>
               </w:rPr>
-              <w:t xml:space="preserve">      </w:t>
+              <w:t xml:space="preserve">   </w:t>
             </w:r>
             <w:r>
               <w:rPr>
@@ -4344,16 +4839,10 @@
       <w:tr>
         <w:tc>
           <w:tcPr>
-            <w:tcW w:w="3150" w:type="dxa"/>
+            <w:tcW w:w="3605" w:type="dxa"/>
           </w:tcPr>
           <w:p>
             <w:pPr>
-              <w:pStyle w:val="ListParagraph"/>
-              <w:numPr>
-                <w:ilvl w:val="0"/>
-                <w:numId w:val="26"/>
-              </w:numPr>
-              <w:ind w:hanging="473"/>
               <w:jc w:val="both"/>
               <w:rPr>
                 <w:rFonts w:ascii="Times New Roman" w:eastAsia="Times New Roman" w:hAnsi="Times New Roman" w:cs="Times New Roman"/>
@@ -4373,7 +4862,7 @@
                 <w:lang w:val="fr-FR"/>
                 <w14:ligatures w14:val="none"/>
               </w:rPr>
-              <w:t>Nên số tiền</w:t>
+              <w:t xml:space="preserve">-  </w:t>
             </w:r>
             <w:r>
               <w:rPr>
@@ -4384,18 +4873,7 @@
                 <w:lang w:val="fr-FR"/>
                 <w14:ligatures w14:val="none"/>
               </w:rPr>
-              <w:t xml:space="preserve"> thu</w:t>
-            </w:r>
-            <w:r>
-              <w:rPr>
-                <w:rFonts w:ascii="Times New Roman" w:eastAsia="Times New Roman" w:hAnsi="Times New Roman" w:cs="Times New Roman"/>
-                <w:kern w:val="0"/>
-                <w:sz w:val="26"/>
-                <w:szCs w:val="26"/>
-                <w:lang w:val="fr-FR"/>
-                <w14:ligatures w14:val="none"/>
-              </w:rPr>
-              <w:t xml:space="preserve"> </w:t>
+              <w:t xml:space="preserve">Nên số tiền thu </w:t>
             </w:r>
             <w:proofErr w:type="gramStart"/>
             <w:r>
@@ -4438,18 +4916,7 @@
                 <w:sz w:val="26"/>
                 <w:szCs w:val="26"/>
               </w:rPr>
-              <w:t>{{EXPECTED_GUARANTEE_AMOUNT_PHI}</w:t>
-            </w:r>
-            <w:r>
-              <w:rPr>
-                <w:rFonts w:ascii="Times New Roman" w:hAnsi="Times New Roman" w:cs="Times New Roman"/>
-                <w:b/>
-                <w:bCs/>
-                <w:color w:val="0070C0"/>
-                <w:sz w:val="26"/>
-                <w:szCs w:val="26"/>
-              </w:rPr>
-              <w:t>}</w:t>
+              <w:t>{{EXPECTED_GUARANTEE_AMOUNT_PHI}}</w:t>
             </w:r>
           </w:p>
         </w:tc>
@@ -4457,16 +4924,10 @@
       <w:tr>
         <w:tc>
           <w:tcPr>
-            <w:tcW w:w="3150" w:type="dxa"/>
+            <w:tcW w:w="3605" w:type="dxa"/>
           </w:tcPr>
           <w:p>
             <w:pPr>
-              <w:pStyle w:val="ListParagraph"/>
-              <w:numPr>
-                <w:ilvl w:val="0"/>
-                <w:numId w:val="26"/>
-              </w:numPr>
-              <w:ind w:hanging="473"/>
               <w:jc w:val="both"/>
               <w:rPr>
                 <w:rFonts w:ascii="Times New Roman" w:eastAsia="Times New Roman" w:hAnsi="Times New Roman" w:cs="Times New Roman"/>
@@ -4476,6 +4937,16 @@
                 <w14:ligatures w14:val="none"/>
               </w:rPr>
             </w:pPr>
+            <w:r>
+              <w:rPr>
+                <w:rFonts w:ascii="Times New Roman" w:eastAsia="Times New Roman" w:hAnsi="Times New Roman" w:cs="Times New Roman"/>
+                <w:kern w:val="0"/>
+                <w:sz w:val="26"/>
+                <w:szCs w:val="26"/>
+                <w14:ligatures w14:val="none"/>
+              </w:rPr>
+              <w:t xml:space="preserve">-  </w:t>
+            </w:r>
             <w:r>
               <w:rPr>
                 <w:rFonts w:ascii="Times New Roman" w:eastAsia="Times New Roman" w:hAnsi="Times New Roman" w:cs="Times New Roman"/>
@@ -4531,7 +5002,7 @@
       <w:tr>
         <w:tc>
           <w:tcPr>
-            <w:tcW w:w="9540" w:type="dxa"/>
+            <w:tcW w:w="9995" w:type="dxa"/>
             <w:gridSpan w:val="2"/>
           </w:tcPr>
           <w:p>
@@ -4554,6 +5025,7 @@
                 <w:szCs w:val="26"/>
                 <w14:ligatures w14:val="none"/>
               </w:rPr>
+              <w:lastRenderedPageBreak/>
               <w:t xml:space="preserve">          </w:t>
             </w:r>
             <w:r>
@@ -4574,27 +5046,7 @@
                 <w:szCs w:val="26"/>
                 <w14:ligatures w14:val="none"/>
               </w:rPr>
-              <w:t>Vậy tổng phí bảo lãnh phải thu (làm tròn)</w:t>
-            </w:r>
-            <w:r>
-              <w:rPr>
-                <w:rFonts w:ascii="Times New Roman" w:eastAsia="Times New Roman" w:hAnsi="Times New Roman" w:cs="Times New Roman"/>
-                <w:kern w:val="0"/>
-                <w:sz w:val="26"/>
-                <w:szCs w:val="26"/>
-                <w14:ligatures w14:val="none"/>
-              </w:rPr>
-              <w:t xml:space="preserve"> </w:t>
-            </w:r>
-            <w:r>
-              <w:rPr>
-                <w:rFonts w:ascii="Times New Roman" w:eastAsia="Times New Roman" w:hAnsi="Times New Roman" w:cs="Times New Roman"/>
-                <w:kern w:val="0"/>
-                <w:sz w:val="26"/>
-                <w:szCs w:val="26"/>
-                <w14:ligatures w14:val="none"/>
-              </w:rPr>
-              <w:t>là:</w:t>
+              <w:t xml:space="preserve">Vậy tổng phí bảo lãnh phải thu (làm tròn) là: </w:t>
             </w:r>
             <w:r>
               <w:rPr>
@@ -4605,7 +5057,7 @@
                 <w:sz w:val="26"/>
                 <w:szCs w:val="26"/>
               </w:rPr>
-              <w:t xml:space="preserve"> {{EXPECTED_GUARANTEE_AMOUNT_PHI</w:t>
+              <w:t>{{EXPECTED_GUARANTEE_AMOUNT_PHI</w:t>
             </w:r>
             <w:r>
               <w:rPr>
@@ -4643,17 +5095,11 @@
       <w:tr>
         <w:tc>
           <w:tcPr>
-            <w:tcW w:w="3150" w:type="dxa"/>
+            <w:tcW w:w="3605" w:type="dxa"/>
           </w:tcPr>
           <w:p>
             <w:pPr>
-              <w:pStyle w:val="ListParagraph"/>
-              <w:numPr>
-                <w:ilvl w:val="0"/>
-                <w:numId w:val="26"/>
-              </w:numPr>
               <w:spacing w:before="100" w:beforeAutospacing="1" w:after="100" w:afterAutospacing="1"/>
-              <w:ind w:hanging="473"/>
               <w:jc w:val="both"/>
               <w:rPr>
                 <w:rFonts w:ascii="Times New Roman" w:eastAsia="Times New Roman" w:hAnsi="Times New Roman" w:cs="Times New Roman"/>
@@ -4663,6 +5109,16 @@
                 <w14:ligatures w14:val="none"/>
               </w:rPr>
             </w:pPr>
+            <w:r>
+              <w:rPr>
+                <w:rFonts w:ascii="Times New Roman" w:eastAsia="Times New Roman" w:hAnsi="Times New Roman" w:cs="Times New Roman"/>
+                <w:kern w:val="0"/>
+                <w:sz w:val="26"/>
+                <w:szCs w:val="26"/>
+                <w14:ligatures w14:val="none"/>
+              </w:rPr>
+              <w:t xml:space="preserve">- </w:t>
+            </w:r>
             <w:r>
               <w:rPr>
                 <w:rFonts w:ascii="Times New Roman" w:eastAsia="Times New Roman" w:hAnsi="Times New Roman" w:cs="Times New Roman"/>
@@ -4699,18 +5155,23 @@
                 <w:szCs w:val="26"/>
                 <w14:ligatures w14:val="none"/>
               </w:rPr>
-              <w:t xml:space="preserve">TSBĐ là tài sản hình thành từ nguồn tài trợ của BIDV Đồng Tháp là các xe ô tô mới 100% của Khách hàng theo Hợp đồng thế chấp tài sản hình thành trong tương lai số 02/2025/1098747/HĐBĐ ngày 09/05/2025, và các văn bản sửa đổi đính kèm. Hợp đồng đại lý phân phối xe điện Vinfast số VFT-OT-2025105 ngày 10/03/2025. Và theo danh sách </w:t>
-            </w:r>
-            <w:r>
-              <w:rPr>
-                <w:rFonts w:ascii="Times New Roman" w:eastAsia="Times New Roman" w:hAnsi="Times New Roman" w:cs="Times New Roman"/>
-                <w:kern w:val="0"/>
-                <w:sz w:val="26"/>
-                <w:szCs w:val="26"/>
-                <w14:ligatures w14:val="none"/>
-              </w:rPr>
-              <w:lastRenderedPageBreak/>
-              <w:t>đơn hàng của khách hàng đề nghị BIDV Đồng Tháp bảo lãnh ngày 28/01/2026.</w:t>
+              <w:t xml:space="preserve">TSBĐ là tài sản hình thành từ nguồn tài trợ của BIDV Đồng Tháp là các xe ô tô mới 100% của Khách hàng theo Hợp đồng thế chấp tài sản hình thành trong tương lai số 02/2025/1098747/HĐBĐ ngày 09/05/2025, và các văn bản sửa đổi đính kèm. Hợp đồng đại lý phân phối xe điện Vinfast số VFT-OT-2025105 ngày 10/03/2025. Và theo danh sách đơn hàng của khách hàng đề nghị BIDV Đồng Tháp bảo lãnh ngày </w:t>
+            </w:r>
+            <w:r>
+              <w:rPr>
+                <w:rFonts w:ascii="Times New Roman" w:hAnsi="Times New Roman" w:cs="Times New Roman"/>
+                <w:i/>
+                <w:color w:val="0070C0"/>
+              </w:rPr>
+              <w:t>{{GUARANTEE_DATE}}</w:t>
+            </w:r>
+            <w:r>
+              <w:rPr>
+                <w:rFonts w:ascii="Times New Roman" w:hAnsi="Times New Roman" w:cs="Times New Roman"/>
+                <w:sz w:val="26"/>
+                <w:szCs w:val="26"/>
+              </w:rPr>
+              <w:t>.</w:t>
             </w:r>
           </w:p>
         </w:tc>
@@ -4718,17 +5179,11 @@
       <w:tr>
         <w:tc>
           <w:tcPr>
-            <w:tcW w:w="3150" w:type="dxa"/>
+            <w:tcW w:w="3605" w:type="dxa"/>
           </w:tcPr>
           <w:p>
             <w:pPr>
-              <w:pStyle w:val="ListParagraph"/>
-              <w:numPr>
-                <w:ilvl w:val="0"/>
-                <w:numId w:val="26"/>
-              </w:numPr>
               <w:spacing w:before="100" w:beforeAutospacing="1" w:after="100" w:afterAutospacing="1"/>
-              <w:ind w:hanging="473"/>
               <w:jc w:val="both"/>
               <w:rPr>
                 <w:rFonts w:ascii="Times New Roman" w:eastAsia="Times New Roman" w:hAnsi="Times New Roman" w:cs="Times New Roman"/>
@@ -4746,7 +5201,16 @@
                 <w:szCs w:val="26"/>
                 <w14:ligatures w14:val="none"/>
               </w:rPr>
-              <w:lastRenderedPageBreak/>
+              <w:t xml:space="preserve">- </w:t>
+            </w:r>
+            <w:r>
+              <w:rPr>
+                <w:rFonts w:ascii="Times New Roman" w:eastAsia="Times New Roman" w:hAnsi="Times New Roman" w:cs="Times New Roman"/>
+                <w:kern w:val="0"/>
+                <w:sz w:val="26"/>
+                <w:szCs w:val="26"/>
+                <w14:ligatures w14:val="none"/>
+              </w:rPr>
               <w:t>Mẫu thư bảo lãnh:</w:t>
             </w:r>
           </w:p>
@@ -4786,8 +5250,18 @@
         <w:spacing w:line="240" w:lineRule="auto"/>
         <w:rPr>
           <w:rFonts w:ascii="Times New Roman" w:hAnsi="Times New Roman" w:cs="Times New Roman"/>
-          <w:sz w:val="20"/>
-          <w:szCs w:val="20"/>
+          <w:sz w:val="26"/>
+          <w:szCs w:val="26"/>
+        </w:rPr>
+      </w:pPr>
+    </w:p>
+    <w:p>
+      <w:pPr>
+        <w:spacing w:line="240" w:lineRule="auto"/>
+        <w:rPr>
+          <w:rFonts w:ascii="Times New Roman" w:hAnsi="Times New Roman" w:cs="Times New Roman"/>
+          <w:sz w:val="26"/>
+          <w:szCs w:val="26"/>
         </w:rPr>
       </w:pPr>
     </w:p>
@@ -4824,7 +5298,7 @@
           <w:sz w:val="26"/>
           <w:szCs w:val="26"/>
         </w:rPr>
-        <w:t>Cán bộ</w:t>
+        <w:t xml:space="preserve">             </w:t>
       </w:r>
       <w:r>
         <w:rPr>
@@ -4832,15 +5306,7 @@
           <w:sz w:val="26"/>
           <w:szCs w:val="26"/>
         </w:rPr>
-        <w:t xml:space="preserve"> QLKH</w:t>
-      </w:r>
-      <w:r>
-        <w:rPr>
-          <w:rFonts w:ascii="Times New Roman" w:hAnsi="Times New Roman" w:cs="Times New Roman"/>
-          <w:sz w:val="26"/>
-          <w:szCs w:val="26"/>
-        </w:rPr>
-        <w:t xml:space="preserve"> </w:t>
+        <w:t xml:space="preserve">Cán bộ QLKH </w:t>
       </w:r>
       <w:r>
         <w:rPr>
@@ -4888,23 +5354,7 @@
           <w:sz w:val="26"/>
           <w:szCs w:val="26"/>
         </w:rPr>
-        <w:tab/>
-      </w:r>
-      <w:r>
-        <w:rPr>
-          <w:rFonts w:ascii="Times New Roman" w:hAnsi="Times New Roman" w:cs="Times New Roman"/>
-          <w:sz w:val="26"/>
-          <w:szCs w:val="26"/>
-        </w:rPr>
-        <w:tab/>
-      </w:r>
-      <w:r>
-        <w:rPr>
-          <w:rFonts w:ascii="Times New Roman" w:hAnsi="Times New Roman" w:cs="Times New Roman"/>
-          <w:sz w:val="26"/>
-          <w:szCs w:val="26"/>
-        </w:rPr>
-        <w:tab/>
+        <w:t xml:space="preserve">    </w:t>
       </w:r>
       <w:r>
         <w:rPr>
@@ -4970,120 +5420,32 @@
           <w:szCs w:val="26"/>
         </w:rPr>
       </w:pPr>
+    </w:p>
+    <w:p>
+      <w:pPr>
+        <w:tabs>
+          <w:tab w:val="left" w:pos="3969"/>
+        </w:tabs>
+        <w:spacing w:line="240" w:lineRule="auto"/>
+        <w:jc w:val="center"/>
+        <w:rPr>
+          <w:rFonts w:ascii="Times New Roman" w:hAnsi="Times New Roman" w:cs="Times New Roman"/>
+          <w:sz w:val="26"/>
+          <w:szCs w:val="26"/>
+        </w:rPr>
+      </w:pPr>
       <w:r>
         <w:rPr>
           <w:rFonts w:ascii="Times New Roman" w:hAnsi="Times New Roman" w:cs="Times New Roman"/>
           <w:sz w:val="26"/>
           <w:szCs w:val="26"/>
         </w:rPr>
-        <w:t>Ý KIẾN CỦA</w:t>
-      </w:r>
-      <w:r>
-        <w:rPr>
-          <w:rFonts w:ascii="Times New Roman" w:hAnsi="Times New Roman" w:cs="Times New Roman"/>
-          <w:sz w:val="26"/>
-          <w:szCs w:val="26"/>
-        </w:rPr>
-        <w:t xml:space="preserve"> </w:t>
-      </w:r>
-      <w:r>
-        <w:rPr>
-          <w:rFonts w:ascii="Times New Roman" w:hAnsi="Times New Roman" w:cs="Times New Roman"/>
-          <w:sz w:val="26"/>
-          <w:szCs w:val="26"/>
-        </w:rPr>
-        <w:t>BAN</w:t>
-      </w:r>
-      <w:r>
-        <w:rPr>
-          <w:rFonts w:ascii="Times New Roman" w:hAnsi="Times New Roman" w:cs="Times New Roman"/>
-          <w:sz w:val="26"/>
-          <w:szCs w:val="26"/>
-        </w:rPr>
-        <w:t xml:space="preserve"> </w:t>
-      </w:r>
-      <w:r>
-        <w:rPr>
-          <w:rFonts w:ascii="Times New Roman" w:hAnsi="Times New Roman" w:cs="Times New Roman"/>
-          <w:sz w:val="26"/>
-          <w:szCs w:val="26"/>
-        </w:rPr>
-        <w:t>ĐỐC</w:t>
+        <w:t>Ý KIẾN CỦA BAN GIÁM ĐỐC</w:t>
       </w:r>
     </w:p>
     <w:p>
       <w:pPr>
-        <w:tabs>
-          <w:tab w:val="left" w:pos="3969"/>
-        </w:tabs>
         <w:spacing w:line="240" w:lineRule="auto"/>
-        <w:jc w:val="center"/>
-        <w:rPr>
-          <w:rFonts w:ascii="Times New Roman" w:hAnsi="Times New Roman" w:cs="Times New Roman"/>
-          <w:sz w:val="26"/>
-          <w:szCs w:val="26"/>
-        </w:rPr>
-      </w:pPr>
-    </w:p>
-    <w:p>
-      <w:pPr>
-        <w:tabs>
-          <w:tab w:val="left" w:pos="3969"/>
-        </w:tabs>
-        <w:spacing w:line="240" w:lineRule="auto"/>
-        <w:jc w:val="center"/>
-        <w:rPr>
-          <w:rFonts w:ascii="Times New Roman" w:hAnsi="Times New Roman" w:cs="Times New Roman"/>
-          <w:sz w:val="26"/>
-          <w:szCs w:val="26"/>
-        </w:rPr>
-      </w:pPr>
-    </w:p>
-    <w:p>
-      <w:pPr>
-        <w:tabs>
-          <w:tab w:val="left" w:pos="3969"/>
-        </w:tabs>
-        <w:spacing w:line="240" w:lineRule="auto"/>
-        <w:jc w:val="center"/>
-        <w:rPr>
-          <w:rFonts w:ascii="Times New Roman" w:hAnsi="Times New Roman" w:cs="Times New Roman"/>
-          <w:sz w:val="26"/>
-          <w:szCs w:val="26"/>
-        </w:rPr>
-      </w:pPr>
-    </w:p>
-    <w:p>
-      <w:pPr>
-        <w:tabs>
-          <w:tab w:val="left" w:pos="3969"/>
-        </w:tabs>
-        <w:spacing w:line="240" w:lineRule="auto"/>
-        <w:jc w:val="center"/>
-        <w:rPr>
-          <w:rFonts w:ascii="Times New Roman" w:hAnsi="Times New Roman" w:cs="Times New Roman"/>
-          <w:sz w:val="26"/>
-          <w:szCs w:val="26"/>
-        </w:rPr>
-      </w:pPr>
-    </w:p>
-    <w:p>
-      <w:pPr>
-        <w:tabs>
-          <w:tab w:val="left" w:pos="3969"/>
-        </w:tabs>
-        <w:spacing w:line="240" w:lineRule="auto"/>
-        <w:jc w:val="center"/>
-        <w:rPr>
-          <w:rFonts w:ascii="Times New Roman" w:hAnsi="Times New Roman" w:cs="Times New Roman"/>
-          <w:sz w:val="26"/>
-          <w:szCs w:val="26"/>
-        </w:rPr>
-      </w:pPr>
-    </w:p>
-    <w:p>
-      <w:pPr>
-        <w:spacing w:line="240" w:lineRule="auto"/>
         <w:rPr>
           <w:rFonts w:ascii="Times New Roman" w:hAnsi="Times New Roman" w:cs="Times New Roman"/>
           <w:sz w:val="26"/>
@@ -5096,7 +5458,7 @@
           <w:sz w:val="26"/>
           <w:szCs w:val="26"/>
         </w:rPr>
-        <w:t xml:space="preserve"> ...............................................................................................................................................</w:t>
+        <w:t>...............................................................................................................................................</w:t>
       </w:r>
     </w:p>
     <w:p>
@@ -5137,22 +5499,6 @@
           <w:szCs w:val="20"/>
         </w:rPr>
       </w:pPr>
-      <w:r>
-        <w:rPr>
-          <w:rFonts w:ascii="Times New Roman" w:hAnsi="Times New Roman" w:cs="Times New Roman"/>
-          <w:sz w:val="20"/>
-          <w:szCs w:val="20"/>
-        </w:rPr>
-        <w:tab/>
-      </w:r>
-      <w:r>
-        <w:rPr>
-          <w:rFonts w:ascii="Times New Roman" w:hAnsi="Times New Roman" w:cs="Times New Roman"/>
-          <w:sz w:val="20"/>
-          <w:szCs w:val="20"/>
-        </w:rPr>
-        <w:tab/>
-      </w:r>
     </w:p>
     <w:sectPr>
       <w:pgSz w:w="12240" w:h="15840"/>
@@ -10364,7 +10710,7 @@
   <w:style w:type="paragraph" w:default="1" w:styleId="Normal">
     <w:name w:val="Normal"/>
     <w:qFormat/>
-    <w:rsid w:val="00126777"/>
+    <w:rsid w:val="0046572E"/>
   </w:style>
   <w:style w:type="paragraph" w:styleId="Heading1">
     <w:name w:val="heading 1"/>

--- a/src/main/resources/templates/Vinfast/de-xuat-cap-bao-lanh-vinfast.docx
+++ b/src/main/resources/templates/Vinfast/de-xuat-cap-bao-lanh-vinfast.docx
@@ -3379,6 +3379,12 @@
           <w:tcPr>
             <w:tcW w:w="4050" w:type="dxa"/>
             <w:gridSpan w:val="5"/>
+            <w:tcBorders>
+              <w:top w:val="nil"/>
+              <w:left w:val="nil"/>
+              <w:bottom w:val="nil"/>
+              <w:right w:val="nil"/>
+            </w:tcBorders>
           </w:tcPr>
           <w:p>
             <w:pPr>
@@ -3410,6 +3416,12 @@
           <w:tcPr>
             <w:tcW w:w="5575" w:type="dxa"/>
             <w:gridSpan w:val="5"/>
+            <w:tcBorders>
+              <w:top w:val="nil"/>
+              <w:left w:val="nil"/>
+              <w:bottom w:val="nil"/>
+              <w:right w:val="nil"/>
+            </w:tcBorders>
           </w:tcPr>
           <w:p>
             <w:pPr>
@@ -3448,6 +3460,12 @@
           <w:tcPr>
             <w:tcW w:w="4050" w:type="dxa"/>
             <w:gridSpan w:val="5"/>
+            <w:tcBorders>
+              <w:top w:val="nil"/>
+              <w:left w:val="nil"/>
+              <w:bottom w:val="nil"/>
+              <w:right w:val="nil"/>
+            </w:tcBorders>
           </w:tcPr>
           <w:p>
             <w:pPr>
@@ -3479,6 +3497,12 @@
           <w:tcPr>
             <w:tcW w:w="5575" w:type="dxa"/>
             <w:gridSpan w:val="5"/>
+            <w:tcBorders>
+              <w:top w:val="nil"/>
+              <w:left w:val="nil"/>
+              <w:bottom w:val="nil"/>
+              <w:right w:val="nil"/>
+            </w:tcBorders>
           </w:tcPr>
           <w:p>
             <w:pPr>
@@ -3509,6 +3533,12 @@
           <w:tcPr>
             <w:tcW w:w="4050" w:type="dxa"/>
             <w:gridSpan w:val="5"/>
+            <w:tcBorders>
+              <w:top w:val="nil"/>
+              <w:left w:val="nil"/>
+              <w:bottom w:val="nil"/>
+              <w:right w:val="nil"/>
+            </w:tcBorders>
           </w:tcPr>
           <w:p>
             <w:pPr>
@@ -3540,6 +3570,12 @@
           <w:tcPr>
             <w:tcW w:w="5575" w:type="dxa"/>
             <w:gridSpan w:val="5"/>
+            <w:tcBorders>
+              <w:top w:val="nil"/>
+              <w:left w:val="nil"/>
+              <w:bottom w:val="nil"/>
+              <w:right w:val="nil"/>
+            </w:tcBorders>
           </w:tcPr>
           <w:p>
             <w:pPr>
@@ -3570,6 +3606,12 @@
           <w:tcPr>
             <w:tcW w:w="4050" w:type="dxa"/>
             <w:gridSpan w:val="5"/>
+            <w:tcBorders>
+              <w:top w:val="nil"/>
+              <w:left w:val="nil"/>
+              <w:bottom w:val="nil"/>
+              <w:right w:val="nil"/>
+            </w:tcBorders>
           </w:tcPr>
           <w:p>
             <w:pPr>
@@ -3602,6 +3644,12 @@
           <w:tcPr>
             <w:tcW w:w="5575" w:type="dxa"/>
             <w:gridSpan w:val="5"/>
+            <w:tcBorders>
+              <w:top w:val="nil"/>
+              <w:left w:val="nil"/>
+              <w:bottom w:val="nil"/>
+              <w:right w:val="nil"/>
+            </w:tcBorders>
           </w:tcPr>
           <w:p>
             <w:pPr>
@@ -3632,6 +3680,12 @@
           <w:tcPr>
             <w:tcW w:w="4050" w:type="dxa"/>
             <w:gridSpan w:val="5"/>
+            <w:tcBorders>
+              <w:top w:val="nil"/>
+              <w:left w:val="nil"/>
+              <w:bottom w:val="nil"/>
+              <w:right w:val="nil"/>
+            </w:tcBorders>
           </w:tcPr>
           <w:p>
             <w:pPr>
@@ -3663,6 +3717,12 @@
           <w:tcPr>
             <w:tcW w:w="5575" w:type="dxa"/>
             <w:gridSpan w:val="5"/>
+            <w:tcBorders>
+              <w:top w:val="nil"/>
+              <w:left w:val="nil"/>
+              <w:bottom w:val="nil"/>
+              <w:right w:val="nil"/>
+            </w:tcBorders>
           </w:tcPr>
           <w:p>
             <w:pPr>
@@ -3693,6 +3753,12 @@
           <w:tcPr>
             <w:tcW w:w="4050" w:type="dxa"/>
             <w:gridSpan w:val="5"/>
+            <w:tcBorders>
+              <w:top w:val="nil"/>
+              <w:left w:val="nil"/>
+              <w:bottom w:val="nil"/>
+              <w:right w:val="nil"/>
+            </w:tcBorders>
           </w:tcPr>
           <w:p>
             <w:pPr>
@@ -3724,6 +3790,12 @@
           <w:tcPr>
             <w:tcW w:w="5575" w:type="dxa"/>
             <w:gridSpan w:val="5"/>
+            <w:tcBorders>
+              <w:top w:val="nil"/>
+              <w:left w:val="nil"/>
+              <w:bottom w:val="nil"/>
+              <w:right w:val="nil"/>
+            </w:tcBorders>
           </w:tcPr>
           <w:p>
             <w:pPr>
@@ -3762,6 +3834,12 @@
           <w:tcPr>
             <w:tcW w:w="4050" w:type="dxa"/>
             <w:gridSpan w:val="5"/>
+            <w:tcBorders>
+              <w:top w:val="nil"/>
+              <w:left w:val="nil"/>
+              <w:bottom w:val="nil"/>
+              <w:right w:val="nil"/>
+            </w:tcBorders>
           </w:tcPr>
           <w:p>
             <w:pPr>
@@ -3793,6 +3871,12 @@
           <w:tcPr>
             <w:tcW w:w="5575" w:type="dxa"/>
             <w:gridSpan w:val="5"/>
+            <w:tcBorders>
+              <w:top w:val="nil"/>
+              <w:left w:val="nil"/>
+              <w:bottom w:val="nil"/>
+              <w:right w:val="nil"/>
+            </w:tcBorders>
           </w:tcPr>
           <w:p>
             <w:pPr>
@@ -3935,6 +4019,12 @@
           <w:tcPr>
             <w:tcW w:w="4050" w:type="dxa"/>
             <w:gridSpan w:val="5"/>
+            <w:tcBorders>
+              <w:top w:val="nil"/>
+              <w:left w:val="nil"/>
+              <w:bottom w:val="nil"/>
+              <w:right w:val="nil"/>
+            </w:tcBorders>
           </w:tcPr>
           <w:p>
             <w:pPr>
@@ -3967,6 +4057,12 @@
           <w:tcPr>
             <w:tcW w:w="5575" w:type="dxa"/>
             <w:gridSpan w:val="5"/>
+            <w:tcBorders>
+              <w:top w:val="nil"/>
+              <w:left w:val="nil"/>
+              <w:bottom w:val="nil"/>
+              <w:right w:val="nil"/>
+            </w:tcBorders>
           </w:tcPr>
           <w:p>
             <w:pPr>
@@ -4832,6 +4928,65 @@
                 <w14:ligatures w14:val="none"/>
               </w:rPr>
               <w:t xml:space="preserve"> </w:t>
+            </w:r>
+          </w:p>
+        </w:tc>
+      </w:tr>
+      <w:tr>
+        <w:tc>
+          <w:tcPr>
+            <w:tcW w:w="9995" w:type="dxa"/>
+            <w:gridSpan w:val="2"/>
+          </w:tcPr>
+          <w:p>
+            <w:pPr>
+              <w:spacing w:before="100" w:beforeAutospacing="1" w:after="100" w:afterAutospacing="1"/>
+              <w:ind w:hanging="203"/>
+              <w:jc w:val="both"/>
+              <w:outlineLvl w:val="2"/>
+              <w:rPr>
+                <w:rFonts w:ascii="Times New Roman" w:eastAsia="Times New Roman" w:hAnsi="Times New Roman" w:cs="Times New Roman"/>
+                <w:color w:val="0070C0"/>
+                <w:kern w:val="0"/>
+                <w:sz w:val="26"/>
+                <w:szCs w:val="26"/>
+                <w14:ligatures w14:val="none"/>
+              </w:rPr>
+            </w:pPr>
+            <w:r>
+              <w:rPr>
+                <w:rFonts w:ascii="Times New Roman" w:eastAsia="Times New Roman" w:hAnsi="Times New Roman" w:cs="Times New Roman"/>
+                <w:color w:val="EE0000"/>
+                <w:kern w:val="0"/>
+                <w:sz w:val="26"/>
+                <w:szCs w:val="26"/>
+                <w14:ligatures w14:val="none"/>
+              </w:rPr>
+              <w:t xml:space="preserve">   {{guaranteeFeeNote</w:t>
+            </w:r>
+            <w:proofErr w:type="gramStart"/>
+            <w:r>
+              <w:rPr>
+                <w:rFonts w:ascii="Times New Roman" w:eastAsia="Times New Roman" w:hAnsi="Times New Roman" w:cs="Times New Roman"/>
+                <w:color w:val="EE0000"/>
+                <w:kern w:val="0"/>
+                <w:sz w:val="26"/>
+                <w:szCs w:val="26"/>
+                <w14:ligatures w14:val="none"/>
+              </w:rPr>
+              <w:t xml:space="preserve">}}   </w:t>
+            </w:r>
+            <w:proofErr w:type="gramEnd"/>
+            <w:r>
+              <w:rPr>
+                <w:rFonts w:ascii="Times New Roman" w:eastAsia="Times New Roman" w:hAnsi="Times New Roman" w:cs="Times New Roman"/>
+                <w:color w:val="EE0000"/>
+                <w:kern w:val="0"/>
+                <w:sz w:val="26"/>
+                <w:szCs w:val="26"/>
+                <w14:ligatures w14:val="none"/>
+              </w:rPr>
+              <w:t xml:space="preserve">                          </w:t>
             </w:r>
           </w:p>
         </w:tc>
@@ -11313,6 +11468,36 @@
       <w14:ligatures w14:val="none"/>
     </w:rPr>
   </w:style>
+  <w:style w:type="paragraph" w:styleId="HTMLPreformatted">
+    <w:name w:val="HTML Preformatted"/>
+    <w:basedOn w:val="Normal"/>
+    <w:link w:val="HTMLPreformattedChar"/>
+    <w:uiPriority w:val="99"/>
+    <w:semiHidden/>
+    <w:unhideWhenUsed/>
+    <w:rsid w:val="00262D10"/>
+    <w:pPr>
+      <w:spacing w:after="0" w:line="240" w:lineRule="auto"/>
+    </w:pPr>
+    <w:rPr>
+      <w:rFonts w:ascii="Consolas" w:hAnsi="Consolas"/>
+      <w:sz w:val="20"/>
+      <w:szCs w:val="20"/>
+    </w:rPr>
+  </w:style>
+  <w:style w:type="character" w:customStyle="1" w:styleId="HTMLPreformattedChar">
+    <w:name w:val="HTML Preformatted Char"/>
+    <w:basedOn w:val="DefaultParagraphFont"/>
+    <w:link w:val="HTMLPreformatted"/>
+    <w:uiPriority w:val="99"/>
+    <w:semiHidden/>
+    <w:rsid w:val="00262D10"/>
+    <w:rPr>
+      <w:rFonts w:ascii="Consolas" w:hAnsi="Consolas"/>
+      <w:sz w:val="20"/>
+      <w:szCs w:val="20"/>
+    </w:rPr>
+  </w:style>
 </w:styles>
 </file>
 

--- a/src/main/resources/templates/Vinfast/de-xuat-cap-bao-lanh-vinfast.docx
+++ b/src/main/resources/templates/Vinfast/de-xuat-cap-bao-lanh-vinfast.docx
@@ -920,8 +920,8 @@
     <w:tbl>
       <w:tblPr>
         <w:tblStyle w:val="TableGrid"/>
-        <w:tblW w:w="9400" w:type="dxa"/>
-        <w:tblInd w:w="612" w:type="dxa"/>
+        <w:tblW w:w="10455" w:type="dxa"/>
+        <w:tblInd w:w="-444" w:type="dxa"/>
         <w:tblBorders>
           <w:top w:val="none" w:sz="0" w:space="0" w:color="auto"/>
           <w:left w:val="none" w:sz="0" w:space="0" w:color="auto"/>
@@ -933,67 +933,428 @@
         <w:tblLook w:val="04A0" w:firstRow="1" w:lastRow="0" w:firstColumn="1" w:lastColumn="0" w:noHBand="0" w:noVBand="1"/>
       </w:tblPr>
       <w:tblGrid>
-        <w:gridCol w:w="3060"/>
-        <w:gridCol w:w="3060"/>
-        <w:gridCol w:w="3280"/>
+        <w:gridCol w:w="10231"/>
+        <w:gridCol w:w="224"/>
       </w:tblGrid>
       <w:tr>
         <w:tc>
           <w:tcPr>
-            <w:tcW w:w="3060" w:type="dxa"/>
+            <w:tcW w:w="10231" w:type="dxa"/>
+          </w:tcPr>
+          <w:tbl>
+            <w:tblPr>
+              <w:tblStyle w:val="TableGrid"/>
+              <w:tblW w:w="9400" w:type="dxa"/>
+              <w:tblInd w:w="612" w:type="dxa"/>
+              <w:tblBorders>
+                <w:top w:val="none" w:sz="0" w:space="0" w:color="auto"/>
+                <w:left w:val="none" w:sz="0" w:space="0" w:color="auto"/>
+                <w:bottom w:val="none" w:sz="0" w:space="0" w:color="auto"/>
+                <w:right w:val="none" w:sz="0" w:space="0" w:color="auto"/>
+                <w:insideH w:val="none" w:sz="0" w:space="0" w:color="auto"/>
+                <w:insideV w:val="none" w:sz="0" w:space="0" w:color="auto"/>
+              </w:tblBorders>
+              <w:tblLook w:val="04A0" w:firstRow="1" w:lastRow="0" w:firstColumn="1" w:lastColumn="0" w:noHBand="0" w:noVBand="1"/>
+            </w:tblPr>
+            <w:tblGrid>
+              <w:gridCol w:w="3060"/>
+              <w:gridCol w:w="2628"/>
+              <w:gridCol w:w="3712"/>
+            </w:tblGrid>
+            <w:tr>
+              <w:tc>
+                <w:tcPr>
+                  <w:tcW w:w="3060" w:type="dxa"/>
+                  <w:hideMark/>
+                </w:tcPr>
+                <w:p>
+                  <w:pPr>
+                    <w:jc w:val="both"/>
+                    <w:rPr>
+                      <w:rFonts w:ascii="Times New Roman" w:hAnsi="Times New Roman" w:cs="Times New Roman"/>
+                      <w:sz w:val="26"/>
+                      <w:szCs w:val="26"/>
+                    </w:rPr>
+                  </w:pPr>
+                  <w:r>
+                    <w:rPr>
+                      <w:rFonts w:ascii="Times New Roman" w:hAnsi="Times New Roman" w:cs="Times New Roman"/>
+                      <w:sz w:val="26"/>
+                      <w:szCs w:val="26"/>
+                    </w:rPr>
+                    <w:t>-GHTD được sử dụng</w:t>
+                  </w:r>
+                </w:p>
+              </w:tc>
+              <w:tc>
+                <w:tcPr>
+                  <w:tcW w:w="6340" w:type="dxa"/>
+                  <w:gridSpan w:val="2"/>
+                  <w:hideMark/>
+                </w:tcPr>
+                <w:p>
+                  <w:pPr>
+                    <w:jc w:val="both"/>
+                    <w:rPr>
+                      <w:rFonts w:ascii="Times New Roman" w:hAnsi="Times New Roman" w:cs="Times New Roman"/>
+                      <w:b/>
+                      <w:bCs/>
+                      <w:sz w:val="26"/>
+                      <w:szCs w:val="26"/>
+                    </w:rPr>
+                  </w:pPr>
+                  <w:r>
+                    <w:rPr>
+                      <w:rFonts w:ascii="Times New Roman" w:hAnsi="Times New Roman" w:cs="Times New Roman"/>
+                      <w:b/>
+                      <w:bCs/>
+                      <w:sz w:val="26"/>
+                      <w:szCs w:val="26"/>
+                    </w:rPr>
+                    <w:t xml:space="preserve">                                                {{creditLimit}}</w:t>
+                  </w:r>
+                </w:p>
+              </w:tc>
+            </w:tr>
+            <w:tr>
+              <w:tc>
+                <w:tcPr>
+                  <w:tcW w:w="3060" w:type="dxa"/>
+                  <w:hideMark/>
+                </w:tcPr>
+                <w:p>
+                  <w:pPr>
+                    <w:jc w:val="both"/>
+                    <w:rPr>
+                      <w:rFonts w:ascii="Times New Roman" w:hAnsi="Times New Roman" w:cs="Times New Roman"/>
+                      <w:sz w:val="26"/>
+                      <w:szCs w:val="26"/>
+                    </w:rPr>
+                  </w:pPr>
+                  <w:r>
+                    <w:rPr>
+                      <w:rFonts w:ascii="Times New Roman" w:hAnsi="Times New Roman" w:cs="Times New Roman"/>
+                      <w:sz w:val="26"/>
+                      <w:szCs w:val="26"/>
+                    </w:rPr>
+                    <w:t>- GHTD đã sử dụng</w:t>
+                  </w:r>
+                </w:p>
+              </w:tc>
+              <w:tc>
+                <w:tcPr>
+                  <w:tcW w:w="6340" w:type="dxa"/>
+                  <w:gridSpan w:val="2"/>
+                  <w:hideMark/>
+                </w:tcPr>
+                <w:p>
+                  <w:pPr>
+                    <w:jc w:val="both"/>
+                    <w:rPr>
+                      <w:rFonts w:ascii="Times New Roman" w:hAnsi="Times New Roman" w:cs="Times New Roman"/>
+                      <w:b/>
+                      <w:bCs/>
+                      <w:sz w:val="26"/>
+                      <w:szCs w:val="26"/>
+                    </w:rPr>
+                  </w:pPr>
+                  <w:r>
+                    <w:rPr>
+                      <w:rFonts w:ascii="Times New Roman" w:hAnsi="Times New Roman" w:cs="Times New Roman"/>
+                      <w:b/>
+                      <w:bCs/>
+                      <w:sz w:val="26"/>
+                      <w:szCs w:val="26"/>
+                    </w:rPr>
+                    <w:t xml:space="preserve">                                                {{usedLimit}}</w:t>
+                  </w:r>
+                </w:p>
+              </w:tc>
+            </w:tr>
+            <w:tr>
+              <w:tc>
+                <w:tcPr>
+                  <w:tcW w:w="5688" w:type="dxa"/>
+                  <w:gridSpan w:val="2"/>
+                  <w:hideMark/>
+                </w:tcPr>
+                <w:p>
+                  <w:pPr>
+                    <w:jc w:val="both"/>
+                    <w:rPr>
+                      <w:rFonts w:ascii="Times New Roman" w:hAnsi="Times New Roman" w:cs="Times New Roman"/>
+                      <w:sz w:val="26"/>
+                      <w:szCs w:val="26"/>
+                    </w:rPr>
+                  </w:pPr>
+                  <w:r>
+                    <w:rPr>
+                      <w:rFonts w:ascii="Times New Roman" w:hAnsi="Times New Roman" w:cs="Times New Roman"/>
+                      <w:sz w:val="26"/>
+                      <w:szCs w:val="26"/>
+                    </w:rPr>
+                    <w:t xml:space="preserve">Trong đó: </w:t>
+                  </w:r>
+                </w:p>
+                <w:p>
+                  <w:pPr>
+                    <w:jc w:val="both"/>
+                    <w:rPr>
+                      <w:rFonts w:ascii="Times New Roman" w:hAnsi="Times New Roman" w:cs="Times New Roman"/>
+                      <w:sz w:val="26"/>
+                      <w:szCs w:val="26"/>
+                    </w:rPr>
+                  </w:pPr>
+                  <w:r>
+                    <w:rPr>
+                      <w:rFonts w:ascii="Times New Roman" w:hAnsi="Times New Roman" w:cs="Times New Roman"/>
+                      <w:sz w:val="26"/>
+                      <w:szCs w:val="26"/>
+                    </w:rPr>
+                    <w:t>+ Dư nợ vay tiền còn lại (TSBĐ là xe ô tô):</w:t>
+                  </w:r>
+                </w:p>
+              </w:tc>
+              <w:tc>
+                <w:tcPr>
+                  <w:tcW w:w="3712" w:type="dxa"/>
+                  <w:hideMark/>
+                </w:tcPr>
+                <w:p>
+                  <w:pPr>
+                    <w:jc w:val="both"/>
+                    <w:rPr>
+                      <w:rFonts w:ascii="Times New Roman" w:hAnsi="Times New Roman" w:cs="Times New Roman"/>
+                      <w:color w:val="0070C0"/>
+                      <w:sz w:val="26"/>
+                      <w:szCs w:val="26"/>
+                    </w:rPr>
+                  </w:pPr>
+                  <w:r>
+                    <w:rPr>
+                      <w:rFonts w:ascii="Times New Roman" w:hAnsi="Times New Roman" w:cs="Times New Roman"/>
+                      <w:color w:val="0070C0"/>
+                      <w:sz w:val="26"/>
+                      <w:szCs w:val="26"/>
+                    </w:rPr>
+                    <w:t xml:space="preserve">       </w:t>
+                  </w:r>
+                </w:p>
+                <w:p>
+                  <w:pPr>
+                    <w:jc w:val="both"/>
+                    <w:rPr>
+                      <w:rFonts w:ascii="Times New Roman" w:hAnsi="Times New Roman" w:cs="Times New Roman"/>
+                      <w:color w:val="0070C0"/>
+                      <w:sz w:val="26"/>
+                      <w:szCs w:val="26"/>
+                    </w:rPr>
+                  </w:pPr>
+                  <w:r>
+                    <w:rPr>
+                      <w:rFonts w:ascii="Times New Roman" w:hAnsi="Times New Roman" w:cs="Times New Roman"/>
+                      <w:color w:val="0070C0"/>
+                      <w:sz w:val="26"/>
+                      <w:szCs w:val="26"/>
+                    </w:rPr>
+                    <w:t xml:space="preserve">      {{vehicleLoanBalance}}</w:t>
+                  </w:r>
+                </w:p>
+              </w:tc>
+            </w:tr>
+            <w:tr>
+              <w:tc>
+                <w:tcPr>
+                  <w:tcW w:w="5688" w:type="dxa"/>
+                  <w:gridSpan w:val="2"/>
+                  <w:hideMark/>
+                </w:tcPr>
+                <w:p>
+                  <w:pPr>
+                    <w:jc w:val="both"/>
+                    <w:rPr>
+                      <w:rFonts w:ascii="Times New Roman" w:hAnsi="Times New Roman" w:cs="Times New Roman"/>
+                      <w:sz w:val="26"/>
+                      <w:szCs w:val="26"/>
+                    </w:rPr>
+                  </w:pPr>
+                  <w:r>
+                    <w:rPr>
+                      <w:rFonts w:ascii="Times New Roman" w:hAnsi="Times New Roman" w:cs="Times New Roman"/>
+                      <w:sz w:val="26"/>
+                      <w:szCs w:val="26"/>
+                    </w:rPr>
+                    <w:t>+ Số dư cấp bảo lãnh (TSBĐ hình thành từ vốn vay):</w:t>
+                  </w:r>
+                </w:p>
+              </w:tc>
+              <w:tc>
+                <w:tcPr>
+                  <w:tcW w:w="3712" w:type="dxa"/>
+                  <w:hideMark/>
+                </w:tcPr>
+                <w:p>
+                  <w:pPr>
+                    <w:jc w:val="both"/>
+                    <w:rPr>
+                      <w:rFonts w:ascii="Times New Roman" w:hAnsi="Times New Roman" w:cs="Times New Roman"/>
+                      <w:color w:val="0070C0"/>
+                      <w:sz w:val="26"/>
+                      <w:szCs w:val="26"/>
+                    </w:rPr>
+                  </w:pPr>
+                  <w:r>
+                    <w:rPr>
+                      <w:rFonts w:ascii="Times New Roman" w:hAnsi="Times New Roman" w:cs="Times New Roman"/>
+                      <w:color w:val="0070C0"/>
+                      <w:sz w:val="26"/>
+                      <w:szCs w:val="26"/>
+                    </w:rPr>
+                    <w:t xml:space="preserve">      {{issuedGuaranteeBalance}}</w:t>
+                  </w:r>
+                </w:p>
+              </w:tc>
+            </w:tr>
+            <w:tr>
+              <w:tc>
+                <w:tcPr>
+                  <w:tcW w:w="5688" w:type="dxa"/>
+                  <w:gridSpan w:val="2"/>
+                  <w:hideMark/>
+                </w:tcPr>
+                <w:p>
+                  <w:pPr>
+                    <w:jc w:val="both"/>
+                    <w:rPr>
+                      <w:rFonts w:ascii="Times New Roman" w:hAnsi="Times New Roman" w:cs="Times New Roman"/>
+                      <w:sz w:val="26"/>
+                      <w:szCs w:val="26"/>
+                    </w:rPr>
+                  </w:pPr>
+                  <w:r>
+                    <w:rPr>
+                      <w:rFonts w:ascii="Times New Roman" w:hAnsi="Times New Roman" w:cs="Times New Roman"/>
+                      <w:sz w:val="26"/>
+                      <w:szCs w:val="26"/>
+                    </w:rPr>
+                    <w:t>+ Số dư vay ngắn hạn khác (TSBĐ là BĐS):</w:t>
+                  </w:r>
+                </w:p>
+              </w:tc>
+              <w:tc>
+                <w:tcPr>
+                  <w:tcW w:w="3712" w:type="dxa"/>
+                  <w:hideMark/>
+                </w:tcPr>
+                <w:p>
+                  <w:pPr>
+                    <w:jc w:val="both"/>
+                    <w:rPr>
+                      <w:rFonts w:ascii="Times New Roman" w:hAnsi="Times New Roman" w:cs="Times New Roman"/>
+                      <w:color w:val="0070C0"/>
+                      <w:sz w:val="26"/>
+                      <w:szCs w:val="26"/>
+                    </w:rPr>
+                  </w:pPr>
+                  <w:r>
+                    <w:rPr>
+                      <w:rFonts w:ascii="Times New Roman" w:hAnsi="Times New Roman" w:cs="Times New Roman"/>
+                      <w:color w:val="0070C0"/>
+                      <w:sz w:val="26"/>
+                      <w:szCs w:val="26"/>
+                    </w:rPr>
+                    <w:t xml:space="preserve">      {{realEstateLoanBalance}} </w:t>
+                  </w:r>
+                </w:p>
+              </w:tc>
+            </w:tr>
+            <w:tr>
+              <w:tc>
+                <w:tcPr>
+                  <w:tcW w:w="5688" w:type="dxa"/>
+                  <w:gridSpan w:val="2"/>
+                  <w:hideMark/>
+                </w:tcPr>
+                <w:p>
+                  <w:pPr>
+                    <w:jc w:val="both"/>
+                    <w:rPr>
+                      <w:rFonts w:ascii="Times New Roman" w:hAnsi="Times New Roman" w:cs="Times New Roman"/>
+                      <w:sz w:val="26"/>
+                      <w:szCs w:val="26"/>
+                    </w:rPr>
+                  </w:pPr>
+                  <w:r>
+                    <w:rPr>
+                      <w:rFonts w:ascii="Times New Roman" w:hAnsi="Times New Roman" w:cs="Times New Roman"/>
+                      <w:sz w:val="26"/>
+                      <w:szCs w:val="26"/>
+                    </w:rPr>
+                    <w:t>- GHTD còn được sử dụng</w:t>
+                  </w:r>
+                </w:p>
+              </w:tc>
+              <w:tc>
+                <w:tcPr>
+                  <w:tcW w:w="3712" w:type="dxa"/>
+                  <w:hideMark/>
+                </w:tcPr>
+                <w:p>
+                  <w:pPr>
+                    <w:jc w:val="both"/>
+                    <w:rPr>
+                      <w:rFonts w:ascii="Times New Roman" w:hAnsi="Times New Roman" w:cs="Times New Roman"/>
+                      <w:color w:val="0070C0"/>
+                      <w:sz w:val="26"/>
+                      <w:szCs w:val="26"/>
+                    </w:rPr>
+                  </w:pPr>
+                  <w:r>
+                    <w:rPr>
+                      <w:rFonts w:ascii="Times New Roman" w:hAnsi="Times New Roman" w:cs="Times New Roman"/>
+                      <w:color w:val="0070C0"/>
+                      <w:sz w:val="26"/>
+                      <w:szCs w:val="26"/>
+                    </w:rPr>
+                    <w:t xml:space="preserve">      {{remainingLimit}} </w:t>
+                  </w:r>
+                </w:p>
+              </w:tc>
+            </w:tr>
+          </w:tbl>
+          <w:p>
+            <w:pPr>
+              <w:jc w:val="both"/>
+              <w:rPr>
+                <w:rFonts w:ascii="Times New Roman" w:hAnsi="Times New Roman" w:cs="Times New Roman"/>
+                <w:sz w:val="26"/>
+                <w:szCs w:val="26"/>
+              </w:rPr>
+            </w:pPr>
+          </w:p>
+        </w:tc>
+        <w:tc>
+          <w:tcPr>
+            <w:tcW w:w="224" w:type="dxa"/>
           </w:tcPr>
           <w:p>
             <w:pPr>
               <w:jc w:val="both"/>
               <w:rPr>
                 <w:rFonts w:ascii="Times New Roman" w:hAnsi="Times New Roman" w:cs="Times New Roman"/>
-                <w:sz w:val="26"/>
-                <w:szCs w:val="26"/>
-              </w:rPr>
-            </w:pPr>
-            <w:r>
-              <w:rPr>
-                <w:rFonts w:ascii="Times New Roman" w:hAnsi="Times New Roman" w:cs="Times New Roman"/>
-                <w:sz w:val="26"/>
-                <w:szCs w:val="26"/>
-              </w:rPr>
-              <w:t>-GHTD được sử dụng</w:t>
-            </w:r>
-          </w:p>
-        </w:tc>
-        <w:tc>
-          <w:tcPr>
-            <w:tcW w:w="6340" w:type="dxa"/>
-            <w:gridSpan w:val="2"/>
-          </w:tcPr>
-          <w:p>
-            <w:pPr>
-              <w:jc w:val="both"/>
-              <w:rPr>
-                <w:rFonts w:ascii="Times New Roman" w:hAnsi="Times New Roman" w:cs="Times New Roman"/>
                 <w:b/>
                 <w:bCs/>
                 <w:sz w:val="26"/>
                 <w:szCs w:val="26"/>
               </w:rPr>
             </w:pPr>
-            <w:r>
-              <w:rPr>
-                <w:rFonts w:ascii="Times New Roman" w:hAnsi="Times New Roman" w:cs="Times New Roman"/>
-                <w:b/>
-                <w:bCs/>
-                <w:sz w:val="26"/>
-                <w:szCs w:val="26"/>
-              </w:rPr>
-              <w:t xml:space="preserve">                                               {{GHTD}}</w:t>
-            </w:r>
           </w:p>
         </w:tc>
       </w:tr>
       <w:tr>
         <w:tc>
           <w:tcPr>
-            <w:tcW w:w="3060" w:type="dxa"/>
+            <w:tcW w:w="10231" w:type="dxa"/>
           </w:tcPr>
           <w:p>
             <w:pPr>
@@ -1004,20 +1365,11 @@
                 <w:szCs w:val="26"/>
               </w:rPr>
             </w:pPr>
-            <w:r>
-              <w:rPr>
-                <w:rFonts w:ascii="Times New Roman" w:hAnsi="Times New Roman" w:cs="Times New Roman"/>
-                <w:sz w:val="26"/>
-                <w:szCs w:val="26"/>
-              </w:rPr>
-              <w:t>- GHTD đã sử dụng</w:t>
-            </w:r>
           </w:p>
         </w:tc>
         <w:tc>
           <w:tcPr>
-            <w:tcW w:w="6340" w:type="dxa"/>
-            <w:gridSpan w:val="2"/>
+            <w:tcW w:w="224" w:type="dxa"/>
           </w:tcPr>
           <w:p>
             <w:pPr>
@@ -1030,325 +1382,10 @@
                 <w:szCs w:val="26"/>
               </w:rPr>
             </w:pPr>
-            <w:r>
-              <w:rPr>
-                <w:rFonts w:ascii="Times New Roman" w:hAnsi="Times New Roman" w:cs="Times New Roman"/>
-                <w:b/>
-                <w:bCs/>
-                <w:sz w:val="26"/>
-                <w:szCs w:val="26"/>
-              </w:rPr>
-              <w:t xml:space="preserve">                                               {{GHTDaSuDung}}</w:t>
-            </w:r>
-          </w:p>
-        </w:tc>
-      </w:tr>
-      <w:tr>
-        <w:tc>
-          <w:tcPr>
-            <w:tcW w:w="6120" w:type="dxa"/>
-            <w:gridSpan w:val="2"/>
-          </w:tcPr>
-          <w:p>
-            <w:pPr>
-              <w:jc w:val="both"/>
-              <w:rPr>
-                <w:rFonts w:ascii="Times New Roman" w:hAnsi="Times New Roman" w:cs="Times New Roman"/>
-                <w:sz w:val="26"/>
-                <w:szCs w:val="26"/>
-              </w:rPr>
-            </w:pPr>
-            <w:r>
-              <w:rPr>
-                <w:rFonts w:ascii="Times New Roman" w:hAnsi="Times New Roman" w:cs="Times New Roman"/>
-                <w:sz w:val="26"/>
-                <w:szCs w:val="26"/>
-              </w:rPr>
-              <w:t xml:space="preserve">Trong đó: </w:t>
-            </w:r>
-          </w:p>
-          <w:p>
-            <w:pPr>
-              <w:jc w:val="both"/>
-              <w:rPr>
-                <w:rFonts w:ascii="Times New Roman" w:hAnsi="Times New Roman" w:cs="Times New Roman"/>
-                <w:sz w:val="26"/>
-                <w:szCs w:val="26"/>
-              </w:rPr>
-            </w:pPr>
-            <w:r>
-              <w:rPr>
-                <w:rFonts w:ascii="Times New Roman" w:hAnsi="Times New Roman" w:cs="Times New Roman"/>
-                <w:sz w:val="26"/>
-                <w:szCs w:val="26"/>
-              </w:rPr>
-              <w:t>+ Dư nợ vay tiền còn lại (TSBĐ là xe ô tô):</w:t>
-            </w:r>
-          </w:p>
-        </w:tc>
-        <w:tc>
-          <w:tcPr>
-            <w:tcW w:w="3280" w:type="dxa"/>
-          </w:tcPr>
-          <w:p>
-            <w:pPr>
-              <w:jc w:val="both"/>
-              <w:rPr>
-                <w:rFonts w:ascii="Times New Roman" w:hAnsi="Times New Roman" w:cs="Times New Roman"/>
-                <w:color w:val="0070C0"/>
-                <w:sz w:val="26"/>
-                <w:szCs w:val="26"/>
-              </w:rPr>
-            </w:pPr>
-            <w:r>
-              <w:rPr>
-                <w:rFonts w:ascii="Times New Roman" w:hAnsi="Times New Roman" w:cs="Times New Roman"/>
-                <w:color w:val="0070C0"/>
-                <w:sz w:val="26"/>
-                <w:szCs w:val="26"/>
-              </w:rPr>
-              <w:t>{{</w:t>
-            </w:r>
-            <w:r>
-              <w:rPr>
-                <w:rFonts w:ascii="Times New Roman" w:hAnsi="Times New Roman" w:cs="Times New Roman"/>
-                <w:color w:val="0070C0"/>
-                <w:sz w:val="26"/>
-                <w:szCs w:val="26"/>
-              </w:rPr>
-              <w:t>DuNoVay</w:t>
-            </w:r>
-            <w:r>
-              <w:rPr>
-                <w:rFonts w:ascii="Times New Roman" w:hAnsi="Times New Roman" w:cs="Times New Roman"/>
-                <w:color w:val="0070C0"/>
-                <w:sz w:val="26"/>
-                <w:szCs w:val="26"/>
-              </w:rPr>
-              <w:t>}}</w:t>
-            </w:r>
-          </w:p>
-        </w:tc>
-      </w:tr>
-      <w:tr>
-        <w:tc>
-          <w:tcPr>
-            <w:tcW w:w="6120" w:type="dxa"/>
-            <w:gridSpan w:val="2"/>
-          </w:tcPr>
-          <w:p>
-            <w:pPr>
-              <w:jc w:val="both"/>
-              <w:rPr>
-                <w:rFonts w:ascii="Times New Roman" w:hAnsi="Times New Roman" w:cs="Times New Roman"/>
-                <w:sz w:val="26"/>
-                <w:szCs w:val="26"/>
-              </w:rPr>
-            </w:pPr>
-            <w:r>
-              <w:rPr>
-                <w:rFonts w:ascii="Times New Roman" w:hAnsi="Times New Roman" w:cs="Times New Roman"/>
-                <w:sz w:val="26"/>
-                <w:szCs w:val="26"/>
-              </w:rPr>
-              <w:t>+ Số dư cấp bảo lãnh (TSBĐ hình thành từ vốn vay):</w:t>
-            </w:r>
-          </w:p>
-        </w:tc>
-        <w:tc>
-          <w:tcPr>
-            <w:tcW w:w="3280" w:type="dxa"/>
-          </w:tcPr>
-          <w:p>
-            <w:pPr>
-              <w:jc w:val="both"/>
-              <w:rPr>
-                <w:rFonts w:ascii="Times New Roman" w:hAnsi="Times New Roman" w:cs="Times New Roman"/>
-                <w:color w:val="0070C0"/>
-                <w:sz w:val="26"/>
-                <w:szCs w:val="26"/>
-              </w:rPr>
-            </w:pPr>
-            <w:r>
-              <w:rPr>
-                <w:rFonts w:ascii="Times New Roman" w:hAnsi="Times New Roman" w:cs="Times New Roman"/>
-                <w:color w:val="0070C0"/>
-                <w:sz w:val="26"/>
-                <w:szCs w:val="26"/>
-              </w:rPr>
-              <w:t>{{</w:t>
-            </w:r>
-            <w:r>
-              <w:rPr>
-                <w:rFonts w:ascii="Times New Roman" w:hAnsi="Times New Roman" w:cs="Times New Roman"/>
-                <w:color w:val="0070C0"/>
-                <w:sz w:val="26"/>
-                <w:szCs w:val="26"/>
-              </w:rPr>
-              <w:t>SoDuCap</w:t>
-            </w:r>
-            <w:r>
-              <w:rPr>
-                <w:rFonts w:ascii="Times New Roman" w:hAnsi="Times New Roman" w:cs="Times New Roman"/>
-                <w:color w:val="0070C0"/>
-                <w:sz w:val="26"/>
-                <w:szCs w:val="26"/>
-              </w:rPr>
-              <w:t>}}</w:t>
-            </w:r>
-          </w:p>
-        </w:tc>
-      </w:tr>
-      <w:tr>
-        <w:tc>
-          <w:tcPr>
-            <w:tcW w:w="6120" w:type="dxa"/>
-            <w:gridSpan w:val="2"/>
-          </w:tcPr>
-          <w:p>
-            <w:pPr>
-              <w:jc w:val="both"/>
-              <w:rPr>
-                <w:rFonts w:ascii="Times New Roman" w:hAnsi="Times New Roman" w:cs="Times New Roman"/>
-                <w:sz w:val="26"/>
-                <w:szCs w:val="26"/>
-              </w:rPr>
-            </w:pPr>
-            <w:r>
-              <w:rPr>
-                <w:rFonts w:ascii="Times New Roman" w:hAnsi="Times New Roman" w:cs="Times New Roman"/>
-                <w:sz w:val="26"/>
-                <w:szCs w:val="26"/>
-              </w:rPr>
-              <w:t>+ Số dư vay ngắn hạn khác (TSBĐ là BĐS):</w:t>
-            </w:r>
-          </w:p>
-        </w:tc>
-        <w:tc>
-          <w:tcPr>
-            <w:tcW w:w="3280" w:type="dxa"/>
-          </w:tcPr>
-          <w:p>
-            <w:pPr>
-              <w:jc w:val="both"/>
-              <w:rPr>
-                <w:rFonts w:ascii="Times New Roman" w:hAnsi="Times New Roman" w:cs="Times New Roman"/>
-                <w:color w:val="0070C0"/>
-                <w:sz w:val="26"/>
-                <w:szCs w:val="26"/>
-              </w:rPr>
-            </w:pPr>
-            <w:r>
-              <w:rPr>
-                <w:rFonts w:ascii="Times New Roman" w:hAnsi="Times New Roman" w:cs="Times New Roman"/>
-                <w:color w:val="0070C0"/>
-                <w:sz w:val="26"/>
-                <w:szCs w:val="26"/>
-              </w:rPr>
-              <w:t>{{</w:t>
-            </w:r>
-            <w:r>
-              <w:rPr>
-                <w:rFonts w:ascii="Times New Roman" w:hAnsi="Times New Roman" w:cs="Times New Roman"/>
-                <w:color w:val="0070C0"/>
-                <w:sz w:val="26"/>
-                <w:szCs w:val="26"/>
-              </w:rPr>
-              <w:t>SoDuVay</w:t>
-            </w:r>
-            <w:r>
-              <w:rPr>
-                <w:rFonts w:ascii="Times New Roman" w:hAnsi="Times New Roman" w:cs="Times New Roman"/>
-                <w:color w:val="0070C0"/>
-                <w:sz w:val="26"/>
-                <w:szCs w:val="26"/>
-              </w:rPr>
-              <w:t xml:space="preserve">}} </w:t>
-            </w:r>
-          </w:p>
-        </w:tc>
-      </w:tr>
-      <w:tr>
-        <w:tc>
-          <w:tcPr>
-            <w:tcW w:w="6120" w:type="dxa"/>
-            <w:gridSpan w:val="2"/>
-          </w:tcPr>
-          <w:p>
-            <w:pPr>
-              <w:jc w:val="both"/>
-              <w:rPr>
-                <w:rFonts w:ascii="Times New Roman" w:hAnsi="Times New Roman" w:cs="Times New Roman"/>
-                <w:sz w:val="26"/>
-                <w:szCs w:val="26"/>
-              </w:rPr>
-            </w:pPr>
-            <w:r>
-              <w:rPr>
-                <w:rFonts w:ascii="Times New Roman" w:hAnsi="Times New Roman" w:cs="Times New Roman"/>
-                <w:sz w:val="26"/>
-                <w:szCs w:val="26"/>
-              </w:rPr>
-              <w:t>- GHTD còn được sử dụng</w:t>
-            </w:r>
-          </w:p>
-        </w:tc>
-        <w:tc>
-          <w:tcPr>
-            <w:tcW w:w="3280" w:type="dxa"/>
-          </w:tcPr>
-          <w:p>
-            <w:pPr>
-              <w:jc w:val="both"/>
-              <w:rPr>
-                <w:rFonts w:ascii="Times New Roman" w:hAnsi="Times New Roman" w:cs="Times New Roman"/>
-                <w:color w:val="0070C0"/>
-                <w:sz w:val="26"/>
-                <w:szCs w:val="26"/>
-              </w:rPr>
-            </w:pPr>
-            <w:r>
-              <w:rPr>
-                <w:rFonts w:ascii="Times New Roman" w:hAnsi="Times New Roman" w:cs="Times New Roman"/>
-                <w:color w:val="0070C0"/>
-                <w:sz w:val="26"/>
-                <w:szCs w:val="26"/>
-              </w:rPr>
-              <w:t>{{GHTD</w:t>
-            </w:r>
-            <w:r>
-              <w:rPr>
-                <w:rFonts w:ascii="Times New Roman" w:hAnsi="Times New Roman" w:cs="Times New Roman"/>
-                <w:color w:val="0070C0"/>
-                <w:sz w:val="26"/>
-                <w:szCs w:val="26"/>
-              </w:rPr>
-              <w:t>ConSD</w:t>
-            </w:r>
-            <w:r>
-              <w:rPr>
-                <w:rFonts w:ascii="Times New Roman" w:hAnsi="Times New Roman" w:cs="Times New Roman"/>
-                <w:color w:val="0070C0"/>
-                <w:sz w:val="26"/>
-                <w:szCs w:val="26"/>
-              </w:rPr>
-              <w:t xml:space="preserve">}} </w:t>
-            </w:r>
           </w:p>
         </w:tc>
       </w:tr>
     </w:tbl>
-    <w:p>
-      <w:pPr>
-        <w:spacing w:line="240" w:lineRule="auto"/>
-        <w:jc w:val="both"/>
-        <w:rPr>
-          <w:rFonts w:ascii="Times New Roman" w:hAnsi="Times New Roman" w:cs="Times New Roman"/>
-          <w:sz w:val="26"/>
-          <w:szCs w:val="26"/>
-        </w:rPr>
-      </w:pPr>
-    </w:p>
     <w:p>
       <w:pPr>
         <w:spacing w:line="240" w:lineRule="auto"/>
@@ -2072,7 +2109,6 @@
                 <w:sz w:val="26"/>
                 <w:szCs w:val="26"/>
               </w:rPr>
-              <w:lastRenderedPageBreak/>
               <w:t>Tài sản ngắn hạn:</w:t>
             </w:r>
           </w:p>
@@ -2120,6 +2156,7 @@
                 <w:sz w:val="26"/>
                 <w:szCs w:val="26"/>
               </w:rPr>
+              <w:lastRenderedPageBreak/>
               <w:t xml:space="preserve">- </w:t>
             </w:r>
             <w:r>
@@ -3627,7 +3664,6 @@
                 <w:sz w:val="26"/>
                 <w:szCs w:val="26"/>
               </w:rPr>
-              <w:lastRenderedPageBreak/>
               <w:t xml:space="preserve">- </w:t>
             </w:r>
             <w:r>
@@ -3701,6 +3737,7 @@
                 <w:sz w:val="26"/>
                 <w:szCs w:val="26"/>
               </w:rPr>
+              <w:lastRenderedPageBreak/>
               <w:t xml:space="preserve">- </w:t>
             </w:r>
             <w:r>

--- a/src/main/resources/templates/Vinfast/de-xuat-cap-bao-lanh-vinfast.docx
+++ b/src/main/resources/templates/Vinfast/de-xuat-cap-bao-lanh-vinfast.docx
@@ -86,7 +86,7 @@
           <w:i/>
           <w:color w:val="0070C0"/>
         </w:rPr>
-        <w:t>{{GUARANTEE_DATE_TITLE}}</w:t>
+        <w:t>{{CURRENT_DATE_TITLE}}</w:t>
       </w:r>
     </w:p>
     <w:p>
@@ -301,7 +301,7 @@
           <w:ilvl w:val="0"/>
           <w:numId w:val="29"/>
         </w:numPr>
-        <w:spacing w:line="240" w:lineRule="auto"/>
+        <w:spacing w:after="120" w:line="312" w:lineRule="auto"/>
         <w:rPr>
           <w:rFonts w:ascii="Times New Roman" w:hAnsi="Times New Roman" w:cs="Times New Roman"/>
           <w:b/>
@@ -324,15 +324,65 @@
           <w:sz w:val="26"/>
           <w:szCs w:val="26"/>
         </w:rPr>
-        <w:t xml:space="preserve"> số:</w:t>
-      </w:r>
-      <w:r>
-        <w:rPr>
-          <w:rFonts w:ascii="Times New Roman" w:hAnsi="Times New Roman" w:cs="Times New Roman"/>
-          <w:sz w:val="26"/>
-          <w:szCs w:val="26"/>
-        </w:rPr>
-        <w:t xml:space="preserve"> 01/2025/10987477/HĐTD, ngày 09/05/2025 (gọi tắt: Hợp đồng tín dụng hạn mức).</w:t>
+        <w:t xml:space="preserve"> </w:t>
+      </w:r>
+      <w:proofErr w:type="gramStart"/>
+      <w:r>
+        <w:rPr>
+          <w:rFonts w:ascii="Times New Roman" w:hAnsi="Times New Roman" w:cs="Times New Roman"/>
+          <w:sz w:val="26"/>
+          <w:szCs w:val="26"/>
+        </w:rPr>
+        <w:t>số:</w:t>
+      </w:r>
+      <w:r>
+        <w:rPr>
+          <w:rFonts w:ascii="Times New Roman" w:hAnsi="Times New Roman" w:cs="Times New Roman"/>
+          <w:sz w:val="26"/>
+          <w:szCs w:val="26"/>
+        </w:rPr>
+        <w:t>{</w:t>
+      </w:r>
+      <w:proofErr w:type="gramEnd"/>
+      <w:r>
+        <w:rPr>
+          <w:rFonts w:ascii="Times New Roman" w:hAnsi="Times New Roman" w:cs="Times New Roman"/>
+          <w:sz w:val="26"/>
+          <w:szCs w:val="26"/>
+        </w:rPr>
+        <w:t>{HDTD}}</w:t>
+      </w:r>
+      <w:r>
+        <w:rPr>
+          <w:rFonts w:ascii="Times New Roman" w:hAnsi="Times New Roman" w:cs="Times New Roman"/>
+          <w:sz w:val="26"/>
+          <w:szCs w:val="26"/>
+        </w:rPr>
+        <w:t xml:space="preserve">, ngày </w:t>
+      </w:r>
+      <w:r>
+        <w:rPr>
+          <w:rFonts w:ascii="Times New Roman" w:hAnsi="Times New Roman" w:cs="Times New Roman"/>
+          <w:sz w:val="26"/>
+          <w:szCs w:val="26"/>
+        </w:rPr>
+        <w:t>{{HDTD_DATE}}</w:t>
+      </w:r>
+      <w:r>
+        <w:rPr>
+          <w:rFonts w:ascii="Times New Roman" w:hAnsi="Times New Roman" w:cs="Times New Roman"/>
+          <w:sz w:val="26"/>
+          <w:szCs w:val="26"/>
+        </w:rPr>
+        <w:t xml:space="preserve"> </w:t>
+      </w:r>
+      <w:r>
+        <w:rPr>
+          <w:rFonts w:ascii="Times New Roman" w:hAnsi="Times New Roman" w:cs="Times New Roman"/>
+          <w:sz w:val="26"/>
+          <w:szCs w:val="26"/>
+        </w:rPr>
+        <w:t>(gọi tắt: Hợp đồng tín dụng hạn mức).</w:t>
       </w:r>
     </w:p>
     <w:p>
@@ -342,7 +392,7 @@
           <w:ilvl w:val="0"/>
           <w:numId w:val="29"/>
         </w:numPr>
-        <w:spacing w:line="240" w:lineRule="auto"/>
+        <w:spacing w:after="120" w:line="312" w:lineRule="auto"/>
         <w:jc w:val="both"/>
         <w:rPr>
           <w:rFonts w:ascii="Times New Roman" w:hAnsi="Times New Roman" w:cs="Times New Roman"/>
@@ -372,7 +422,31 @@
           <w:sz w:val="26"/>
           <w:szCs w:val="26"/>
         </w:rPr>
-        <w:t>: Từ ngày 09/05/2025 đến hết ngày 09/05/2026.</w:t>
+        <w:t xml:space="preserve">: Từ ngày </w:t>
+      </w:r>
+      <w:r>
+        <w:rPr>
+          <w:rFonts w:ascii="Times New Roman" w:hAnsi="Times New Roman" w:cs="Times New Roman"/>
+          <w:sz w:val="26"/>
+          <w:szCs w:val="26"/>
+        </w:rPr>
+        <w:t>{{HDTD}} đến hết ngày</w:t>
+      </w:r>
+      <w:r>
+        <w:rPr>
+          <w:rFonts w:ascii="Times New Roman" w:hAnsi="Times New Roman" w:cs="Times New Roman"/>
+          <w:sz w:val="26"/>
+          <w:szCs w:val="26"/>
+        </w:rPr>
+        <w:t xml:space="preserve"> </w:t>
+      </w:r>
+      <w:r>
+        <w:rPr>
+          <w:rFonts w:ascii="Times New Roman" w:hAnsi="Times New Roman" w:cs="Times New Roman"/>
+          <w:sz w:val="26"/>
+          <w:szCs w:val="26"/>
+        </w:rPr>
+        <w:t>{{HDTD_DATE_expired}}.</w:t>
       </w:r>
     </w:p>
     <w:p>
@@ -382,7 +456,7 @@
           <w:ilvl w:val="0"/>
           <w:numId w:val="29"/>
         </w:numPr>
-        <w:spacing w:line="240" w:lineRule="auto"/>
+        <w:spacing w:after="120" w:line="312" w:lineRule="auto"/>
         <w:jc w:val="both"/>
         <w:rPr>
           <w:rFonts w:ascii="Times New Roman" w:hAnsi="Times New Roman" w:cs="Times New Roman"/>
@@ -709,6 +783,7 @@
           <w:sz w:val="26"/>
           <w:szCs w:val="26"/>
         </w:rPr>
+        <w:lastRenderedPageBreak/>
         <w:t>Đối với phần dư nợ tương ứng tỷ lệ cho vay 15% tăng thêm: TSBĐ là BĐS/tiền gửi và đáp ứng tỷ lệ TSBĐ bằng BĐS/tiền gửi tối thiểu là 78%.</w:t>
       </w:r>
     </w:p>
@@ -728,7 +803,6 @@
           <w:sz w:val="26"/>
           <w:szCs w:val="26"/>
         </w:rPr>
-        <w:lastRenderedPageBreak/>
         <w:t xml:space="preserve"> </w:t>
       </w:r>
       <w:r>
@@ -917,475 +991,553 @@
         <w:t>Tỷ lệ tài trợ vốn tối đa cho bảo lãnh thanh toán từng lô xe từ Vinfast: 80%.</w:t>
       </w:r>
     </w:p>
-    <w:tbl>
-      <w:tblPr>
-        <w:tblStyle w:val="TableGrid"/>
-        <w:tblW w:w="10455" w:type="dxa"/>
-        <w:tblInd w:w="-444" w:type="dxa"/>
-        <w:tblBorders>
-          <w:top w:val="none" w:sz="0" w:space="0" w:color="auto"/>
-          <w:left w:val="none" w:sz="0" w:space="0" w:color="auto"/>
-          <w:bottom w:val="none" w:sz="0" w:space="0" w:color="auto"/>
-          <w:right w:val="none" w:sz="0" w:space="0" w:color="auto"/>
-          <w:insideH w:val="none" w:sz="0" w:space="0" w:color="auto"/>
-          <w:insideV w:val="none" w:sz="0" w:space="0" w:color="auto"/>
-        </w:tblBorders>
-        <w:tblLook w:val="04A0" w:firstRow="1" w:lastRow="0" w:firstColumn="1" w:lastColumn="0" w:noHBand="0" w:noVBand="1"/>
-      </w:tblPr>
-      <w:tblGrid>
-        <w:gridCol w:w="10231"/>
-        <w:gridCol w:w="224"/>
-      </w:tblGrid>
-      <w:tr>
-        <w:tc>
-          <w:tcPr>
-            <w:tcW w:w="10231" w:type="dxa"/>
-          </w:tcPr>
-          <w:tbl>
-            <w:tblPr>
-              <w:tblStyle w:val="TableGrid"/>
-              <w:tblW w:w="9400" w:type="dxa"/>
-              <w:tblInd w:w="612" w:type="dxa"/>
-              <w:tblBorders>
-                <w:top w:val="none" w:sz="0" w:space="0" w:color="auto"/>
-                <w:left w:val="none" w:sz="0" w:space="0" w:color="auto"/>
-                <w:bottom w:val="none" w:sz="0" w:space="0" w:color="auto"/>
-                <w:right w:val="none" w:sz="0" w:space="0" w:color="auto"/>
-                <w:insideH w:val="none" w:sz="0" w:space="0" w:color="auto"/>
-                <w:insideV w:val="none" w:sz="0" w:space="0" w:color="auto"/>
-              </w:tblBorders>
-              <w:tblLook w:val="04A0" w:firstRow="1" w:lastRow="0" w:firstColumn="1" w:lastColumn="0" w:noHBand="0" w:noVBand="1"/>
-            </w:tblPr>
-            <w:tblGrid>
-              <w:gridCol w:w="3060"/>
-              <w:gridCol w:w="2628"/>
-              <w:gridCol w:w="3712"/>
-            </w:tblGrid>
-            <w:tr>
-              <w:tc>
-                <w:tcPr>
-                  <w:tcW w:w="3060" w:type="dxa"/>
-                  <w:hideMark/>
-                </w:tcPr>
-                <w:p>
-                  <w:pPr>
-                    <w:jc w:val="both"/>
-                    <w:rPr>
-                      <w:rFonts w:ascii="Times New Roman" w:hAnsi="Times New Roman" w:cs="Times New Roman"/>
-                      <w:sz w:val="26"/>
-                      <w:szCs w:val="26"/>
-                    </w:rPr>
-                  </w:pPr>
-                  <w:r>
-                    <w:rPr>
-                      <w:rFonts w:ascii="Times New Roman" w:hAnsi="Times New Roman" w:cs="Times New Roman"/>
-                      <w:sz w:val="26"/>
-                      <w:szCs w:val="26"/>
-                    </w:rPr>
-                    <w:t>-GHTD được sử dụng</w:t>
-                  </w:r>
-                </w:p>
-              </w:tc>
-              <w:tc>
-                <w:tcPr>
-                  <w:tcW w:w="6340" w:type="dxa"/>
-                  <w:gridSpan w:val="2"/>
-                  <w:hideMark/>
-                </w:tcPr>
-                <w:p>
-                  <w:pPr>
-                    <w:jc w:val="both"/>
-                    <w:rPr>
-                      <w:rFonts w:ascii="Times New Roman" w:hAnsi="Times New Roman" w:cs="Times New Roman"/>
-                      <w:b/>
-                      <w:bCs/>
-                      <w:sz w:val="26"/>
-                      <w:szCs w:val="26"/>
-                    </w:rPr>
-                  </w:pPr>
-                  <w:r>
-                    <w:rPr>
-                      <w:rFonts w:ascii="Times New Roman" w:hAnsi="Times New Roman" w:cs="Times New Roman"/>
-                      <w:b/>
-                      <w:bCs/>
-                      <w:sz w:val="26"/>
-                      <w:szCs w:val="26"/>
-                    </w:rPr>
-                    <w:t xml:space="preserve">                                                {{creditLimit}}</w:t>
-                  </w:r>
-                </w:p>
-              </w:tc>
-            </w:tr>
-            <w:tr>
-              <w:tc>
-                <w:tcPr>
-                  <w:tcW w:w="3060" w:type="dxa"/>
-                  <w:hideMark/>
-                </w:tcPr>
-                <w:p>
-                  <w:pPr>
-                    <w:jc w:val="both"/>
-                    <w:rPr>
-                      <w:rFonts w:ascii="Times New Roman" w:hAnsi="Times New Roman" w:cs="Times New Roman"/>
-                      <w:sz w:val="26"/>
-                      <w:szCs w:val="26"/>
-                    </w:rPr>
-                  </w:pPr>
-                  <w:r>
-                    <w:rPr>
-                      <w:rFonts w:ascii="Times New Roman" w:hAnsi="Times New Roman" w:cs="Times New Roman"/>
-                      <w:sz w:val="26"/>
-                      <w:szCs w:val="26"/>
-                    </w:rPr>
-                    <w:t>- GHTD đã sử dụng</w:t>
-                  </w:r>
-                </w:p>
-              </w:tc>
-              <w:tc>
-                <w:tcPr>
-                  <w:tcW w:w="6340" w:type="dxa"/>
-                  <w:gridSpan w:val="2"/>
-                  <w:hideMark/>
-                </w:tcPr>
-                <w:p>
-                  <w:pPr>
-                    <w:jc w:val="both"/>
-                    <w:rPr>
-                      <w:rFonts w:ascii="Times New Roman" w:hAnsi="Times New Roman" w:cs="Times New Roman"/>
-                      <w:b/>
-                      <w:bCs/>
-                      <w:sz w:val="26"/>
-                      <w:szCs w:val="26"/>
-                    </w:rPr>
-                  </w:pPr>
-                  <w:r>
-                    <w:rPr>
-                      <w:rFonts w:ascii="Times New Roman" w:hAnsi="Times New Roman" w:cs="Times New Roman"/>
-                      <w:b/>
-                      <w:bCs/>
-                      <w:sz w:val="26"/>
-                      <w:szCs w:val="26"/>
-                    </w:rPr>
-                    <w:t xml:space="preserve">                                                {{usedLimit}}</w:t>
-                  </w:r>
-                </w:p>
-              </w:tc>
-            </w:tr>
-            <w:tr>
-              <w:tc>
-                <w:tcPr>
-                  <w:tcW w:w="5688" w:type="dxa"/>
-                  <w:gridSpan w:val="2"/>
-                  <w:hideMark/>
-                </w:tcPr>
-                <w:p>
-                  <w:pPr>
-                    <w:jc w:val="both"/>
-                    <w:rPr>
-                      <w:rFonts w:ascii="Times New Roman" w:hAnsi="Times New Roman" w:cs="Times New Roman"/>
-                      <w:sz w:val="26"/>
-                      <w:szCs w:val="26"/>
-                    </w:rPr>
-                  </w:pPr>
-                  <w:r>
-                    <w:rPr>
-                      <w:rFonts w:ascii="Times New Roman" w:hAnsi="Times New Roman" w:cs="Times New Roman"/>
-                      <w:sz w:val="26"/>
-                      <w:szCs w:val="26"/>
-                    </w:rPr>
-                    <w:t xml:space="preserve">Trong đó: </w:t>
-                  </w:r>
-                </w:p>
-                <w:p>
-                  <w:pPr>
-                    <w:jc w:val="both"/>
-                    <w:rPr>
-                      <w:rFonts w:ascii="Times New Roman" w:hAnsi="Times New Roman" w:cs="Times New Roman"/>
-                      <w:sz w:val="26"/>
-                      <w:szCs w:val="26"/>
-                    </w:rPr>
-                  </w:pPr>
-                  <w:r>
-                    <w:rPr>
-                      <w:rFonts w:ascii="Times New Roman" w:hAnsi="Times New Roman" w:cs="Times New Roman"/>
-                      <w:sz w:val="26"/>
-                      <w:szCs w:val="26"/>
-                    </w:rPr>
-                    <w:t>+ Dư nợ vay tiền còn lại (TSBĐ là xe ô tô):</w:t>
-                  </w:r>
-                </w:p>
-              </w:tc>
-              <w:tc>
-                <w:tcPr>
-                  <w:tcW w:w="3712" w:type="dxa"/>
-                  <w:hideMark/>
-                </w:tcPr>
-                <w:p>
-                  <w:pPr>
-                    <w:jc w:val="both"/>
-                    <w:rPr>
-                      <w:rFonts w:ascii="Times New Roman" w:hAnsi="Times New Roman" w:cs="Times New Roman"/>
-                      <w:color w:val="0070C0"/>
-                      <w:sz w:val="26"/>
-                      <w:szCs w:val="26"/>
-                    </w:rPr>
-                  </w:pPr>
-                  <w:r>
-                    <w:rPr>
-                      <w:rFonts w:ascii="Times New Roman" w:hAnsi="Times New Roman" w:cs="Times New Roman"/>
-                      <w:color w:val="0070C0"/>
-                      <w:sz w:val="26"/>
-                      <w:szCs w:val="26"/>
-                    </w:rPr>
-                    <w:t xml:space="preserve">       </w:t>
-                  </w:r>
-                </w:p>
-                <w:p>
-                  <w:pPr>
-                    <w:jc w:val="both"/>
-                    <w:rPr>
-                      <w:rFonts w:ascii="Times New Roman" w:hAnsi="Times New Roman" w:cs="Times New Roman"/>
-                      <w:color w:val="0070C0"/>
-                      <w:sz w:val="26"/>
-                      <w:szCs w:val="26"/>
-                    </w:rPr>
-                  </w:pPr>
-                  <w:r>
-                    <w:rPr>
-                      <w:rFonts w:ascii="Times New Roman" w:hAnsi="Times New Roman" w:cs="Times New Roman"/>
-                      <w:color w:val="0070C0"/>
-                      <w:sz w:val="26"/>
-                      <w:szCs w:val="26"/>
-                    </w:rPr>
-                    <w:t xml:space="preserve">      {{vehicleLoanBalance}}</w:t>
-                  </w:r>
-                </w:p>
-              </w:tc>
-            </w:tr>
-            <w:tr>
-              <w:tc>
-                <w:tcPr>
-                  <w:tcW w:w="5688" w:type="dxa"/>
-                  <w:gridSpan w:val="2"/>
-                  <w:hideMark/>
-                </w:tcPr>
-                <w:p>
-                  <w:pPr>
-                    <w:jc w:val="both"/>
-                    <w:rPr>
-                      <w:rFonts w:ascii="Times New Roman" w:hAnsi="Times New Roman" w:cs="Times New Roman"/>
-                      <w:sz w:val="26"/>
-                      <w:szCs w:val="26"/>
-                    </w:rPr>
-                  </w:pPr>
-                  <w:r>
-                    <w:rPr>
-                      <w:rFonts w:ascii="Times New Roman" w:hAnsi="Times New Roman" w:cs="Times New Roman"/>
-                      <w:sz w:val="26"/>
-                      <w:szCs w:val="26"/>
-                    </w:rPr>
-                    <w:t>+ Số dư cấp bảo lãnh (TSBĐ hình thành từ vốn vay):</w:t>
-                  </w:r>
-                </w:p>
-              </w:tc>
-              <w:tc>
-                <w:tcPr>
-                  <w:tcW w:w="3712" w:type="dxa"/>
-                  <w:hideMark/>
-                </w:tcPr>
-                <w:p>
-                  <w:pPr>
-                    <w:jc w:val="both"/>
-                    <w:rPr>
-                      <w:rFonts w:ascii="Times New Roman" w:hAnsi="Times New Roman" w:cs="Times New Roman"/>
-                      <w:color w:val="0070C0"/>
-                      <w:sz w:val="26"/>
-                      <w:szCs w:val="26"/>
-                    </w:rPr>
-                  </w:pPr>
-                  <w:r>
-                    <w:rPr>
-                      <w:rFonts w:ascii="Times New Roman" w:hAnsi="Times New Roman" w:cs="Times New Roman"/>
-                      <w:color w:val="0070C0"/>
-                      <w:sz w:val="26"/>
-                      <w:szCs w:val="26"/>
-                    </w:rPr>
-                    <w:t xml:space="preserve">      {{issuedGuaranteeBalance}}</w:t>
-                  </w:r>
-                </w:p>
-              </w:tc>
-            </w:tr>
-            <w:tr>
-              <w:tc>
-                <w:tcPr>
-                  <w:tcW w:w="5688" w:type="dxa"/>
-                  <w:gridSpan w:val="2"/>
-                  <w:hideMark/>
-                </w:tcPr>
-                <w:p>
-                  <w:pPr>
-                    <w:jc w:val="both"/>
-                    <w:rPr>
-                      <w:rFonts w:ascii="Times New Roman" w:hAnsi="Times New Roman" w:cs="Times New Roman"/>
-                      <w:sz w:val="26"/>
-                      <w:szCs w:val="26"/>
-                    </w:rPr>
-                  </w:pPr>
-                  <w:r>
-                    <w:rPr>
-                      <w:rFonts w:ascii="Times New Roman" w:hAnsi="Times New Roman" w:cs="Times New Roman"/>
-                      <w:sz w:val="26"/>
-                      <w:szCs w:val="26"/>
-                    </w:rPr>
-                    <w:t>+ Số dư vay ngắn hạn khác (TSBĐ là BĐS):</w:t>
-                  </w:r>
-                </w:p>
-              </w:tc>
-              <w:tc>
-                <w:tcPr>
-                  <w:tcW w:w="3712" w:type="dxa"/>
-                  <w:hideMark/>
-                </w:tcPr>
-                <w:p>
-                  <w:pPr>
-                    <w:jc w:val="both"/>
-                    <w:rPr>
-                      <w:rFonts w:ascii="Times New Roman" w:hAnsi="Times New Roman" w:cs="Times New Roman"/>
-                      <w:color w:val="0070C0"/>
-                      <w:sz w:val="26"/>
-                      <w:szCs w:val="26"/>
-                    </w:rPr>
-                  </w:pPr>
-                  <w:r>
-                    <w:rPr>
-                      <w:rFonts w:ascii="Times New Roman" w:hAnsi="Times New Roman" w:cs="Times New Roman"/>
-                      <w:color w:val="0070C0"/>
-                      <w:sz w:val="26"/>
-                      <w:szCs w:val="26"/>
-                    </w:rPr>
-                    <w:t xml:space="preserve">      {{realEstateLoanBalance}} </w:t>
-                  </w:r>
-                </w:p>
-              </w:tc>
-            </w:tr>
-            <w:tr>
-              <w:tc>
-                <w:tcPr>
-                  <w:tcW w:w="5688" w:type="dxa"/>
-                  <w:gridSpan w:val="2"/>
-                  <w:hideMark/>
-                </w:tcPr>
-                <w:p>
-                  <w:pPr>
-                    <w:jc w:val="both"/>
-                    <w:rPr>
-                      <w:rFonts w:ascii="Times New Roman" w:hAnsi="Times New Roman" w:cs="Times New Roman"/>
-                      <w:sz w:val="26"/>
-                      <w:szCs w:val="26"/>
-                    </w:rPr>
-                  </w:pPr>
-                  <w:r>
-                    <w:rPr>
-                      <w:rFonts w:ascii="Times New Roman" w:hAnsi="Times New Roman" w:cs="Times New Roman"/>
-                      <w:sz w:val="26"/>
-                      <w:szCs w:val="26"/>
-                    </w:rPr>
-                    <w:t>- GHTD còn được sử dụng</w:t>
-                  </w:r>
-                </w:p>
-              </w:tc>
-              <w:tc>
-                <w:tcPr>
-                  <w:tcW w:w="3712" w:type="dxa"/>
-                  <w:hideMark/>
-                </w:tcPr>
-                <w:p>
-                  <w:pPr>
-                    <w:jc w:val="both"/>
-                    <w:rPr>
-                      <w:rFonts w:ascii="Times New Roman" w:hAnsi="Times New Roman" w:cs="Times New Roman"/>
-                      <w:color w:val="0070C0"/>
-                      <w:sz w:val="26"/>
-                      <w:szCs w:val="26"/>
-                    </w:rPr>
-                  </w:pPr>
-                  <w:r>
-                    <w:rPr>
-                      <w:rFonts w:ascii="Times New Roman" w:hAnsi="Times New Roman" w:cs="Times New Roman"/>
-                      <w:color w:val="0070C0"/>
-                      <w:sz w:val="26"/>
-                      <w:szCs w:val="26"/>
-                    </w:rPr>
-                    <w:t xml:space="preserve">      {{remainingLimit}} </w:t>
-                  </w:r>
-                </w:p>
-              </w:tc>
-            </w:tr>
-          </w:tbl>
-          <w:p>
-            <w:pPr>
-              <w:jc w:val="both"/>
-              <w:rPr>
-                <w:rFonts w:ascii="Times New Roman" w:hAnsi="Times New Roman" w:cs="Times New Roman"/>
-                <w:sz w:val="26"/>
-                <w:szCs w:val="26"/>
-              </w:rPr>
-            </w:pPr>
-          </w:p>
-        </w:tc>
-        <w:tc>
-          <w:tcPr>
-            <w:tcW w:w="224" w:type="dxa"/>
-          </w:tcPr>
-          <w:p>
-            <w:pPr>
-              <w:jc w:val="both"/>
-              <w:rPr>
-                <w:rFonts w:ascii="Times New Roman" w:hAnsi="Times New Roman" w:cs="Times New Roman"/>
-                <w:b/>
-                <w:bCs/>
-                <w:sz w:val="26"/>
-                <w:szCs w:val="26"/>
-              </w:rPr>
-            </w:pPr>
-          </w:p>
-        </w:tc>
-      </w:tr>
-      <w:tr>
-        <w:tc>
-          <w:tcPr>
-            <w:tcW w:w="10231" w:type="dxa"/>
-          </w:tcPr>
-          <w:p>
-            <w:pPr>
-              <w:jc w:val="both"/>
-              <w:rPr>
-                <w:rFonts w:ascii="Times New Roman" w:hAnsi="Times New Roman" w:cs="Times New Roman"/>
-                <w:sz w:val="26"/>
-                <w:szCs w:val="26"/>
-              </w:rPr>
-            </w:pPr>
-          </w:p>
-        </w:tc>
-        <w:tc>
-          <w:tcPr>
-            <w:tcW w:w="224" w:type="dxa"/>
-          </w:tcPr>
-          <w:p>
-            <w:pPr>
-              <w:jc w:val="both"/>
-              <w:rPr>
-                <w:rFonts w:ascii="Times New Roman" w:hAnsi="Times New Roman" w:cs="Times New Roman"/>
-                <w:b/>
-                <w:bCs/>
-                <w:sz w:val="26"/>
-                <w:szCs w:val="26"/>
-              </w:rPr>
-            </w:pPr>
-          </w:p>
-        </w:tc>
-      </w:tr>
-    </w:tbl>
+    <w:p>
+      <w:pPr>
+        <w:numPr>
+          <w:ilvl w:val="0"/>
+          <w:numId w:val="6"/>
+        </w:numPr>
+        <w:spacing w:line="240" w:lineRule="auto"/>
+        <w:jc w:val="both"/>
+        <w:rPr>
+          <w:rFonts w:ascii="Times New Roman" w:hAnsi="Times New Roman" w:cs="Times New Roman"/>
+          <w:sz w:val="26"/>
+          <w:szCs w:val="26"/>
+        </w:rPr>
+      </w:pPr>
+      <w:r>
+        <w:rPr>
+          <w:rFonts w:ascii="Times New Roman" w:hAnsi="Times New Roman" w:cs="Times New Roman"/>
+          <w:sz w:val="26"/>
+          <w:szCs w:val="26"/>
+        </w:rPr>
+        <w:t>Tỷ lệ tài trợ vốn tối đa cho bảo lãnh thanh toán từng lô xe từ Vinfast: 80%.</w:t>
+      </w:r>
+    </w:p>
+    <w:p>
+      <w:pPr>
+        <w:ind w:firstLine="360"/>
+        <w:jc w:val="both"/>
+        <w:rPr>
+          <w:rFonts w:ascii="Times New Roman" w:hAnsi="Times New Roman" w:cs="Times New Roman"/>
+          <w:sz w:val="26"/>
+          <w:szCs w:val="26"/>
+        </w:rPr>
+      </w:pPr>
+      <w:r>
+        <w:rPr>
+          <w:rFonts w:ascii="Times New Roman" w:hAnsi="Times New Roman" w:cs="Times New Roman"/>
+          <w:sz w:val="26"/>
+          <w:szCs w:val="26"/>
+        </w:rPr>
+        <w:t>-</w:t>
+      </w:r>
+      <w:r>
+        <w:rPr>
+          <w:rFonts w:ascii="Times New Roman" w:hAnsi="Times New Roman" w:cs="Times New Roman"/>
+          <w:sz w:val="26"/>
+          <w:szCs w:val="26"/>
+        </w:rPr>
+        <w:t xml:space="preserve">    </w:t>
+      </w:r>
+      <w:r>
+        <w:rPr>
+          <w:rFonts w:ascii="Times New Roman" w:hAnsi="Times New Roman" w:cs="Times New Roman"/>
+          <w:sz w:val="26"/>
+          <w:szCs w:val="26"/>
+        </w:rPr>
+        <w:t>GHTD được sử dụng</w:t>
+      </w:r>
+      <w:r>
+        <w:rPr>
+          <w:rFonts w:ascii="Times New Roman" w:hAnsi="Times New Roman" w:cs="Times New Roman"/>
+          <w:sz w:val="26"/>
+          <w:szCs w:val="26"/>
+        </w:rPr>
+        <w:t xml:space="preserve">                                                  </w:t>
+      </w:r>
+      <w:proofErr w:type="gramStart"/>
+      <w:r>
+        <w:rPr>
+          <w:rFonts w:ascii="Times New Roman" w:hAnsi="Times New Roman" w:cs="Times New Roman"/>
+          <w:sz w:val="26"/>
+          <w:szCs w:val="26"/>
+        </w:rPr>
+        <w:t xml:space="preserve">   </w:t>
+      </w:r>
+      <w:r>
+        <w:rPr>
+          <w:rFonts w:ascii="Times New Roman" w:hAnsi="Times New Roman" w:cs="Times New Roman"/>
+          <w:b/>
+          <w:bCs/>
+          <w:sz w:val="26"/>
+          <w:szCs w:val="26"/>
+        </w:rPr>
+        <w:t>{</w:t>
+      </w:r>
+      <w:proofErr w:type="gramEnd"/>
+      <w:r>
+        <w:rPr>
+          <w:rFonts w:ascii="Times New Roman" w:hAnsi="Times New Roman" w:cs="Times New Roman"/>
+          <w:b/>
+          <w:bCs/>
+          <w:sz w:val="26"/>
+          <w:szCs w:val="26"/>
+        </w:rPr>
+        <w:t>{</w:t>
+      </w:r>
+      <w:r>
+        <w:rPr>
+          <w:rFonts w:ascii="Times New Roman" w:hAnsi="Times New Roman" w:cs="Times New Roman"/>
+          <w:b/>
+          <w:bCs/>
+          <w:sz w:val="26"/>
+          <w:szCs w:val="26"/>
+        </w:rPr>
+        <w:t>creditLimit</w:t>
+      </w:r>
+      <w:r>
+        <w:rPr>
+          <w:rFonts w:ascii="Times New Roman" w:hAnsi="Times New Roman" w:cs="Times New Roman"/>
+          <w:b/>
+          <w:bCs/>
+          <w:sz w:val="26"/>
+          <w:szCs w:val="26"/>
+        </w:rPr>
+        <w:t>}}</w:t>
+      </w:r>
+    </w:p>
+    <w:p>
+      <w:pPr>
+        <w:spacing w:line="240" w:lineRule="auto"/>
+        <w:ind w:firstLine="360"/>
+        <w:jc w:val="both"/>
+        <w:rPr>
+          <w:rFonts w:ascii="Times New Roman" w:hAnsi="Times New Roman" w:cs="Times New Roman"/>
+          <w:b/>
+          <w:bCs/>
+          <w:sz w:val="26"/>
+          <w:szCs w:val="26"/>
+        </w:rPr>
+      </w:pPr>
+      <w:r>
+        <w:rPr>
+          <w:rFonts w:ascii="Times New Roman" w:hAnsi="Times New Roman" w:cs="Times New Roman"/>
+          <w:sz w:val="26"/>
+          <w:szCs w:val="26"/>
+        </w:rPr>
+        <w:t xml:space="preserve">- </w:t>
+      </w:r>
+      <w:r>
+        <w:rPr>
+          <w:rFonts w:ascii="Times New Roman" w:hAnsi="Times New Roman" w:cs="Times New Roman"/>
+          <w:sz w:val="26"/>
+          <w:szCs w:val="26"/>
+        </w:rPr>
+        <w:t xml:space="preserve">   </w:t>
+      </w:r>
+      <w:r>
+        <w:rPr>
+          <w:rFonts w:ascii="Times New Roman" w:hAnsi="Times New Roman" w:cs="Times New Roman"/>
+          <w:sz w:val="26"/>
+          <w:szCs w:val="26"/>
+        </w:rPr>
+        <w:t>GHTD đã sử dụ</w:t>
+      </w:r>
+      <w:r>
+        <w:rPr>
+          <w:rFonts w:ascii="Times New Roman" w:hAnsi="Times New Roman" w:cs="Times New Roman"/>
+          <w:sz w:val="26"/>
+          <w:szCs w:val="26"/>
+        </w:rPr>
+        <w:t xml:space="preserve">ng: </w:t>
+      </w:r>
+      <w:r>
+        <w:rPr>
+          <w:rFonts w:ascii="Times New Roman" w:hAnsi="Times New Roman" w:cs="Times New Roman"/>
+          <w:b/>
+          <w:bCs/>
+          <w:sz w:val="26"/>
+          <w:szCs w:val="26"/>
+        </w:rPr>
+        <w:t xml:space="preserve"> </w:t>
+      </w:r>
+      <w:r>
+        <w:rPr>
+          <w:rFonts w:ascii="Times New Roman" w:hAnsi="Times New Roman" w:cs="Times New Roman"/>
+          <w:b/>
+          <w:bCs/>
+          <w:sz w:val="26"/>
+          <w:szCs w:val="26"/>
+        </w:rPr>
+        <w:t xml:space="preserve">                                                   </w:t>
+      </w:r>
+      <w:proofErr w:type="gramStart"/>
+      <w:r>
+        <w:rPr>
+          <w:rFonts w:ascii="Times New Roman" w:hAnsi="Times New Roman" w:cs="Times New Roman"/>
+          <w:b/>
+          <w:bCs/>
+          <w:sz w:val="26"/>
+          <w:szCs w:val="26"/>
+        </w:rPr>
+        <w:t xml:space="preserve">   </w:t>
+      </w:r>
+      <w:r>
+        <w:rPr>
+          <w:rFonts w:ascii="Times New Roman" w:hAnsi="Times New Roman" w:cs="Times New Roman"/>
+          <w:b/>
+          <w:bCs/>
+          <w:sz w:val="26"/>
+          <w:szCs w:val="26"/>
+        </w:rPr>
+        <w:t>{</w:t>
+      </w:r>
+      <w:proofErr w:type="gramEnd"/>
+      <w:r>
+        <w:rPr>
+          <w:rFonts w:ascii="Times New Roman" w:hAnsi="Times New Roman" w:cs="Times New Roman"/>
+          <w:b/>
+          <w:bCs/>
+          <w:sz w:val="26"/>
+          <w:szCs w:val="26"/>
+        </w:rPr>
+        <w:t>{</w:t>
+      </w:r>
+      <w:r>
+        <w:rPr>
+          <w:rFonts w:ascii="Times New Roman" w:hAnsi="Times New Roman" w:cs="Times New Roman"/>
+          <w:b/>
+          <w:bCs/>
+          <w:sz w:val="26"/>
+          <w:szCs w:val="26"/>
+        </w:rPr>
+        <w:t>usedLimit</w:t>
+      </w:r>
+      <w:r>
+        <w:rPr>
+          <w:rFonts w:ascii="Times New Roman" w:hAnsi="Times New Roman" w:cs="Times New Roman"/>
+          <w:b/>
+          <w:bCs/>
+          <w:sz w:val="26"/>
+          <w:szCs w:val="26"/>
+        </w:rPr>
+        <w:t>}}</w:t>
+      </w:r>
+    </w:p>
+    <w:p>
+      <w:pPr>
+        <w:jc w:val="both"/>
+        <w:rPr>
+          <w:rFonts w:ascii="Times New Roman" w:hAnsi="Times New Roman" w:cs="Times New Roman"/>
+          <w:sz w:val="26"/>
+          <w:szCs w:val="26"/>
+        </w:rPr>
+      </w:pPr>
+      <w:r>
+        <w:rPr>
+          <w:rFonts w:ascii="Times New Roman" w:hAnsi="Times New Roman" w:cs="Times New Roman"/>
+          <w:sz w:val="26"/>
+          <w:szCs w:val="26"/>
+        </w:rPr>
+        <w:t xml:space="preserve">Trong đó: </w:t>
+      </w:r>
+    </w:p>
+    <w:p>
+      <w:pPr>
+        <w:jc w:val="both"/>
+        <w:rPr>
+          <w:rFonts w:ascii="Times New Roman" w:hAnsi="Times New Roman" w:cs="Times New Roman"/>
+          <w:sz w:val="26"/>
+          <w:szCs w:val="26"/>
+        </w:rPr>
+      </w:pPr>
+      <w:r>
+        <w:rPr>
+          <w:rFonts w:ascii="Times New Roman" w:hAnsi="Times New Roman" w:cs="Times New Roman"/>
+          <w:sz w:val="26"/>
+          <w:szCs w:val="26"/>
+        </w:rPr>
+        <w:t>+ Dư nợ vay tiền còn lại (TSBĐ là xe ô tô):</w:t>
+      </w:r>
+      <w:r>
+        <w:rPr>
+          <w:rFonts w:ascii="Times New Roman" w:hAnsi="Times New Roman" w:cs="Times New Roman"/>
+          <w:sz w:val="26"/>
+          <w:szCs w:val="26"/>
+        </w:rPr>
+        <w:t xml:space="preserve">                        </w:t>
+      </w:r>
+      <w:proofErr w:type="gramStart"/>
+      <w:r>
+        <w:rPr>
+          <w:rFonts w:ascii="Times New Roman" w:hAnsi="Times New Roman" w:cs="Times New Roman"/>
+          <w:sz w:val="26"/>
+          <w:szCs w:val="26"/>
+        </w:rPr>
+        <w:t xml:space="preserve">   </w:t>
+      </w:r>
+      <w:r>
+        <w:rPr>
+          <w:rFonts w:ascii="Times New Roman" w:hAnsi="Times New Roman" w:cs="Times New Roman"/>
+          <w:color w:val="0070C0"/>
+          <w:sz w:val="26"/>
+          <w:szCs w:val="26"/>
+        </w:rPr>
+        <w:t>{</w:t>
+      </w:r>
+      <w:proofErr w:type="gramEnd"/>
+      <w:r>
+        <w:rPr>
+          <w:rFonts w:ascii="Times New Roman" w:hAnsi="Times New Roman" w:cs="Times New Roman"/>
+          <w:color w:val="0070C0"/>
+          <w:sz w:val="26"/>
+          <w:szCs w:val="26"/>
+        </w:rPr>
+        <w:t>{</w:t>
+      </w:r>
+      <w:r>
+        <w:rPr>
+          <w:rFonts w:ascii="Times New Roman" w:hAnsi="Times New Roman" w:cs="Times New Roman"/>
+          <w:color w:val="0070C0"/>
+          <w:sz w:val="26"/>
+          <w:szCs w:val="26"/>
+        </w:rPr>
+        <w:t>vehicleLoanBalance</w:t>
+      </w:r>
+      <w:r>
+        <w:rPr>
+          <w:rFonts w:ascii="Times New Roman" w:hAnsi="Times New Roman" w:cs="Times New Roman"/>
+          <w:color w:val="0070C0"/>
+          <w:sz w:val="26"/>
+          <w:szCs w:val="26"/>
+        </w:rPr>
+        <w:t>}}</w:t>
+      </w:r>
+    </w:p>
+    <w:p>
+      <w:pPr>
+        <w:rPr>
+          <w:rFonts w:ascii="Times New Roman" w:hAnsi="Times New Roman" w:cs="Times New Roman"/>
+          <w:sz w:val="26"/>
+          <w:szCs w:val="26"/>
+        </w:rPr>
+      </w:pPr>
+      <w:r>
+        <w:rPr>
+          <w:rFonts w:ascii="Times New Roman" w:hAnsi="Times New Roman" w:cs="Times New Roman"/>
+          <w:sz w:val="26"/>
+          <w:szCs w:val="26"/>
+        </w:rPr>
+        <w:t>+ Số dư cấp bảo lãnh (TSBĐ hình thành từ vốn vay):</w:t>
+      </w:r>
+      <w:r>
+        <w:rPr>
+          <w:rFonts w:ascii="Times New Roman" w:hAnsi="Times New Roman" w:cs="Times New Roman"/>
+          <w:sz w:val="26"/>
+          <w:szCs w:val="26"/>
+        </w:rPr>
+        <w:t xml:space="preserve">         </w:t>
+      </w:r>
+      <w:proofErr w:type="gramStart"/>
+      <w:r>
+        <w:rPr>
+          <w:rFonts w:ascii="Times New Roman" w:hAnsi="Times New Roman" w:cs="Times New Roman"/>
+          <w:sz w:val="26"/>
+          <w:szCs w:val="26"/>
+        </w:rPr>
+        <w:t xml:space="preserve">   </w:t>
+      </w:r>
+      <w:r>
+        <w:rPr>
+          <w:rFonts w:ascii="Times New Roman" w:hAnsi="Times New Roman" w:cs="Times New Roman"/>
+          <w:color w:val="0070C0"/>
+          <w:sz w:val="26"/>
+          <w:szCs w:val="26"/>
+        </w:rPr>
+        <w:t>{</w:t>
+      </w:r>
+      <w:proofErr w:type="gramEnd"/>
+      <w:r>
+        <w:rPr>
+          <w:rFonts w:ascii="Times New Roman" w:hAnsi="Times New Roman" w:cs="Times New Roman"/>
+          <w:color w:val="0070C0"/>
+          <w:sz w:val="26"/>
+          <w:szCs w:val="26"/>
+        </w:rPr>
+        <w:t>{</w:t>
+      </w:r>
+      <w:r>
+        <w:rPr>
+          <w:rFonts w:ascii="Times New Roman" w:hAnsi="Times New Roman" w:cs="Times New Roman"/>
+          <w:color w:val="0070C0"/>
+          <w:sz w:val="26"/>
+          <w:szCs w:val="26"/>
+        </w:rPr>
+        <w:t>issuedGuaranteeBalance</w:t>
+      </w:r>
+      <w:r>
+        <w:rPr>
+          <w:rFonts w:ascii="Times New Roman" w:hAnsi="Times New Roman" w:cs="Times New Roman"/>
+          <w:color w:val="0070C0"/>
+          <w:sz w:val="26"/>
+          <w:szCs w:val="26"/>
+        </w:rPr>
+        <w:t>}}</w:t>
+      </w:r>
+    </w:p>
+    <w:p>
+      <w:pPr>
+        <w:jc w:val="both"/>
+        <w:rPr>
+          <w:rFonts w:ascii="Times New Roman" w:hAnsi="Times New Roman" w:cs="Times New Roman"/>
+          <w:sz w:val="26"/>
+          <w:szCs w:val="26"/>
+        </w:rPr>
+      </w:pPr>
+      <w:r>
+        <w:rPr>
+          <w:rFonts w:ascii="Times New Roman" w:hAnsi="Times New Roman" w:cs="Times New Roman"/>
+          <w:sz w:val="26"/>
+          <w:szCs w:val="26"/>
+        </w:rPr>
+        <w:t>+ Số dư vay ngắn hạn khác (TSBĐ là BĐS):</w:t>
+      </w:r>
+      <w:r>
+        <w:rPr>
+          <w:rFonts w:ascii="Times New Roman" w:hAnsi="Times New Roman" w:cs="Times New Roman"/>
+          <w:sz w:val="26"/>
+          <w:szCs w:val="26"/>
+        </w:rPr>
+        <w:t xml:space="preserve">                       </w:t>
+      </w:r>
+      <w:proofErr w:type="gramStart"/>
+      <w:r>
+        <w:rPr>
+          <w:rFonts w:ascii="Times New Roman" w:hAnsi="Times New Roman" w:cs="Times New Roman"/>
+          <w:sz w:val="26"/>
+          <w:szCs w:val="26"/>
+        </w:rPr>
+        <w:t xml:space="preserve">   </w:t>
+      </w:r>
+      <w:r>
+        <w:rPr>
+          <w:rFonts w:ascii="Times New Roman" w:hAnsi="Times New Roman" w:cs="Times New Roman"/>
+          <w:color w:val="0070C0"/>
+          <w:sz w:val="26"/>
+          <w:szCs w:val="26"/>
+        </w:rPr>
+        <w:t>{</w:t>
+      </w:r>
+      <w:proofErr w:type="gramEnd"/>
+      <w:r>
+        <w:rPr>
+          <w:rFonts w:ascii="Times New Roman" w:hAnsi="Times New Roman" w:cs="Times New Roman"/>
+          <w:color w:val="0070C0"/>
+          <w:sz w:val="26"/>
+          <w:szCs w:val="26"/>
+        </w:rPr>
+        <w:t>{</w:t>
+      </w:r>
+      <w:r>
+        <w:rPr>
+          <w:rFonts w:ascii="Times New Roman" w:hAnsi="Times New Roman" w:cs="Times New Roman"/>
+          <w:color w:val="0070C0"/>
+          <w:sz w:val="26"/>
+          <w:szCs w:val="26"/>
+        </w:rPr>
+        <w:t>realEstateLoanBalance</w:t>
+      </w:r>
+      <w:r>
+        <w:rPr>
+          <w:rFonts w:ascii="Times New Roman" w:hAnsi="Times New Roman" w:cs="Times New Roman"/>
+          <w:color w:val="0070C0"/>
+          <w:sz w:val="26"/>
+          <w:szCs w:val="26"/>
+        </w:rPr>
+        <w:t xml:space="preserve">}} </w:t>
+      </w:r>
+    </w:p>
+    <w:p>
+      <w:pPr>
+        <w:jc w:val="both"/>
+        <w:rPr>
+          <w:rFonts w:ascii="Times New Roman" w:hAnsi="Times New Roman" w:cs="Times New Roman"/>
+          <w:sz w:val="26"/>
+          <w:szCs w:val="26"/>
+        </w:rPr>
+      </w:pPr>
+      <w:r>
+        <w:rPr>
+          <w:rFonts w:ascii="Times New Roman" w:hAnsi="Times New Roman" w:cs="Times New Roman"/>
+          <w:sz w:val="26"/>
+          <w:szCs w:val="26"/>
+        </w:rPr>
+        <w:t>+</w:t>
+      </w:r>
+      <w:r>
+        <w:rPr>
+          <w:rFonts w:ascii="Times New Roman" w:hAnsi="Times New Roman" w:cs="Times New Roman"/>
+          <w:sz w:val="26"/>
+          <w:szCs w:val="26"/>
+        </w:rPr>
+        <w:t xml:space="preserve"> GHTD còn được sử dụng</w:t>
+      </w:r>
+      <w:r>
+        <w:rPr>
+          <w:rFonts w:ascii="Times New Roman" w:hAnsi="Times New Roman" w:cs="Times New Roman"/>
+          <w:sz w:val="26"/>
+          <w:szCs w:val="26"/>
+        </w:rPr>
+        <w:t xml:space="preserve">:                                                 </w:t>
+      </w:r>
+      <w:proofErr w:type="gramStart"/>
+      <w:r>
+        <w:rPr>
+          <w:rFonts w:ascii="Times New Roman" w:hAnsi="Times New Roman" w:cs="Times New Roman"/>
+          <w:sz w:val="26"/>
+          <w:szCs w:val="26"/>
+        </w:rPr>
+        <w:t xml:space="preserve">   </w:t>
+      </w:r>
+      <w:r>
+        <w:rPr>
+          <w:rFonts w:ascii="Times New Roman" w:hAnsi="Times New Roman" w:cs="Times New Roman"/>
+          <w:color w:val="0070C0"/>
+          <w:sz w:val="26"/>
+          <w:szCs w:val="26"/>
+        </w:rPr>
+        <w:t>{</w:t>
+      </w:r>
+      <w:proofErr w:type="gramEnd"/>
+      <w:r>
+        <w:rPr>
+          <w:rFonts w:ascii="Times New Roman" w:hAnsi="Times New Roman" w:cs="Times New Roman"/>
+          <w:color w:val="0070C0"/>
+          <w:sz w:val="26"/>
+          <w:szCs w:val="26"/>
+        </w:rPr>
+        <w:t>{</w:t>
+      </w:r>
+      <w:r>
+        <w:rPr>
+          <w:rFonts w:ascii="Times New Roman" w:hAnsi="Times New Roman" w:cs="Times New Roman"/>
+          <w:color w:val="0070C0"/>
+          <w:sz w:val="26"/>
+          <w:szCs w:val="26"/>
+        </w:rPr>
+        <w:t>remainingLimit</w:t>
+      </w:r>
+      <w:r>
+        <w:rPr>
+          <w:rFonts w:ascii="Times New Roman" w:hAnsi="Times New Roman" w:cs="Times New Roman"/>
+          <w:color w:val="0070C0"/>
+          <w:sz w:val="26"/>
+          <w:szCs w:val="26"/>
+        </w:rPr>
+        <w:t>}}</w:t>
+      </w:r>
+    </w:p>
     <w:p>
       <w:pPr>
         <w:spacing w:line="240" w:lineRule="auto"/>
@@ -1511,7 +1663,15 @@
           <w:sz w:val="26"/>
           <w:szCs w:val="26"/>
         </w:rPr>
-        <w:t xml:space="preserve">Tình hình giao dịch tại BIDV Đồng Tháp: Đến ngày </w:t>
+        <w:t>Tình hình giao dịch tại BIDV Đồng Tháp: Đến ngày</w:t>
+      </w:r>
+      <w:r>
+        <w:rPr>
+          <w:rFonts w:ascii="Times New Roman" w:hAnsi="Times New Roman" w:cs="Times New Roman"/>
+          <w:sz w:val="26"/>
+          <w:szCs w:val="26"/>
+        </w:rPr>
+        <w:t xml:space="preserve"> </w:t>
       </w:r>
       <w:r>
         <w:rPr>
@@ -1519,16 +1679,13 @@
           <w:i/>
           <w:color w:val="0070C0"/>
         </w:rPr>
-        <w:t>{{GUARANTEE_DATE}}</w:t>
-      </w:r>
-      <w:r>
-        <w:rPr>
-          <w:rFonts w:ascii="Times New Roman" w:hAnsi="Times New Roman" w:cs="Times New Roman"/>
-          <w:b/>
-          <w:bCs/>
+        <w:t>{{CURRENT_DATE}}</w:t>
+      </w:r>
+      <w:r>
+        <w:rPr>
+          <w:rFonts w:ascii="Times New Roman" w:hAnsi="Times New Roman" w:cs="Times New Roman"/>
+          <w:i/>
           <w:color w:val="0070C0"/>
-          <w:sz w:val="20"/>
-          <w:szCs w:val="20"/>
         </w:rPr>
         <w:t xml:space="preserve"> </w:t>
       </w:r>
@@ -1821,6 +1978,7 @@
                 <w:sz w:val="26"/>
                 <w:szCs w:val="26"/>
               </w:rPr>
+              <w:lastRenderedPageBreak/>
               <w:t xml:space="preserve">- </w:t>
             </w:r>
             <w:r>
@@ -2156,7 +2314,6 @@
                 <w:sz w:val="26"/>
                 <w:szCs w:val="26"/>
               </w:rPr>
-              <w:lastRenderedPageBreak/>
               <w:t xml:space="preserve">- </w:t>
             </w:r>
             <w:r>
@@ -3026,7 +3183,7 @@
                 <w:i/>
                 <w:color w:val="0070C0"/>
               </w:rPr>
-              <w:t>{{GUARANTEE_DATE}}</w:t>
+              <w:t>{{CURRENT_DATE}}</w:t>
             </w:r>
           </w:p>
           <w:p>
@@ -3483,7 +3640,7 @@
                 <w:i/>
                 <w:color w:val="0070C0"/>
               </w:rPr>
-              <w:t>{{GUARANTEE_DATE}}</w:t>
+              <w:t>{{CURRENT_DATE}}</w:t>
             </w:r>
           </w:p>
         </w:tc>
@@ -3518,6 +3675,7 @@
                 <w:sz w:val="26"/>
                 <w:szCs w:val="26"/>
               </w:rPr>
+              <w:lastRenderedPageBreak/>
               <w:t xml:space="preserve">- </w:t>
             </w:r>
             <w:r>
@@ -3737,7 +3895,6 @@
                 <w:sz w:val="26"/>
                 <w:szCs w:val="26"/>
               </w:rPr>
-              <w:lastRenderedPageBreak/>
               <w:t xml:space="preserve">- </w:t>
             </w:r>
             <w:r>
@@ -3849,7 +4006,39 @@
                 <w:sz w:val="26"/>
                 <w:szCs w:val="26"/>
               </w:rPr>
-              <w:t>Có hiệu lực từ ngày phát hành thư bảo lãnh, thời hạn 29 ngày kể từ thời điểm có hiệu lực</w:t>
+              <w:t xml:space="preserve">Có hiệu lực từ ngày phát hành thư bảo lãnh, thời hạn </w:t>
+            </w:r>
+            <w:r>
+              <w:rPr>
+                <w:rFonts w:ascii="Times New Roman" w:hAnsi="Times New Roman" w:cs="Times New Roman"/>
+                <w:sz w:val="26"/>
+                <w:szCs w:val="26"/>
+              </w:rPr>
+              <w:t>{{</w:t>
+            </w:r>
+            <w:r>
+              <w:rPr>
+                <w:rFonts w:ascii="Times New Roman" w:hAnsi="Times New Roman" w:cs="Times New Roman"/>
+                <w:sz w:val="26"/>
+                <w:szCs w:val="26"/>
+              </w:rPr>
+              <w:t>guaranteeTermDays</w:t>
+            </w:r>
+            <w:r>
+              <w:rPr>
+                <w:rFonts w:ascii="Times New Roman" w:hAnsi="Times New Roman" w:cs="Times New Roman"/>
+                <w:sz w:val="26"/>
+                <w:szCs w:val="26"/>
+              </w:rPr>
+              <w:t>}}</w:t>
+            </w:r>
+            <w:r>
+              <w:rPr>
+                <w:rFonts w:ascii="Times New Roman" w:hAnsi="Times New Roman" w:cs="Times New Roman"/>
+                <w:sz w:val="26"/>
+                <w:szCs w:val="26"/>
+              </w:rPr>
+              <w:t xml:space="preserve"> ngày kể từ thời điểm có hiệu lực</w:t>
             </w:r>
             <w:r>
               <w:rPr>
@@ -3962,7 +4151,39 @@
                 <w:sz w:val="26"/>
                 <w:szCs w:val="26"/>
               </w:rPr>
-              <w:t xml:space="preserve"> theo Hợp đồng thế chấp tài sản hình thành trong tương lai số 02/2025/10984777/HĐBĐ ngày 09/05/2025</w:t>
+              <w:t xml:space="preserve"> theo Hợp đồng thế chấp tài sản hình thành trong tương lai số</w:t>
+            </w:r>
+            <w:r>
+              <w:rPr>
+                <w:rFonts w:ascii="Times New Roman" w:hAnsi="Times New Roman" w:cs="Times New Roman"/>
+                <w:sz w:val="26"/>
+                <w:szCs w:val="26"/>
+              </w:rPr>
+              <w:t xml:space="preserve"> {{HDBD}}</w:t>
+            </w:r>
+            <w:r>
+              <w:rPr>
+                <w:rFonts w:ascii="Times New Roman" w:hAnsi="Times New Roman" w:cs="Times New Roman"/>
+                <w:sz w:val="26"/>
+                <w:szCs w:val="26"/>
+              </w:rPr>
+              <w:t xml:space="preserve"> </w:t>
+            </w:r>
+            <w:r>
+              <w:rPr>
+                <w:rFonts w:ascii="Times New Roman" w:hAnsi="Times New Roman" w:cs="Times New Roman"/>
+                <w:sz w:val="26"/>
+                <w:szCs w:val="26"/>
+              </w:rPr>
+              <w:t xml:space="preserve">ngày </w:t>
+            </w:r>
+            <w:r>
+              <w:rPr>
+                <w:rFonts w:ascii="Times New Roman" w:hAnsi="Times New Roman" w:cs="Times New Roman"/>
+                <w:sz w:val="26"/>
+                <w:szCs w:val="26"/>
+              </w:rPr>
+              <w:t>{{HDBD_DATE}}</w:t>
             </w:r>
             <w:r>
               <w:rPr>
@@ -4034,13 +4255,13 @@
                 <w:i/>
                 <w:color w:val="0070C0"/>
               </w:rPr>
-              <w:t>{{GUARANTEE_DATE}}</w:t>
-            </w:r>
-            <w:r>
-              <w:rPr>
-                <w:rFonts w:ascii="Times New Roman" w:hAnsi="Times New Roman" w:cs="Times New Roman"/>
-                <w:sz w:val="26"/>
-                <w:szCs w:val="26"/>
+              <w:t>{{CURRENT_DATE}}</w:t>
+            </w:r>
+            <w:r>
+              <w:rPr>
+                <w:rFonts w:ascii="Times New Roman" w:hAnsi="Times New Roman" w:cs="Times New Roman"/>
+                <w:i/>
+                <w:color w:val="0070C0"/>
               </w:rPr>
               <w:t>.</w:t>
             </w:r>
@@ -4386,13 +4607,13 @@
                 <w:i/>
                 <w:color w:val="0070C0"/>
               </w:rPr>
-              <w:t>{{GUARANTEE_DATE}}</w:t>
-            </w:r>
-            <w:r>
-              <w:rPr>
-                <w:rFonts w:ascii="Times New Roman" w:hAnsi="Times New Roman" w:cs="Times New Roman"/>
-                <w:sz w:val="26"/>
-                <w:szCs w:val="26"/>
+              <w:t>{{CURRENT_DATE}}</w:t>
+            </w:r>
+            <w:r>
+              <w:rPr>
+                <w:rFonts w:ascii="Times New Roman" w:hAnsi="Times New Roman" w:cs="Times New Roman"/>
+                <w:i/>
+                <w:color w:val="0070C0"/>
               </w:rPr>
               <w:t>.</w:t>
             </w:r>
@@ -4660,7 +4881,47 @@
                 <w:szCs w:val="26"/>
                 <w14:ligatures w14:val="none"/>
               </w:rPr>
-              <w:t>Có hiệu lực kể từ ngày phát hành thư bảo lãnh và có thời hạn 29 ngày kể từ thời điểm có hiệu lực nêu trên.</w:t>
+              <w:t xml:space="preserve">Có hiệu lực kể từ ngày phát hành thư bảo lãnh và có thời hạn </w:t>
+            </w:r>
+            <w:r>
+              <w:rPr>
+                <w:rFonts w:ascii="Times New Roman" w:eastAsia="Times New Roman" w:hAnsi="Times New Roman" w:cs="Times New Roman"/>
+                <w:kern w:val="0"/>
+                <w:sz w:val="26"/>
+                <w:szCs w:val="26"/>
+                <w14:ligatures w14:val="none"/>
+              </w:rPr>
+              <w:t>{{</w:t>
+            </w:r>
+            <w:r>
+              <w:rPr>
+                <w:rFonts w:ascii="Times New Roman" w:eastAsia="Times New Roman" w:hAnsi="Times New Roman" w:cs="Times New Roman"/>
+                <w:kern w:val="0"/>
+                <w:sz w:val="26"/>
+                <w:szCs w:val="26"/>
+                <w14:ligatures w14:val="none"/>
+              </w:rPr>
+              <w:t>guaranteeTermDays</w:t>
+            </w:r>
+            <w:r>
+              <w:rPr>
+                <w:rFonts w:ascii="Times New Roman" w:eastAsia="Times New Roman" w:hAnsi="Times New Roman" w:cs="Times New Roman"/>
+                <w:kern w:val="0"/>
+                <w:sz w:val="26"/>
+                <w:szCs w:val="26"/>
+                <w14:ligatures w14:val="none"/>
+              </w:rPr>
+              <w:t>}}</w:t>
+            </w:r>
+            <w:r>
+              <w:rPr>
+                <w:rFonts w:ascii="Times New Roman" w:eastAsia="Times New Roman" w:hAnsi="Times New Roman" w:cs="Times New Roman"/>
+                <w:kern w:val="0"/>
+                <w:sz w:val="26"/>
+                <w:szCs w:val="26"/>
+                <w14:ligatures w14:val="none"/>
+              </w:rPr>
+              <w:t xml:space="preserve"> ngày kể từ thời điểm có hiệu lực nêu trên.</w:t>
             </w:r>
           </w:p>
         </w:tc>
@@ -4874,6 +5135,7 @@
                 <w:szCs w:val="26"/>
                 <w14:ligatures w14:val="none"/>
               </w:rPr>
+              <w:lastRenderedPageBreak/>
               <w:t xml:space="preserve">   </w:t>
             </w:r>
             <w:r>
@@ -4942,7 +5204,51 @@
                 <w:szCs w:val="26"/>
                 <w14:ligatures w14:val="none"/>
               </w:rPr>
-              <w:t xml:space="preserve"> × 2%/năm × 29/365 ngày = </w:t>
+              <w:t xml:space="preserve"> × 2%/năm × </w:t>
+            </w:r>
+            <w:r>
+              <w:rPr>
+                <w:rFonts w:ascii="Times New Roman" w:eastAsia="Times New Roman" w:hAnsi="Times New Roman" w:cs="Times New Roman"/>
+                <w:color w:val="0070C0"/>
+                <w:kern w:val="0"/>
+                <w:sz w:val="26"/>
+                <w:szCs w:val="26"/>
+                <w14:ligatures w14:val="none"/>
+              </w:rPr>
+              <w:t>{{</w:t>
+            </w:r>
+            <w:r>
+              <w:rPr>
+                <w:rFonts w:ascii="Times New Roman" w:eastAsia="Times New Roman" w:hAnsi="Times New Roman" w:cs="Times New Roman"/>
+                <w:color w:val="0070C0"/>
+                <w:kern w:val="0"/>
+                <w:sz w:val="26"/>
+                <w:szCs w:val="26"/>
+                <w14:ligatures w14:val="none"/>
+              </w:rPr>
+              <w:t>guaranteeTermDays</w:t>
+            </w:r>
+            <w:r>
+              <w:rPr>
+                <w:rFonts w:ascii="Times New Roman" w:eastAsia="Times New Roman" w:hAnsi="Times New Roman" w:cs="Times New Roman"/>
+                <w:color w:val="0070C0"/>
+                <w:kern w:val="0"/>
+                <w:sz w:val="26"/>
+                <w:szCs w:val="26"/>
+                <w14:ligatures w14:val="none"/>
+              </w:rPr>
+              <w:t>}}</w:t>
+            </w:r>
+            <w:r>
+              <w:rPr>
+                <w:rFonts w:ascii="Times New Roman" w:eastAsia="Times New Roman" w:hAnsi="Times New Roman" w:cs="Times New Roman"/>
+                <w:color w:val="0070C0"/>
+                <w:kern w:val="0"/>
+                <w:sz w:val="26"/>
+                <w:szCs w:val="26"/>
+                <w14:ligatures w14:val="none"/>
+              </w:rPr>
+              <w:t xml:space="preserve">/365 ngày = </w:t>
             </w:r>
             <w:r>
               <w:rPr>
@@ -5217,7 +5523,6 @@
                 <w:szCs w:val="26"/>
                 <w14:ligatures w14:val="none"/>
               </w:rPr>
-              <w:lastRenderedPageBreak/>
               <w:t xml:space="preserve">          </w:t>
             </w:r>
             <w:r>
@@ -5655,6 +5960,32 @@
     </w:p>
     <w:p>
       <w:pPr>
+        <w:jc w:val="right"/>
+        <w:rPr>
+          <w:rFonts w:ascii="Times New Roman" w:hAnsi="Times New Roman" w:cs="Times New Roman"/>
+          <w:sz w:val="26"/>
+          <w:szCs w:val="26"/>
+        </w:rPr>
+      </w:pPr>
+      <w:r>
+        <w:rPr>
+          <w:rFonts w:ascii="Times New Roman" w:hAnsi="Times New Roman" w:cs="Times New Roman"/>
+          <w:sz w:val="26"/>
+          <w:szCs w:val="26"/>
+        </w:rPr>
+        <w:t xml:space="preserve">P. Cao Lãnh, </w:t>
+      </w:r>
+      <w:r>
+        <w:rPr>
+          <w:rFonts w:ascii="Times New Roman" w:hAnsi="Times New Roman" w:cs="Times New Roman"/>
+          <w:sz w:val="26"/>
+          <w:szCs w:val="26"/>
+        </w:rPr>
+        <w:t>{{CURRENT_DATE_TITLE}}</w:t>
+      </w:r>
+    </w:p>
+    <w:p>
+      <w:pPr>
         <w:spacing w:line="240" w:lineRule="auto"/>
         <w:jc w:val="right"/>
         <w:rPr>
@@ -5664,22 +5995,6 @@
           <w:szCs w:val="26"/>
         </w:rPr>
       </w:pPr>
-      <w:r>
-        <w:rPr>
-          <w:rFonts w:ascii="Times New Roman" w:hAnsi="Times New Roman" w:cs="Times New Roman"/>
-          <w:sz w:val="26"/>
-          <w:szCs w:val="26"/>
-        </w:rPr>
-        <w:t xml:space="preserve">P. Cao Lãnh, </w:t>
-      </w:r>
-      <w:r>
-        <w:rPr>
-          <w:rFonts w:ascii="Times New Roman" w:hAnsi="Times New Roman" w:cs="Times New Roman"/>
-          <w:i/>
-          <w:color w:val="83CAEB" w:themeColor="accent1" w:themeTint="66"/>
-        </w:rPr>
-        <w:t>{{GUARANTEE_DATE_TITLE}}</w:t>
-      </w:r>
     </w:p>
     <w:p>
       <w:pPr>
@@ -11104,7 +11419,6 @@
   <w:style w:type="character" w:default="1" w:styleId="DefaultParagraphFont">
     <w:name w:val="Default Paragraph Font"/>
     <w:uiPriority w:val="1"/>
-    <w:semiHidden/>
     <w:unhideWhenUsed/>
   </w:style>
   <w:style w:type="table" w:default="1" w:styleId="TableNormal">

--- a/src/main/resources/templates/Vinfast/de-xuat-cap-bao-lanh-vinfast.docx
+++ b/src/main/resources/templates/Vinfast/de-xuat-cap-bao-lanh-vinfast.docx
@@ -324,33 +324,15 @@
           <w:sz w:val="26"/>
           <w:szCs w:val="26"/>
         </w:rPr>
-        <w:t xml:space="preserve"> </w:t>
-      </w:r>
-      <w:proofErr w:type="gramStart"/>
-      <w:r>
-        <w:rPr>
-          <w:rFonts w:ascii="Times New Roman" w:hAnsi="Times New Roman" w:cs="Times New Roman"/>
-          <w:sz w:val="26"/>
-          <w:szCs w:val="26"/>
-        </w:rPr>
-        <w:t>số:</w:t>
-      </w:r>
-      <w:r>
-        <w:rPr>
-          <w:rFonts w:ascii="Times New Roman" w:hAnsi="Times New Roman" w:cs="Times New Roman"/>
-          <w:sz w:val="26"/>
-          <w:szCs w:val="26"/>
-        </w:rPr>
-        <w:t>{</w:t>
-      </w:r>
-      <w:proofErr w:type="gramEnd"/>
-      <w:r>
-        <w:rPr>
-          <w:rFonts w:ascii="Times New Roman" w:hAnsi="Times New Roman" w:cs="Times New Roman"/>
-          <w:sz w:val="26"/>
-          <w:szCs w:val="26"/>
-        </w:rPr>
-        <w:t>{HDTD}}</w:t>
+        <w:t xml:space="preserve"> số:</w:t>
+      </w:r>
+      <w:r>
+        <w:rPr>
+          <w:rFonts w:ascii="Times New Roman" w:hAnsi="Times New Roman" w:cs="Times New Roman"/>
+          <w:sz w:val="26"/>
+          <w:szCs w:val="26"/>
+        </w:rPr>
+        <w:t>{{HDTD}}</w:t>
       </w:r>
       <w:r>
         <w:rPr>
@@ -837,9 +819,8 @@
           <w:sz w:val="26"/>
           <w:szCs w:val="26"/>
         </w:rPr>
-        <w:t xml:space="preserve">(để kinh doanh xe ô tô khác, phụ tùng và các bộ phận phụ trợ xe ô tô từ HTC-VN và Vinfast, các nhu cầu vốn lưu động </w:t>
-      </w:r>
-      <w:proofErr w:type="gramStart"/>
+        <w:t>(để kinh doanh xe ô tô khác, phụ tùng và các bộ phận phụ trợ xe ô tô từ HTC-VN và Vinfast, các nhu cầu vốn lưu động khác</w:t>
+      </w:r>
       <w:r>
         <w:rPr>
           <w:rFonts w:ascii="Times New Roman" w:hAnsi="Times New Roman" w:cs="Times New Roman"/>
@@ -848,7 +829,7 @@
           <w:sz w:val="26"/>
           <w:szCs w:val="26"/>
         </w:rPr>
-        <w:t>khác</w:t>
+        <w:t>,</w:t>
       </w:r>
       <w:r>
         <w:rPr>
@@ -858,28 +839,7 @@
           <w:sz w:val="26"/>
           <w:szCs w:val="26"/>
         </w:rPr>
-        <w:t>,</w:t>
-      </w:r>
-      <w:r>
-        <w:rPr>
-          <w:rFonts w:ascii="Times New Roman" w:hAnsi="Times New Roman" w:cs="Times New Roman"/>
-          <w:i/>
-          <w:iCs/>
-          <w:sz w:val="26"/>
-          <w:szCs w:val="26"/>
-        </w:rPr>
-        <w:t>…</w:t>
-      </w:r>
-      <w:proofErr w:type="gramEnd"/>
-      <w:r>
-        <w:rPr>
-          <w:rFonts w:ascii="Times New Roman" w:hAnsi="Times New Roman" w:cs="Times New Roman"/>
-          <w:i/>
-          <w:iCs/>
-          <w:sz w:val="26"/>
-          <w:szCs w:val="26"/>
-        </w:rPr>
-        <w:t>)</w:t>
+        <w:t>…)</w:t>
       </w:r>
       <w:r>
         <w:rPr>
@@ -1054,16 +1014,7 @@
           <w:sz w:val="26"/>
           <w:szCs w:val="26"/>
         </w:rPr>
-        <w:t xml:space="preserve">                                                  </w:t>
-      </w:r>
-      <w:proofErr w:type="gramStart"/>
-      <w:r>
-        <w:rPr>
-          <w:rFonts w:ascii="Times New Roman" w:hAnsi="Times New Roman" w:cs="Times New Roman"/>
-          <w:sz w:val="26"/>
-          <w:szCs w:val="26"/>
-        </w:rPr>
-        <w:t xml:space="preserve">   </w:t>
+        <w:t xml:space="preserve">                                                     </w:t>
       </w:r>
       <w:r>
         <w:rPr>
@@ -1073,18 +1024,7 @@
           <w:sz w:val="26"/>
           <w:szCs w:val="26"/>
         </w:rPr>
-        <w:t>{</w:t>
-      </w:r>
-      <w:proofErr w:type="gramEnd"/>
-      <w:r>
-        <w:rPr>
-          <w:rFonts w:ascii="Times New Roman" w:hAnsi="Times New Roman" w:cs="Times New Roman"/>
-          <w:b/>
-          <w:bCs/>
-          <w:sz w:val="26"/>
-          <w:szCs w:val="26"/>
-        </w:rPr>
-        <w:t>{</w:t>
+        <w:t>{{</w:t>
       </w:r>
       <w:r>
         <w:rPr>
@@ -1170,9 +1110,8 @@
           <w:sz w:val="26"/>
           <w:szCs w:val="26"/>
         </w:rPr>
-        <w:t xml:space="preserve">                                                   </w:t>
-      </w:r>
-      <w:proofErr w:type="gramStart"/>
+        <w:t xml:space="preserve">                                                      </w:t>
+      </w:r>
       <w:r>
         <w:rPr>
           <w:rFonts w:ascii="Times New Roman" w:hAnsi="Times New Roman" w:cs="Times New Roman"/>
@@ -1181,7 +1120,7 @@
           <w:sz w:val="26"/>
           <w:szCs w:val="26"/>
         </w:rPr>
-        <w:t xml:space="preserve">   </w:t>
+        <w:t>{{</w:t>
       </w:r>
       <w:r>
         <w:rPr>
@@ -1191,9 +1130,8 @@
           <w:sz w:val="26"/>
           <w:szCs w:val="26"/>
         </w:rPr>
-        <w:t>{</w:t>
-      </w:r>
-      <w:proofErr w:type="gramEnd"/>
+        <w:t>usedLimit</w:t>
+      </w:r>
       <w:r>
         <w:rPr>
           <w:rFonts w:ascii="Times New Roman" w:hAnsi="Times New Roman" w:cs="Times New Roman"/>
@@ -1202,7 +1140,43 @@
           <w:sz w:val="26"/>
           <w:szCs w:val="26"/>
         </w:rPr>
-        <w:t>{</w:t>
+        <w:t>}}</w:t>
+      </w:r>
+    </w:p>
+    <w:p>
+      <w:pPr>
+        <w:jc w:val="both"/>
+        <w:rPr>
+          <w:rFonts w:ascii="Times New Roman" w:hAnsi="Times New Roman" w:cs="Times New Roman"/>
+          <w:sz w:val="26"/>
+          <w:szCs w:val="26"/>
+        </w:rPr>
+      </w:pPr>
+      <w:r>
+        <w:rPr>
+          <w:rFonts w:ascii="Times New Roman" w:hAnsi="Times New Roman" w:cs="Times New Roman"/>
+          <w:sz w:val="26"/>
+          <w:szCs w:val="26"/>
+        </w:rPr>
+        <w:t xml:space="preserve">Trong đó: </w:t>
+      </w:r>
+    </w:p>
+    <w:p>
+      <w:pPr>
+        <w:jc w:val="both"/>
+        <w:rPr>
+          <w:rFonts w:ascii="Times New Roman" w:hAnsi="Times New Roman" w:cs="Times New Roman"/>
+          <w:sz w:val="26"/>
+          <w:szCs w:val="26"/>
+        </w:rPr>
+      </w:pPr>
+      <w:r>
+        <w:rPr>
+          <w:rFonts w:ascii="Times New Roman" w:hAnsi="Times New Roman" w:cs="Times New Roman"/>
+          <w:sz w:val="26"/>
+          <w:szCs w:val="26"/>
+        </w:rPr>
+        <w:t>+ Tổng dư nợ                                                                           {{</w:t>
       </w:r>
       <w:r>
         <w:rPr>
@@ -1217,12 +1191,10 @@
       <w:r>
         <w:rPr>
           <w:rFonts w:ascii="Times New Roman" w:hAnsi="Times New Roman" w:cs="Times New Roman"/>
-          <w:b/>
-          <w:bCs/>
-          <w:sz w:val="26"/>
-          <w:szCs w:val="26"/>
-        </w:rPr>
-        <w:t>}}</w:t>
+          <w:sz w:val="26"/>
+          <w:szCs w:val="26"/>
+        </w:rPr>
+        <w:t xml:space="preserve"> }}</w:t>
       </w:r>
     </w:p>
     <w:p>
@@ -1240,42 +1212,67 @@
           <w:sz w:val="26"/>
           <w:szCs w:val="26"/>
         </w:rPr>
-        <w:t xml:space="preserve">Trong đó: </w:t>
+        <w:t>+ Dư nợ vay tiền còn lại (TSBĐ là xe ô tô):</w:t>
+      </w:r>
+      <w:r>
+        <w:rPr>
+          <w:rFonts w:ascii="Times New Roman" w:hAnsi="Times New Roman" w:cs="Times New Roman"/>
+          <w:sz w:val="26"/>
+          <w:szCs w:val="26"/>
+        </w:rPr>
+        <w:t xml:space="preserve">                           </w:t>
+      </w:r>
+      <w:r>
+        <w:rPr>
+          <w:rFonts w:ascii="Times New Roman" w:hAnsi="Times New Roman" w:cs="Times New Roman"/>
+          <w:color w:val="0070C0"/>
+          <w:sz w:val="26"/>
+          <w:szCs w:val="26"/>
+        </w:rPr>
+        <w:t>{{</w:t>
+      </w:r>
+      <w:r>
+        <w:rPr>
+          <w:rFonts w:ascii="Times New Roman" w:hAnsi="Times New Roman" w:cs="Times New Roman"/>
+          <w:color w:val="0070C0"/>
+          <w:sz w:val="26"/>
+          <w:szCs w:val="26"/>
+        </w:rPr>
+        <w:t>vehicleLoanBalance</w:t>
+      </w:r>
+      <w:r>
+        <w:rPr>
+          <w:rFonts w:ascii="Times New Roman" w:hAnsi="Times New Roman" w:cs="Times New Roman"/>
+          <w:color w:val="0070C0"/>
+          <w:sz w:val="26"/>
+          <w:szCs w:val="26"/>
+        </w:rPr>
+        <w:t>}}</w:t>
       </w:r>
     </w:p>
     <w:p>
       <w:pPr>
-        <w:jc w:val="both"/>
-        <w:rPr>
-          <w:rFonts w:ascii="Times New Roman" w:hAnsi="Times New Roman" w:cs="Times New Roman"/>
-          <w:sz w:val="26"/>
-          <w:szCs w:val="26"/>
-        </w:rPr>
-      </w:pPr>
-      <w:r>
-        <w:rPr>
-          <w:rFonts w:ascii="Times New Roman" w:hAnsi="Times New Roman" w:cs="Times New Roman"/>
-          <w:sz w:val="26"/>
-          <w:szCs w:val="26"/>
-        </w:rPr>
-        <w:t>+ Dư nợ vay tiền còn lại (TSBĐ là xe ô tô):</w:t>
-      </w:r>
-      <w:r>
-        <w:rPr>
-          <w:rFonts w:ascii="Times New Roman" w:hAnsi="Times New Roman" w:cs="Times New Roman"/>
-          <w:sz w:val="26"/>
-          <w:szCs w:val="26"/>
-        </w:rPr>
-        <w:t xml:space="preserve">                        </w:t>
-      </w:r>
-      <w:proofErr w:type="gramStart"/>
-      <w:r>
-        <w:rPr>
-          <w:rFonts w:ascii="Times New Roman" w:hAnsi="Times New Roman" w:cs="Times New Roman"/>
-          <w:sz w:val="26"/>
-          <w:szCs w:val="26"/>
-        </w:rPr>
-        <w:t xml:space="preserve">   </w:t>
+        <w:rPr>
+          <w:rFonts w:ascii="Times New Roman" w:hAnsi="Times New Roman" w:cs="Times New Roman"/>
+          <w:sz w:val="26"/>
+          <w:szCs w:val="26"/>
+        </w:rPr>
+      </w:pPr>
+      <w:r>
+        <w:rPr>
+          <w:rFonts w:ascii="Times New Roman" w:hAnsi="Times New Roman" w:cs="Times New Roman"/>
+          <w:sz w:val="26"/>
+          <w:szCs w:val="26"/>
+        </w:rPr>
+        <w:t>+ Số dư cấp bảo lãnh (TSBĐ hình thành từ vốn vay):</w:t>
+      </w:r>
+      <w:r>
+        <w:rPr>
+          <w:rFonts w:ascii="Times New Roman" w:hAnsi="Times New Roman" w:cs="Times New Roman"/>
+          <w:sz w:val="26"/>
+          <w:szCs w:val="26"/>
+        </w:rPr>
+        <w:t xml:space="preserve">            </w:t>
       </w:r>
       <w:r>
         <w:rPr>
@@ -1284,9 +1281,8 @@
           <w:sz w:val="26"/>
           <w:szCs w:val="26"/>
         </w:rPr>
-        <w:t>{</w:t>
-      </w:r>
-      <w:proofErr w:type="gramEnd"/>
+        <w:t>{{</w:t>
+      </w:r>
       <w:r>
         <w:rPr>
           <w:rFonts w:ascii="Times New Roman" w:hAnsi="Times New Roman" w:cs="Times New Roman"/>
@@ -1294,16 +1290,7 @@
           <w:sz w:val="26"/>
           <w:szCs w:val="26"/>
         </w:rPr>
-        <w:t>{</w:t>
-      </w:r>
-      <w:r>
-        <w:rPr>
-          <w:rFonts w:ascii="Times New Roman" w:hAnsi="Times New Roman" w:cs="Times New Roman"/>
-          <w:color w:val="0070C0"/>
-          <w:sz w:val="26"/>
-          <w:szCs w:val="26"/>
-        </w:rPr>
-        <w:t>vehicleLoanBalance</w:t>
+        <w:t>issuedGuaranteeBalance</w:t>
       </w:r>
       <w:r>
         <w:rPr>
@@ -1317,36 +1304,28 @@
     </w:p>
     <w:p>
       <w:pPr>
-        <w:rPr>
-          <w:rFonts w:ascii="Times New Roman" w:hAnsi="Times New Roman" w:cs="Times New Roman"/>
-          <w:sz w:val="26"/>
-          <w:szCs w:val="26"/>
-        </w:rPr>
-      </w:pPr>
-      <w:r>
-        <w:rPr>
-          <w:rFonts w:ascii="Times New Roman" w:hAnsi="Times New Roman" w:cs="Times New Roman"/>
-          <w:sz w:val="26"/>
-          <w:szCs w:val="26"/>
-        </w:rPr>
-        <w:t>+ Số dư cấp bảo lãnh (TSBĐ hình thành từ vốn vay):</w:t>
-      </w:r>
-      <w:r>
-        <w:rPr>
-          <w:rFonts w:ascii="Times New Roman" w:hAnsi="Times New Roman" w:cs="Times New Roman"/>
-          <w:sz w:val="26"/>
-          <w:szCs w:val="26"/>
-        </w:rPr>
-        <w:t xml:space="preserve">         </w:t>
-      </w:r>
-      <w:proofErr w:type="gramStart"/>
-      <w:r>
-        <w:rPr>
-          <w:rFonts w:ascii="Times New Roman" w:hAnsi="Times New Roman" w:cs="Times New Roman"/>
-          <w:sz w:val="26"/>
-          <w:szCs w:val="26"/>
-        </w:rPr>
-        <w:t xml:space="preserve">   </w:t>
+        <w:jc w:val="both"/>
+        <w:rPr>
+          <w:rFonts w:ascii="Times New Roman" w:hAnsi="Times New Roman" w:cs="Times New Roman"/>
+          <w:sz w:val="26"/>
+          <w:szCs w:val="26"/>
+        </w:rPr>
+      </w:pPr>
+      <w:r>
+        <w:rPr>
+          <w:rFonts w:ascii="Times New Roman" w:hAnsi="Times New Roman" w:cs="Times New Roman"/>
+          <w:sz w:val="26"/>
+          <w:szCs w:val="26"/>
+        </w:rPr>
+        <w:t>+ Số dư vay ngắn hạn khác (TSBĐ là BĐS):</w:t>
+      </w:r>
+      <w:r>
+        <w:rPr>
+          <w:rFonts w:ascii="Times New Roman" w:hAnsi="Times New Roman" w:cs="Times New Roman"/>
+          <w:sz w:val="26"/>
+          <w:szCs w:val="26"/>
+        </w:rPr>
+        <w:t xml:space="preserve">                          </w:t>
       </w:r>
       <w:r>
         <w:rPr>
@@ -1357,7 +1336,6 @@
         </w:rPr>
         <w:t>{</w:t>
       </w:r>
-      <w:proofErr w:type="gramEnd"/>
       <w:r>
         <w:rPr>
           <w:rFonts w:ascii="Times New Roman" w:hAnsi="Times New Roman" w:cs="Times New Roman"/>
@@ -1374,7 +1352,7 @@
           <w:sz w:val="26"/>
           <w:szCs w:val="26"/>
         </w:rPr>
-        <w:t>issuedGuaranteeBalance</w:t>
+        <w:t>realEstateLoanBalance</w:t>
       </w:r>
       <w:r>
         <w:rPr>
@@ -1383,7 +1361,7 @@
           <w:sz w:val="26"/>
           <w:szCs w:val="26"/>
         </w:rPr>
-        <w:t>}}</w:t>
+        <w:t xml:space="preserve">}} </w:t>
       </w:r>
     </w:p>
     <w:p>
@@ -1401,24 +1379,23 @@
           <w:sz w:val="26"/>
           <w:szCs w:val="26"/>
         </w:rPr>
-        <w:t>+ Số dư vay ngắn hạn khác (TSBĐ là BĐS):</w:t>
-      </w:r>
-      <w:r>
-        <w:rPr>
-          <w:rFonts w:ascii="Times New Roman" w:hAnsi="Times New Roman" w:cs="Times New Roman"/>
-          <w:sz w:val="26"/>
-          <w:szCs w:val="26"/>
-        </w:rPr>
-        <w:t xml:space="preserve">                       </w:t>
-      </w:r>
-      <w:proofErr w:type="gramStart"/>
-      <w:r>
-        <w:rPr>
-          <w:rFonts w:ascii="Times New Roman" w:hAnsi="Times New Roman" w:cs="Times New Roman"/>
-          <w:sz w:val="26"/>
-          <w:szCs w:val="26"/>
-        </w:rPr>
-        <w:t xml:space="preserve">   </w:t>
+        <w:t>+</w:t>
+      </w:r>
+      <w:r>
+        <w:rPr>
+          <w:rFonts w:ascii="Times New Roman" w:hAnsi="Times New Roman" w:cs="Times New Roman"/>
+          <w:sz w:val="26"/>
+          <w:szCs w:val="26"/>
+        </w:rPr>
+        <w:t xml:space="preserve"> GHTD còn được sử dụng</w:t>
+      </w:r>
+      <w:r>
+        <w:rPr>
+          <w:rFonts w:ascii="Times New Roman" w:hAnsi="Times New Roman" w:cs="Times New Roman"/>
+          <w:sz w:val="26"/>
+          <w:szCs w:val="26"/>
+        </w:rPr>
+        <w:t xml:space="preserve">:                                                    </w:t>
       </w:r>
       <w:r>
         <w:rPr>
@@ -1427,97 +1404,7 @@
           <w:sz w:val="26"/>
           <w:szCs w:val="26"/>
         </w:rPr>
-        <w:t>{</w:t>
-      </w:r>
-      <w:proofErr w:type="gramEnd"/>
-      <w:r>
-        <w:rPr>
-          <w:rFonts w:ascii="Times New Roman" w:hAnsi="Times New Roman" w:cs="Times New Roman"/>
-          <w:color w:val="0070C0"/>
-          <w:sz w:val="26"/>
-          <w:szCs w:val="26"/>
-        </w:rPr>
-        <w:t>{</w:t>
-      </w:r>
-      <w:r>
-        <w:rPr>
-          <w:rFonts w:ascii="Times New Roman" w:hAnsi="Times New Roman" w:cs="Times New Roman"/>
-          <w:color w:val="0070C0"/>
-          <w:sz w:val="26"/>
-          <w:szCs w:val="26"/>
-        </w:rPr>
-        <w:t>realEstateLoanBalance</w:t>
-      </w:r>
-      <w:r>
-        <w:rPr>
-          <w:rFonts w:ascii="Times New Roman" w:hAnsi="Times New Roman" w:cs="Times New Roman"/>
-          <w:color w:val="0070C0"/>
-          <w:sz w:val="26"/>
-          <w:szCs w:val="26"/>
-        </w:rPr>
-        <w:t xml:space="preserve">}} </w:t>
-      </w:r>
-    </w:p>
-    <w:p>
-      <w:pPr>
-        <w:jc w:val="both"/>
-        <w:rPr>
-          <w:rFonts w:ascii="Times New Roman" w:hAnsi="Times New Roman" w:cs="Times New Roman"/>
-          <w:sz w:val="26"/>
-          <w:szCs w:val="26"/>
-        </w:rPr>
-      </w:pPr>
-      <w:r>
-        <w:rPr>
-          <w:rFonts w:ascii="Times New Roman" w:hAnsi="Times New Roman" w:cs="Times New Roman"/>
-          <w:sz w:val="26"/>
-          <w:szCs w:val="26"/>
-        </w:rPr>
-        <w:t>+</w:t>
-      </w:r>
-      <w:r>
-        <w:rPr>
-          <w:rFonts w:ascii="Times New Roman" w:hAnsi="Times New Roman" w:cs="Times New Roman"/>
-          <w:sz w:val="26"/>
-          <w:szCs w:val="26"/>
-        </w:rPr>
-        <w:t xml:space="preserve"> GHTD còn được sử dụng</w:t>
-      </w:r>
-      <w:r>
-        <w:rPr>
-          <w:rFonts w:ascii="Times New Roman" w:hAnsi="Times New Roman" w:cs="Times New Roman"/>
-          <w:sz w:val="26"/>
-          <w:szCs w:val="26"/>
-        </w:rPr>
-        <w:t xml:space="preserve">:                                                 </w:t>
-      </w:r>
-      <w:proofErr w:type="gramStart"/>
-      <w:r>
-        <w:rPr>
-          <w:rFonts w:ascii="Times New Roman" w:hAnsi="Times New Roman" w:cs="Times New Roman"/>
-          <w:sz w:val="26"/>
-          <w:szCs w:val="26"/>
-        </w:rPr>
-        <w:t xml:space="preserve">   </w:t>
-      </w:r>
-      <w:r>
-        <w:rPr>
-          <w:rFonts w:ascii="Times New Roman" w:hAnsi="Times New Roman" w:cs="Times New Roman"/>
-          <w:color w:val="0070C0"/>
-          <w:sz w:val="26"/>
-          <w:szCs w:val="26"/>
-        </w:rPr>
-        <w:t>{</w:t>
-      </w:r>
-      <w:proofErr w:type="gramEnd"/>
-      <w:r>
-        <w:rPr>
-          <w:rFonts w:ascii="Times New Roman" w:hAnsi="Times New Roman" w:cs="Times New Roman"/>
-          <w:color w:val="0070C0"/>
-          <w:sz w:val="26"/>
-          <w:szCs w:val="26"/>
-        </w:rPr>
-        <w:t>{</w:t>
+        <w:t>{{</w:t>
       </w:r>
       <w:r>
         <w:rPr>
@@ -1844,6 +1731,7 @@
                 <w:sz w:val="26"/>
                 <w:szCs w:val="26"/>
               </w:rPr>
+              <w:lastRenderedPageBreak/>
               <w:t xml:space="preserve">- </w:t>
             </w:r>
             <w:r>
@@ -1978,7 +1866,6 @@
                 <w:sz w:val="26"/>
                 <w:szCs w:val="26"/>
               </w:rPr>
-              <w:lastRenderedPageBreak/>
               <w:t xml:space="preserve">- </w:t>
             </w:r>
             <w:r>
@@ -3632,7 +3519,16 @@
                 <w:sz w:val="26"/>
                 <w:szCs w:val="26"/>
               </w:rPr>
-              <w:t xml:space="preserve">Bảo lãnh thanh toán 75% giá trị hợp đồng theo Hợp đồng đại lý phân phối xe điện Vinfast số VFT-OT-20250105 ngày 10/03/2025 giữa VINFAST và Bên được bảo lãnh, kèm Danh sách đơn hàng đề nghị BIDV Đồng Tháp bảo lãnh ngày </w:t>
+              <w:t xml:space="preserve">Bảo lãnh thanh toán 75% giá trị hợp đồng theo Hợp đồng đại lý phân phối xe điện Vinfast số VFT-OT-20250105 ngày 10/03/2025 giữa VINFAST và Bên </w:t>
+            </w:r>
+            <w:r>
+              <w:rPr>
+                <w:rFonts w:ascii="Times New Roman" w:hAnsi="Times New Roman" w:cs="Times New Roman"/>
+                <w:sz w:val="26"/>
+                <w:szCs w:val="26"/>
+              </w:rPr>
+              <w:lastRenderedPageBreak/>
+              <w:t xml:space="preserve">được bảo lãnh, kèm Danh sách đơn hàng đề nghị BIDV Đồng Tháp bảo lãnh ngày </w:t>
             </w:r>
             <w:r>
               <w:rPr>
@@ -4950,6 +4846,7 @@
                 <w:szCs w:val="26"/>
                 <w14:ligatures w14:val="none"/>
               </w:rPr>
+              <w:lastRenderedPageBreak/>
               <w:t xml:space="preserve">- </w:t>
             </w:r>
             <w:r>
@@ -5135,7 +5032,6 @@
                 <w:szCs w:val="26"/>
                 <w14:ligatures w14:val="none"/>
               </w:rPr>
-              <w:lastRenderedPageBreak/>
               <w:t xml:space="preserve">   </w:t>
             </w:r>
             <w:r>
@@ -5305,31 +5201,7 @@
                 <w:szCs w:val="26"/>
                 <w14:ligatures w14:val="none"/>
               </w:rPr>
-              <w:t xml:space="preserve">   {{guaranteeFeeNote</w:t>
-            </w:r>
-            <w:proofErr w:type="gramStart"/>
-            <w:r>
-              <w:rPr>
-                <w:rFonts w:ascii="Times New Roman" w:eastAsia="Times New Roman" w:hAnsi="Times New Roman" w:cs="Times New Roman"/>
-                <w:color w:val="EE0000"/>
-                <w:kern w:val="0"/>
-                <w:sz w:val="26"/>
-                <w:szCs w:val="26"/>
-                <w14:ligatures w14:val="none"/>
-              </w:rPr>
-              <w:t xml:space="preserve">}}   </w:t>
-            </w:r>
-            <w:proofErr w:type="gramEnd"/>
-            <w:r>
-              <w:rPr>
-                <w:rFonts w:ascii="Times New Roman" w:eastAsia="Times New Roman" w:hAnsi="Times New Roman" w:cs="Times New Roman"/>
-                <w:color w:val="EE0000"/>
-                <w:kern w:val="0"/>
-                <w:sz w:val="26"/>
-                <w:szCs w:val="26"/>
-                <w14:ligatures w14:val="none"/>
-              </w:rPr>
-              <w:t xml:space="preserve">                          </w:t>
+              <w:t xml:space="preserve">   {{guaranteeFeeNote}}                             </w:t>
             </w:r>
           </w:p>
         </w:tc>
@@ -5371,21 +5243,8 @@
                 <w:lang w:val="fr-FR"/>
                 <w14:ligatures w14:val="none"/>
               </w:rPr>
-              <w:t xml:space="preserve">Nên số tiền thu </w:t>
-            </w:r>
-            <w:proofErr w:type="gramStart"/>
-            <w:r>
-              <w:rPr>
-                <w:rFonts w:ascii="Times New Roman" w:eastAsia="Times New Roman" w:hAnsi="Times New Roman" w:cs="Times New Roman"/>
-                <w:kern w:val="0"/>
-                <w:sz w:val="26"/>
-                <w:szCs w:val="26"/>
-                <w:lang w:val="fr-FR"/>
-                <w14:ligatures w14:val="none"/>
-              </w:rPr>
-              <w:t>là:</w:t>
-            </w:r>
-            <w:proofErr w:type="gramEnd"/>
+              <w:t>Nên số tiền thu là:</w:t>
+            </w:r>
           </w:p>
         </w:tc>
         <w:tc>
@@ -11419,6 +11278,7 @@
   <w:style w:type="character" w:default="1" w:styleId="DefaultParagraphFont">
     <w:name w:val="Default Paragraph Font"/>
     <w:uiPriority w:val="1"/>
+    <w:semiHidden/>
     <w:unhideWhenUsed/>
   </w:style>
   <w:style w:type="table" w:default="1" w:styleId="TableNormal">
